--- a/results_dem_915mhz.docx
+++ b/results_dem_915mhz.docx
@@ -21,9 +21,7 @@
         </w:rPr>
         <w:t>FYP — Ray-Tracing Propagation Modelling, Nottingham Urban Area</w:t>
         <w:br/>
-        <w:t>Ofcom 2018 Drive-Test Dataset  |  915.95 MHz  |  EA LiDAR 1 m DTM</w:t>
-        <w:br/>
-        <w:t>Run date: 2026-06-09</w:t>
+        <w:t>Ofcom 2018 Drive-Test  |  915.95 MHz  |  EA LiDAR 1 m DTM  |  2026-06-09</w:t>
       </w:r>
     </w:p>
     <w:p/>
@@ -33,15 +31,15 @@
         <w:jc w:val="left"/>
       </w:pPr>
       <w:r>
-        <w:t>1. Overview</w:t>
+        <w:t>1. Introduction and Motivation</w:t>
       </w:r>
     </w:p>
     <w:p>
       <w:r>
-        <w:t>This report presents the results of a ray-tracing simulation using Sionna RT 2.0 over a realistic Digital Elevation Model (DEM) of Nottingham. The DEM terrain replaces the flat ground plane used in an earlier baseline simulation, adding real elevation data from the Environment Agency LiDAR dataset. The objective is to assess whether the terrain elevation improves path loss prediction accuracy against Ofcom 2018 drive-test measurements at 915 MHz.</w:t>
-        <w:br/>
-        <w:br/>
-        <w:t>The scene covers a 9.76 km × 6.91 km area centred on a 17 m tall transmitter. 1 200 receiver locations from the Ofcom drive-test dataset are distributed across the scene at 1.5 m AGL. The simulation uses the Sionna PathSolver with all propagation mechanisms enabled (reflection, diffraction, scattering) and ITU_Concrete material for building facades.</w:t>
+        <w:rPr>
+          <w:sz w:val="20"/>
+        </w:rPr>
+        <w:t>This simulation uses a Digital Elevation Model (DEM) — real terrain height data from EA LiDAR — as the ground surface in a 3-D ray-tracing simulation of Nottingham at 915 MHz. The goal is to assess whether replacing the flat ground plane with realistic terrain elevation improves path loss prediction accuracy against Ofcom 2018 drive-test measurements.</w:t>
       </w:r>
     </w:p>
     <w:p>
@@ -50,7 +48,16 @@
         <w:jc w:val="left"/>
       </w:pPr>
       <w:r>
-        <w:t>2. Simulation Setup</w:t>
+        <w:t>2. Scene Construction — LiDAR Data and nDSM</w:t>
+      </w:r>
+    </w:p>
+    <w:p>
+      <w:pPr>
+        <w:pStyle w:val="Heading2"/>
+        <w:jc w:val="left"/>
+      </w:pPr>
+      <w:r>
+        <w:t>2.1 What is nDSM?</w:t>
       </w:r>
     </w:p>
     <w:tbl>
@@ -60,13 +67,15 @@
         <w:tblLook w:firstColumn="1" w:firstRow="1" w:lastColumn="0" w:lastRow="0" w:noHBand="0" w:noVBand="1" w:val="04A0"/>
       </w:tblPr>
       <w:tblGrid>
-        <w:gridCol w:w="4703"/>
-        <w:gridCol w:w="4703"/>
+        <w:gridCol w:w="2351"/>
+        <w:gridCol w:w="2351"/>
+        <w:gridCol w:w="2351"/>
+        <w:gridCol w:w="2351"/>
       </w:tblGrid>
       <w:tr>
         <w:tc>
           <w:tcPr>
-            <w:tcW w:type="dxa" w:w="4703"/>
+            <w:tcW w:type="dxa" w:w="2351"/>
           </w:tcPr>
           <w:p>
             <w:pPr>
@@ -75,15 +84,15 @@
             <w:r>
               <w:rPr>
                 <w:b/>
-                <w:sz w:val="17"/>
-              </w:rPr>
-              <w:t>Parameter</w:t>
-            </w:r>
-          </w:p>
-        </w:tc>
-        <w:tc>
-          <w:tcPr>
-            <w:tcW w:type="dxa" w:w="4703"/>
+                <w:sz w:val="16"/>
+              </w:rPr>
+              <w:t>Product</w:t>
+            </w:r>
+          </w:p>
+        </w:tc>
+        <w:tc>
+          <w:tcPr>
+            <w:tcW w:type="dxa" w:w="2351"/>
           </w:tcPr>
           <w:p>
             <w:pPr>
@@ -92,9 +101,43 @@
             <w:r>
               <w:rPr>
                 <w:b/>
-                <w:sz w:val="17"/>
-              </w:rPr>
-              <w:t>Value</w:t>
+                <w:sz w:val="16"/>
+              </w:rPr>
+              <w:t>Full Name</w:t>
+            </w:r>
+          </w:p>
+        </w:tc>
+        <w:tc>
+          <w:tcPr>
+            <w:tcW w:type="dxa" w:w="2351"/>
+          </w:tcPr>
+          <w:p>
+            <w:pPr>
+              <w:jc w:val="center"/>
+            </w:pPr>
+            <w:r>
+              <w:rPr>
+                <w:b/>
+                <w:sz w:val="16"/>
+              </w:rPr>
+              <w:t>What it captures</w:t>
+            </w:r>
+          </w:p>
+        </w:tc>
+        <w:tc>
+          <w:tcPr>
+            <w:tcW w:type="dxa" w:w="2351"/>
+          </w:tcPr>
+          <w:p>
+            <w:pPr>
+              <w:jc w:val="center"/>
+            </w:pPr>
+            <w:r>
+              <w:rPr>
+                <w:b/>
+                <w:sz w:val="16"/>
+              </w:rPr>
+              <w:t>Used for</w:t>
             </w:r>
           </w:p>
         </w:tc>
@@ -102,27 +145,53 @@
       <w:tr>
         <w:tc>
           <w:tcPr>
-            <w:tcW w:type="dxa" w:w="4703"/>
-          </w:tcPr>
-          <w:p>
-            <w:r>
-              <w:rPr>
-                <w:sz w:val="17"/>
-              </w:rPr>
-              <w:t>Frequency</w:t>
-            </w:r>
-          </w:p>
-        </w:tc>
-        <w:tc>
-          <w:tcPr>
-            <w:tcW w:type="dxa" w:w="4703"/>
-          </w:tcPr>
-          <w:p>
-            <w:r>
-              <w:rPr>
-                <w:sz w:val="17"/>
-              </w:rPr>
-              <w:t>915.95 MHz</w:t>
+            <w:tcW w:type="dxa" w:w="2351"/>
+          </w:tcPr>
+          <w:p>
+            <w:r>
+              <w:rPr>
+                <w:sz w:val="16"/>
+              </w:rPr>
+              <w:t>DTM</w:t>
+            </w:r>
+          </w:p>
+        </w:tc>
+        <w:tc>
+          <w:tcPr>
+            <w:tcW w:type="dxa" w:w="2351"/>
+          </w:tcPr>
+          <w:p>
+            <w:r>
+              <w:rPr>
+                <w:sz w:val="16"/>
+              </w:rPr>
+              <w:t>Digital Terrain Model</w:t>
+            </w:r>
+          </w:p>
+        </w:tc>
+        <w:tc>
+          <w:tcPr>
+            <w:tcW w:type="dxa" w:w="2351"/>
+          </w:tcPr>
+          <w:p>
+            <w:r>
+              <w:rPr>
+                <w:sz w:val="16"/>
+              </w:rPr>
+              <w:t>Bare earth only — buildings/trees stripped</w:t>
+            </w:r>
+          </w:p>
+        </w:tc>
+        <w:tc>
+          <w:tcPr>
+            <w:tcW w:type="dxa" w:w="2351"/>
+          </w:tcPr>
+          <w:p>
+            <w:r>
+              <w:rPr>
+                <w:sz w:val="16"/>
+              </w:rPr>
+              <w:t>Terrain mesh (ground)</w:t>
             </w:r>
           </w:p>
         </w:tc>
@@ -130,27 +199,53 @@
       <w:tr>
         <w:tc>
           <w:tcPr>
-            <w:tcW w:type="dxa" w:w="4703"/>
-          </w:tcPr>
-          <w:p>
-            <w:r>
-              <w:rPr>
-                <w:sz w:val="17"/>
-              </w:rPr>
-              <w:t>TX conducted power</w:t>
-            </w:r>
-          </w:p>
-        </w:tc>
-        <w:tc>
-          <w:tcPr>
-            <w:tcW w:type="dxa" w:w="4703"/>
-          </w:tcPr>
-          <w:p>
-            <w:r>
-              <w:rPr>
-                <w:sz w:val="17"/>
-              </w:rPr>
-              <w:t>49.0 dBm</w:t>
+            <w:tcW w:type="dxa" w:w="2351"/>
+          </w:tcPr>
+          <w:p>
+            <w:r>
+              <w:rPr>
+                <w:sz w:val="16"/>
+              </w:rPr>
+              <w:t>DSM</w:t>
+            </w:r>
+          </w:p>
+        </w:tc>
+        <w:tc>
+          <w:tcPr>
+            <w:tcW w:type="dxa" w:w="2351"/>
+          </w:tcPr>
+          <w:p>
+            <w:r>
+              <w:rPr>
+                <w:sz w:val="16"/>
+              </w:rPr>
+              <w:t>Digital Surface Model</w:t>
+            </w:r>
+          </w:p>
+        </w:tc>
+        <w:tc>
+          <w:tcPr>
+            <w:tcW w:type="dxa" w:w="2351"/>
+          </w:tcPr>
+          <w:p>
+            <w:r>
+              <w:rPr>
+                <w:sz w:val="16"/>
+              </w:rPr>
+              <w:t>Rooftops + tree canopy included</w:t>
+            </w:r>
+          </w:p>
+        </w:tc>
+        <w:tc>
+          <w:tcPr>
+            <w:tcW w:type="dxa" w:w="2351"/>
+          </w:tcPr>
+          <w:p>
+            <w:r>
+              <w:rPr>
+                <w:sz w:val="16"/>
+              </w:rPr>
+              <w:t>Building height extraction</w:t>
             </w:r>
           </w:p>
         </w:tc>
@@ -158,325 +253,490 @@
       <w:tr>
         <w:tc>
           <w:tcPr>
-            <w:tcW w:type="dxa" w:w="4703"/>
-          </w:tcPr>
-          <w:p>
-            <w:r>
-              <w:rPr>
-                <w:sz w:val="17"/>
-              </w:rPr>
-              <w:t>TX antenna</w:t>
-            </w:r>
-          </w:p>
-        </w:tc>
-        <w:tc>
-          <w:tcPr>
-            <w:tcW w:type="dxa" w:w="4703"/>
-          </w:tcPr>
-          <w:p>
-            <w:r>
-              <w:rPr>
-                <w:sz w:val="17"/>
-              </w:rPr>
-              <w:t>Collinear omni, 1.3 dBi, donut pattern</w:t>
-            </w:r>
-          </w:p>
-        </w:tc>
-      </w:tr>
-      <w:tr>
-        <w:tc>
-          <w:tcPr>
-            <w:tcW w:type="dxa" w:w="4703"/>
-          </w:tcPr>
-          <w:p>
-            <w:r>
-              <w:rPr>
-                <w:sz w:val="17"/>
-              </w:rPr>
-              <w:t>TX height AGL</w:t>
-            </w:r>
-          </w:p>
-        </w:tc>
-        <w:tc>
-          <w:tcPr>
-            <w:tcW w:type="dxa" w:w="4703"/>
-          </w:tcPr>
-          <w:p>
-            <w:r>
-              <w:rPr>
-                <w:sz w:val="17"/>
-              </w:rPr>
-              <w:t>17.0 m</w:t>
-            </w:r>
-          </w:p>
-        </w:tc>
-      </w:tr>
-      <w:tr>
-        <w:tc>
-          <w:tcPr>
-            <w:tcW w:type="dxa" w:w="4703"/>
-          </w:tcPr>
-          <w:p>
-            <w:r>
-              <w:rPr>
-                <w:sz w:val="17"/>
-              </w:rPr>
-              <w:t>RX height AGL</w:t>
-            </w:r>
-          </w:p>
-        </w:tc>
-        <w:tc>
-          <w:tcPr>
-            <w:tcW w:type="dxa" w:w="4703"/>
-          </w:tcPr>
-          <w:p>
-            <w:r>
-              <w:rPr>
-                <w:sz w:val="17"/>
-              </w:rPr>
-              <w:t>1.5 m</w:t>
-            </w:r>
-          </w:p>
-        </w:tc>
-      </w:tr>
-      <w:tr>
-        <w:tc>
-          <w:tcPr>
-            <w:tcW w:type="dxa" w:w="4703"/>
-          </w:tcPr>
-          <w:p>
-            <w:r>
-              <w:rPr>
-                <w:sz w:val="17"/>
-              </w:rPr>
-              <w:t>Terrain model</w:t>
-            </w:r>
-          </w:p>
-        </w:tc>
-        <w:tc>
-          <w:tcPr>
-            <w:tcW w:type="dxa" w:w="4703"/>
-          </w:tcPr>
-          <w:p>
-            <w:r>
-              <w:rPr>
-                <w:sz w:val="17"/>
-              </w:rPr>
-              <w:t>EA LiDAR 1 m DTM (DEM — not flat)</w:t>
-            </w:r>
-          </w:p>
-        </w:tc>
-      </w:tr>
-      <w:tr>
-        <w:tc>
-          <w:tcPr>
-            <w:tcW w:type="dxa" w:w="4703"/>
-          </w:tcPr>
-          <w:p>
-            <w:r>
-              <w:rPr>
-                <w:sz w:val="17"/>
-              </w:rPr>
-              <w:t>Ground material</w:t>
-            </w:r>
-          </w:p>
-        </w:tc>
-        <w:tc>
-          <w:tcPr>
-            <w:tcW w:type="dxa" w:w="4703"/>
-          </w:tcPr>
-          <w:p>
-            <w:r>
-              <w:rPr>
-                <w:sz w:val="17"/>
-              </w:rPr>
-              <w:t>Dry soil — εr = 2.8, σ = 0 S/m</w:t>
-            </w:r>
-          </w:p>
-        </w:tc>
-      </w:tr>
-      <w:tr>
-        <w:tc>
-          <w:tcPr>
-            <w:tcW w:type="dxa" w:w="4703"/>
-          </w:tcPr>
-          <w:p>
-            <w:r>
-              <w:rPr>
-                <w:sz w:val="17"/>
-              </w:rPr>
-              <w:t>Scattering coefficient</w:t>
-            </w:r>
-          </w:p>
-        </w:tc>
-        <w:tc>
-          <w:tcPr>
-            <w:tcW w:type="dxa" w:w="4703"/>
-          </w:tcPr>
-          <w:p>
-            <w:r>
-              <w:rPr>
-                <w:sz w:val="17"/>
-              </w:rPr>
-              <w:t>0.7</w:t>
-            </w:r>
-          </w:p>
-        </w:tc>
-      </w:tr>
-      <w:tr>
-        <w:tc>
-          <w:tcPr>
-            <w:tcW w:type="dxa" w:w="4703"/>
-          </w:tcPr>
-          <w:p>
-            <w:r>
-              <w:rPr>
-                <w:sz w:val="17"/>
-              </w:rPr>
-              <w:t>Max ray depth</w:t>
-            </w:r>
-          </w:p>
-        </w:tc>
-        <w:tc>
-          <w:tcPr>
-            <w:tcW w:type="dxa" w:w="4703"/>
-          </w:tcPr>
-          <w:p>
-            <w:r>
-              <w:rPr>
-                <w:sz w:val="17"/>
-              </w:rPr>
-              <w:t>15</w:t>
-            </w:r>
-          </w:p>
-        </w:tc>
-      </w:tr>
-      <w:tr>
-        <w:tc>
-          <w:tcPr>
-            <w:tcW w:type="dxa" w:w="4703"/>
-          </w:tcPr>
-          <w:p>
-            <w:r>
-              <w:rPr>
-                <w:sz w:val="17"/>
-              </w:rPr>
-              <w:t>Monte-Carlo samples</w:t>
-            </w:r>
-          </w:p>
-        </w:tc>
-        <w:tc>
-          <w:tcPr>
-            <w:tcW w:type="dxa" w:w="4703"/>
-          </w:tcPr>
-          <w:p>
-            <w:r>
-              <w:rPr>
-                <w:sz w:val="17"/>
-              </w:rPr>
-              <w:t>100 000 000</w:t>
-            </w:r>
-          </w:p>
-        </w:tc>
-      </w:tr>
-      <w:tr>
-        <w:tc>
-          <w:tcPr>
-            <w:tcW w:type="dxa" w:w="4703"/>
-          </w:tcPr>
-          <w:p>
-            <w:r>
-              <w:rPr>
-                <w:sz w:val="17"/>
-              </w:rPr>
-              <w:t>Receivers</w:t>
-            </w:r>
-          </w:p>
-        </w:tc>
-        <w:tc>
-          <w:tcPr>
-            <w:tcW w:type="dxa" w:w="4703"/>
-          </w:tcPr>
-          <w:p>
-            <w:r>
-              <w:rPr>
-                <w:sz w:val="17"/>
-              </w:rPr>
-              <w:t>1 200</w:t>
-            </w:r>
-          </w:p>
-        </w:tc>
-      </w:tr>
-      <w:tr>
-        <w:tc>
-          <w:tcPr>
-            <w:tcW w:type="dxa" w:w="4703"/>
-          </w:tcPr>
-          <w:p>
-            <w:r>
-              <w:rPr>
-                <w:sz w:val="17"/>
-              </w:rPr>
-              <w:t>Elevation range</w:t>
-            </w:r>
-          </w:p>
-        </w:tc>
-        <w:tc>
-          <w:tcPr>
-            <w:tcW w:type="dxa" w:w="4703"/>
-          </w:tcPr>
-          <w:p>
-            <w:r>
-              <w:rPr>
-                <w:sz w:val="17"/>
-              </w:rPr>
-              <w:t>19.4 – 142.8 m ASL</w:t>
-            </w:r>
-          </w:p>
-        </w:tc>
-      </w:tr>
-      <w:tr>
-        <w:tc>
-          <w:tcPr>
-            <w:tcW w:type="dxa" w:w="4703"/>
-          </w:tcPr>
-          <w:p>
-            <w:r>
-              <w:rPr>
-                <w:sz w:val="17"/>
-              </w:rPr>
-              <w:t>Scene size</w:t>
-            </w:r>
-          </w:p>
-        </w:tc>
-        <w:tc>
-          <w:tcPr>
-            <w:tcW w:type="dxa" w:w="4703"/>
-          </w:tcPr>
-          <w:p>
-            <w:r>
-              <w:rPr>
-                <w:sz w:val="17"/>
-              </w:rPr>
-              <w:t>9.76 km × 6.91 km</w:t>
+            <w:tcW w:type="dxa" w:w="2351"/>
+          </w:tcPr>
+          <w:p>
+            <w:r>
+              <w:rPr>
+                <w:sz w:val="16"/>
+              </w:rPr>
+              <w:t>nDSM</w:t>
+            </w:r>
+          </w:p>
+        </w:tc>
+        <w:tc>
+          <w:tcPr>
+            <w:tcW w:type="dxa" w:w="2351"/>
+          </w:tcPr>
+          <w:p>
+            <w:r>
+              <w:rPr>
+                <w:sz w:val="16"/>
+              </w:rPr>
+              <w:t>normalised DSM</w:t>
+            </w:r>
+          </w:p>
+        </w:tc>
+        <w:tc>
+          <w:tcPr>
+            <w:tcW w:type="dxa" w:w="2351"/>
+          </w:tcPr>
+          <w:p>
+            <w:r>
+              <w:rPr>
+                <w:sz w:val="16"/>
+              </w:rPr>
+              <w:t>nDSM = DSM − DTM (object height above ground)</w:t>
+            </w:r>
+          </w:p>
+        </w:tc>
+        <w:tc>
+          <w:tcPr>
+            <w:tcW w:type="dxa" w:w="2351"/>
+          </w:tcPr>
+          <w:p>
+            <w:r>
+              <w:rPr>
+                <w:sz w:val="16"/>
+              </w:rPr>
+              <w:t>Per-building height measurement</w:t>
             </w:r>
           </w:p>
         </w:tc>
       </w:tr>
     </w:tbl>
-    <w:p/>
+    <w:p>
+      <w:r>
+        <w:rPr>
+          <w:sz w:val="20"/>
+        </w:rPr>
+        <w:br/>
+        <w:t>nDSM = DSM − DTM: subtracting the bare-earth DTM from the surface DSM isolates the height of every structure. A pixel with nDSM = 0 is open ground; nDSM = 20 m means a 20 m building is present. Each OSM building footprint is assigned max(nDSM pixels inside footprint) — physically measured heights from LiDAR rather than unreliable OSM tags.</w:t>
+      </w:r>
+    </w:p>
     <w:p>
       <w:pPr>
         <w:pStyle w:val="Heading2"/>
         <w:jc w:val="left"/>
       </w:pPr>
       <w:r>
-        <w:t>Path Loss Formulas</w:t>
+        <w:t>2.2 Files Required</w:t>
       </w:r>
     </w:p>
+    <w:tbl>
+      <w:tblPr>
+        <w:tblStyle w:val="TableGrid"/>
+        <w:tblW w:type="auto" w:w="0"/>
+        <w:tblLook w:firstColumn="1" w:firstRow="1" w:lastColumn="0" w:lastRow="0" w:noHBand="0" w:noVBand="1" w:val="04A0"/>
+      </w:tblPr>
+      <w:tblGrid>
+        <w:gridCol w:w="2351"/>
+        <w:gridCol w:w="2351"/>
+        <w:gridCol w:w="2351"/>
+        <w:gridCol w:w="2351"/>
+      </w:tblGrid>
+      <w:tr>
+        <w:tc>
+          <w:tcPr>
+            <w:tcW w:type="dxa" w:w="2351"/>
+          </w:tcPr>
+          <w:p>
+            <w:pPr>
+              <w:jc w:val="center"/>
+            </w:pPr>
+            <w:r>
+              <w:rPr>
+                <w:b/>
+                <w:sz w:val="16"/>
+              </w:rPr>
+              <w:t>File</w:t>
+            </w:r>
+          </w:p>
+        </w:tc>
+        <w:tc>
+          <w:tcPr>
+            <w:tcW w:type="dxa" w:w="2351"/>
+          </w:tcPr>
+          <w:p>
+            <w:pPr>
+              <w:jc w:val="center"/>
+            </w:pPr>
+            <w:r>
+              <w:rPr>
+                <w:b/>
+                <w:sz w:val="16"/>
+              </w:rPr>
+              <w:t>Source</w:t>
+            </w:r>
+          </w:p>
+        </w:tc>
+        <w:tc>
+          <w:tcPr>
+            <w:tcW w:type="dxa" w:w="2351"/>
+          </w:tcPr>
+          <w:p>
+            <w:pPr>
+              <w:jc w:val="center"/>
+            </w:pPr>
+            <w:r>
+              <w:rPr>
+                <w:b/>
+                <w:sz w:val="16"/>
+              </w:rPr>
+              <w:t>Resolution</w:t>
+            </w:r>
+          </w:p>
+        </w:tc>
+        <w:tc>
+          <w:tcPr>
+            <w:tcW w:type="dxa" w:w="2351"/>
+          </w:tcPr>
+          <w:p>
+            <w:pPr>
+              <w:jc w:val="center"/>
+            </w:pPr>
+            <w:r>
+              <w:rPr>
+                <w:b/>
+                <w:sz w:val="16"/>
+              </w:rPr>
+              <w:t>Purpose</w:t>
+            </w:r>
+          </w:p>
+        </w:tc>
+      </w:tr>
+      <w:tr>
+        <w:tc>
+          <w:tcPr>
+            <w:tcW w:type="dxa" w:w="2351"/>
+          </w:tcPr>
+          <w:p>
+            <w:r>
+              <w:rPr>
+                <w:sz w:val="16"/>
+              </w:rPr>
+              <w:t>dem.tif (DTM tiles)</w:t>
+            </w:r>
+          </w:p>
+        </w:tc>
+        <w:tc>
+          <w:tcPr>
+            <w:tcW w:type="dxa" w:w="2351"/>
+          </w:tcPr>
+          <w:p>
+            <w:r>
+              <w:rPr>
+                <w:sz w:val="16"/>
+              </w:rPr>
+              <w:t>EA Open LiDAR portal</w:t>
+            </w:r>
+          </w:p>
+        </w:tc>
+        <w:tc>
+          <w:tcPr>
+            <w:tcW w:type="dxa" w:w="2351"/>
+          </w:tcPr>
+          <w:p>
+            <w:r>
+              <w:rPr>
+                <w:sz w:val="16"/>
+              </w:rPr>
+              <w:t>1 m</w:t>
+            </w:r>
+          </w:p>
+        </w:tc>
+        <w:tc>
+          <w:tcPr>
+            <w:tcW w:type="dxa" w:w="2351"/>
+          </w:tcPr>
+          <w:p>
+            <w:r>
+              <w:rPr>
+                <w:sz w:val="16"/>
+              </w:rPr>
+              <w:t>Terrain mesh — bare earth</w:t>
+            </w:r>
+          </w:p>
+        </w:tc>
+      </w:tr>
+      <w:tr>
+        <w:tc>
+          <w:tcPr>
+            <w:tcW w:type="dxa" w:w="2351"/>
+          </w:tcPr>
+          <w:p>
+            <w:r>
+              <w:rPr>
+                <w:sz w:val="16"/>
+              </w:rPr>
+              <w:t>dsm.tif (DSM tiles)</w:t>
+            </w:r>
+          </w:p>
+        </w:tc>
+        <w:tc>
+          <w:tcPr>
+            <w:tcW w:type="dxa" w:w="2351"/>
+          </w:tcPr>
+          <w:p>
+            <w:r>
+              <w:rPr>
+                <w:sz w:val="16"/>
+              </w:rPr>
+              <w:t>EA Open LiDAR portal</w:t>
+            </w:r>
+          </w:p>
+        </w:tc>
+        <w:tc>
+          <w:tcPr>
+            <w:tcW w:type="dxa" w:w="2351"/>
+          </w:tcPr>
+          <w:p>
+            <w:r>
+              <w:rPr>
+                <w:sz w:val="16"/>
+              </w:rPr>
+              <w:t>1 m</w:t>
+            </w:r>
+          </w:p>
+        </w:tc>
+        <w:tc>
+          <w:tcPr>
+            <w:tcW w:type="dxa" w:w="2351"/>
+          </w:tcPr>
+          <w:p>
+            <w:r>
+              <w:rPr>
+                <w:sz w:val="16"/>
+              </w:rPr>
+              <w:t>Building height via nDSM</w:t>
+            </w:r>
+          </w:p>
+        </w:tc>
+      </w:tr>
+      <w:tr>
+        <w:tc>
+          <w:tcPr>
+            <w:tcW w:type="dxa" w:w="2351"/>
+          </w:tcPr>
+          <w:p>
+            <w:r>
+              <w:rPr>
+                <w:sz w:val="16"/>
+              </w:rPr>
+              <w:t>ndsm.tif</w:t>
+            </w:r>
+          </w:p>
+        </w:tc>
+        <w:tc>
+          <w:tcPr>
+            <w:tcW w:type="dxa" w:w="2351"/>
+          </w:tcPr>
+          <w:p>
+            <w:r>
+              <w:rPr>
+                <w:sz w:val="16"/>
+              </w:rPr>
+              <w:t>Computed: DSM − DTM</w:t>
+            </w:r>
+          </w:p>
+        </w:tc>
+        <w:tc>
+          <w:tcPr>
+            <w:tcW w:type="dxa" w:w="2351"/>
+          </w:tcPr>
+          <w:p>
+            <w:r>
+              <w:rPr>
+                <w:sz w:val="16"/>
+              </w:rPr>
+              <w:t>1 m</w:t>
+            </w:r>
+          </w:p>
+        </w:tc>
+        <w:tc>
+          <w:tcPr>
+            <w:tcW w:type="dxa" w:w="2351"/>
+          </w:tcPr>
+          <w:p>
+            <w:r>
+              <w:rPr>
+                <w:sz w:val="16"/>
+              </w:rPr>
+              <w:t>Per-pixel height above ground</w:t>
+            </w:r>
+          </w:p>
+        </w:tc>
+      </w:tr>
+      <w:tr>
+        <w:tc>
+          <w:tcPr>
+            <w:tcW w:type="dxa" w:w="2351"/>
+          </w:tcPr>
+          <w:p>
+            <w:r>
+              <w:rPr>
+                <w:sz w:val="16"/>
+              </w:rPr>
+              <w:t>OSM buildings (GeoJSON)</w:t>
+            </w:r>
+          </w:p>
+        </w:tc>
+        <w:tc>
+          <w:tcPr>
+            <w:tcW w:type="dxa" w:w="2351"/>
+          </w:tcPr>
+          <w:p>
+            <w:r>
+              <w:rPr>
+                <w:sz w:val="16"/>
+              </w:rPr>
+              <w:t>OpenStreetMap / osmnx</w:t>
+            </w:r>
+          </w:p>
+        </w:tc>
+        <w:tc>
+          <w:tcPr>
+            <w:tcW w:type="dxa" w:w="2351"/>
+          </w:tcPr>
+          <w:p>
+            <w:r>
+              <w:rPr>
+                <w:sz w:val="16"/>
+              </w:rPr>
+              <w:t>Vector</w:t>
+            </w:r>
+          </w:p>
+        </w:tc>
+        <w:tc>
+          <w:tcPr>
+            <w:tcW w:type="dxa" w:w="2351"/>
+          </w:tcPr>
+          <w:p>
+            <w:r>
+              <w:rPr>
+                <w:sz w:val="16"/>
+              </w:rPr>
+              <w:t>Building footprints</w:t>
+            </w:r>
+          </w:p>
+        </w:tc>
+      </w:tr>
+      <w:tr>
+        <w:tc>
+          <w:tcPr>
+            <w:tcW w:type="dxa" w:w="2351"/>
+          </w:tcPr>
+          <w:p>
+            <w:r>
+              <w:rPr>
+                <w:sz w:val="16"/>
+              </w:rPr>
+              <w:t>OSM roads (GeoJSON)</w:t>
+            </w:r>
+          </w:p>
+        </w:tc>
+        <w:tc>
+          <w:tcPr>
+            <w:tcW w:type="dxa" w:w="2351"/>
+          </w:tcPr>
+          <w:p>
+            <w:r>
+              <w:rPr>
+                <w:sz w:val="16"/>
+              </w:rPr>
+              <w:t>OpenStreetMap / osmnx</w:t>
+            </w:r>
+          </w:p>
+        </w:tc>
+        <w:tc>
+          <w:tcPr>
+            <w:tcW w:type="dxa" w:w="2351"/>
+          </w:tcPr>
+          <w:p>
+            <w:r>
+              <w:rPr>
+                <w:sz w:val="16"/>
+              </w:rPr>
+              <w:t>Vector</w:t>
+            </w:r>
+          </w:p>
+        </w:tc>
+        <w:tc>
+          <w:tcPr>
+            <w:tcW w:type="dxa" w:w="2351"/>
+          </w:tcPr>
+          <w:p>
+            <w:r>
+              <w:rPr>
+                <w:sz w:val="16"/>
+              </w:rPr>
+              <w:t>Road surface PLY</w:t>
+            </w:r>
+          </w:p>
+        </w:tc>
+      </w:tr>
+      <w:tr>
+        <w:tc>
+          <w:tcPr>
+            <w:tcW w:type="dxa" w:w="2351"/>
+          </w:tcPr>
+          <w:p>
+            <w:r>
+              <w:rPr>
+                <w:sz w:val="16"/>
+              </w:rPr>
+              <w:t>scene_parameters.json</w:t>
+            </w:r>
+          </w:p>
+        </w:tc>
+        <w:tc>
+          <w:tcPr>
+            <w:tcW w:type="dxa" w:w="2351"/>
+          </w:tcPr>
+          <w:p>
+            <w:r>
+              <w:rPr>
+                <w:sz w:val="16"/>
+              </w:rPr>
+              <w:t>Scene builder output</w:t>
+            </w:r>
+          </w:p>
+        </w:tc>
+        <w:tc>
+          <w:tcPr>
+            <w:tcW w:type="dxa" w:w="2351"/>
+          </w:tcPr>
+          <w:p>
+            <w:r>
+              <w:rPr>
+                <w:sz w:val="16"/>
+              </w:rPr>
+              <w:t>—</w:t>
+            </w:r>
+          </w:p>
+        </w:tc>
+        <w:tc>
+          <w:tcPr>
+            <w:tcW w:type="dxa" w:w="2351"/>
+          </w:tcPr>
+          <w:p>
+            <w:r>
+              <w:rPr>
+                <w:sz w:val="16"/>
+              </w:rPr>
+              <w:t>Centre, UTM, extent</w:t>
+            </w:r>
+          </w:p>
+        </w:tc>
+      </w:tr>
+    </w:tbl>
     <w:p>
+      <w:pPr>
+        <w:pStyle w:val="Heading2"/>
+        <w:jc w:val="left"/>
+      </w:pPr>
       <w:r>
-        <w:t>Sionna PathSolver returns complex path amplitudes paths.a (shape: [batch, rx, tx, paths]). These include TX and RX antenna gains. Three combining methods are evaluated:</w:t>
+        <w:t>2.3 CSV Files Attached to this Report</w:t>
       </w:r>
     </w:p>
     <w:tbl>
@@ -502,9 +762,9 @@
             <w:r>
               <w:rPr>
                 <w:b/>
-                <w:sz w:val="17"/>
-              </w:rPr>
-              <w:t>Method</w:t>
+                <w:sz w:val="16"/>
+              </w:rPr>
+              <w:t>File</w:t>
             </w:r>
           </w:p>
         </w:tc>
@@ -519,9 +779,9 @@
             <w:r>
               <w:rPr>
                 <w:b/>
-                <w:sz w:val="17"/>
-              </w:rPr>
-              <w:t>Formula</w:t>
+                <w:sz w:val="16"/>
+              </w:rPr>
+              <w:t>Produced by</w:t>
             </w:r>
           </w:p>
         </w:tc>
@@ -536,9 +796,9 @@
             <w:r>
               <w:rPr>
                 <w:b/>
-                <w:sz w:val="17"/>
-              </w:rPr>
-              <w:t>Meaning</w:t>
+                <w:sz w:val="16"/>
+              </w:rPr>
+              <w:t>Contents</w:t>
             </w:r>
           </w:p>
         </w:tc>
@@ -551,9 +811,9 @@
           <w:p>
             <w:r>
               <w:rPr>
-                <w:sz w:val="17"/>
-              </w:rPr>
-              <w:t>Best ON</w:t>
+                <w:sz w:val="16"/>
+              </w:rPr>
+              <w:t>receiver_locations.csv</w:t>
             </w:r>
           </w:p>
         </w:tc>
@@ -564,9 +824,9 @@
           <w:p>
             <w:r>
               <w:rPr>
-                <w:sz w:val="17"/>
-              </w:rPr>
-              <w:t>max_i |a_i|²</w:t>
+                <w:sz w:val="16"/>
+              </w:rPr>
+              <w:t>Scene builder</w:t>
             </w:r>
           </w:p>
         </w:tc>
@@ -577,9 +837,9 @@
           <w:p>
             <w:r>
               <w:rPr>
-                <w:sz w:val="17"/>
-              </w:rPr>
-              <w:t>Strongest single path</w:t>
+                <w:sz w:val="16"/>
+              </w:rPr>
+              <w:t>GPS + local XYZ of all 1 200 RX</w:t>
             </w:r>
           </w:p>
         </w:tc>
@@ -592,9 +852,9 @@
           <w:p>
             <w:r>
               <w:rPr>
-                <w:sz w:val="17"/>
-              </w:rPr>
-              <w:t>Incoh ON</w:t>
+                <w:sz w:val="16"/>
+              </w:rPr>
+              <w:t>transmitter_positions.csv</w:t>
             </w:r>
           </w:p>
         </w:tc>
@@ -605,9 +865,9 @@
           <w:p>
             <w:r>
               <w:rPr>
-                <w:sz w:val="17"/>
-              </w:rPr>
-              <w:t>Σ_i |a_i|²</w:t>
+                <w:sz w:val="16"/>
+              </w:rPr>
+              <w:t>Simulation — TX placement</w:t>
             </w:r>
           </w:p>
         </w:tc>
@@ -618,9 +878,9 @@
           <w:p>
             <w:r>
               <w:rPr>
-                <w:sz w:val="17"/>
-              </w:rPr>
-              <w:t>Incoherent power sum (random phases)</w:t>
+                <w:sz w:val="16"/>
+              </w:rPr>
+              <w:t>TX GPS, local XYZ, height AGL</w:t>
             </w:r>
           </w:p>
         </w:tc>
@@ -633,9 +893,9 @@
           <w:p>
             <w:r>
               <w:rPr>
-                <w:sz w:val="17"/>
-              </w:rPr>
-              <w:t>Coh ON</w:t>
+                <w:sz w:val="16"/>
+              </w:rPr>
+              <w:t>measurements_with_pathloss.csv</w:t>
             </w:r>
           </w:p>
         </w:tc>
@@ -646,9 +906,9 @@
           <w:p>
             <w:r>
               <w:rPr>
-                <w:sz w:val="17"/>
-              </w:rPr>
-              <w:t>|Σ_i a_i|²</w:t>
+                <w:sz w:val="16"/>
+              </w:rPr>
+              <w:t>Simulation — data import</w:t>
             </w:r>
           </w:p>
         </w:tc>
@@ -659,43 +919,185 @@
           <w:p>
             <w:r>
               <w:rPr>
-                <w:sz w:val="17"/>
-              </w:rPr>
-              <w:t>Coherent combining (fixed phases)</w:t>
+                <w:sz w:val="16"/>
+              </w:rPr>
+              <w:t>Measured RSSI, PL_meas, GPS, distance</w:t>
+            </w:r>
+          </w:p>
+        </w:tc>
+      </w:tr>
+      <w:tr>
+        <w:tc>
+          <w:tcPr>
+            <w:tcW w:type="dxa" w:w="3135"/>
+          </w:tcPr>
+          <w:p>
+            <w:r>
+              <w:rPr>
+                <w:sz w:val="16"/>
+              </w:rPr>
+              <w:t>simulation_results.csv</w:t>
+            </w:r>
+          </w:p>
+        </w:tc>
+        <w:tc>
+          <w:tcPr>
+            <w:tcW w:type="dxa" w:w="3135"/>
+          </w:tcPr>
+          <w:p>
+            <w:r>
+              <w:rPr>
+                <w:sz w:val="16"/>
+              </w:rPr>
+              <w:t>Simulation — path solver</w:t>
+            </w:r>
+          </w:p>
+        </w:tc>
+        <w:tc>
+          <w:tcPr>
+            <w:tcW w:type="dxa" w:w="3135"/>
+          </w:tcPr>
+          <w:p>
+            <w:r>
+              <w:rPr>
+                <w:sz w:val="16"/>
+              </w:rPr>
+              <w:t>Simulated RSSI/PL for all methods per RX</w:t>
+            </w:r>
+          </w:p>
+        </w:tc>
+      </w:tr>
+      <w:tr>
+        <w:tc>
+          <w:tcPr>
+            <w:tcW w:type="dxa" w:w="3135"/>
+          </w:tcPr>
+          <w:p>
+            <w:r>
+              <w:rPr>
+                <w:sz w:val="16"/>
+              </w:rPr>
+              <w:t>cumulative_eval.csv</w:t>
+            </w:r>
+          </w:p>
+        </w:tc>
+        <w:tc>
+          <w:tcPr>
+            <w:tcW w:type="dxa" w:w="3135"/>
+          </w:tcPr>
+          <w:p>
+            <w:r>
+              <w:rPr>
+                <w:sz w:val="16"/>
+              </w:rPr>
+              <w:t>Simulation — CELL 8e</w:t>
+            </w:r>
+          </w:p>
+        </w:tc>
+        <w:tc>
+          <w:tcPr>
+            <w:tcW w:type="dxa" w:w="3135"/>
+          </w:tcPr>
+          <w:p>
+            <w:r>
+              <w:rPr>
+                <w:sz w:val="16"/>
+              </w:rPr>
+              <w:t>Cumulative RMSE/Bias/R² vs distance threshold</w:t>
+            </w:r>
+          </w:p>
+        </w:tc>
+      </w:tr>
+      <w:tr>
+        <w:tc>
+          <w:tcPr>
+            <w:tcW w:type="dxa" w:w="3135"/>
+          </w:tcPr>
+          <w:p>
+            <w:r>
+              <w:rPr>
+                <w:sz w:val="16"/>
+              </w:rPr>
+              <w:t>per_receiver_eval.csv</w:t>
+            </w:r>
+          </w:p>
+        </w:tc>
+        <w:tc>
+          <w:tcPr>
+            <w:tcW w:type="dxa" w:w="3135"/>
+          </w:tcPr>
+          <w:p>
+            <w:r>
+              <w:rPr>
+                <w:sz w:val="16"/>
+              </w:rPr>
+              <w:t>Simulation — CELL 8</w:t>
+            </w:r>
+          </w:p>
+        </w:tc>
+        <w:tc>
+          <w:tcPr>
+            <w:tcW w:type="dxa" w:w="3135"/>
+          </w:tcPr>
+          <w:p>
+            <w:r>
+              <w:rPr>
+                <w:sz w:val="16"/>
+              </w:rPr>
+              <w:t>Per-RX: PL_sim, PL_meas, error, distance, ray count</w:t>
+            </w:r>
+          </w:p>
+        </w:tc>
+      </w:tr>
+      <w:tr>
+        <w:tc>
+          <w:tcPr>
+            <w:tcW w:type="dxa" w:w="3135"/>
+          </w:tcPr>
+          <w:p>
+            <w:r>
+              <w:rPr>
+                <w:sz w:val="16"/>
+              </w:rPr>
+              <w:t>scene_parameters.json</w:t>
+            </w:r>
+          </w:p>
+        </w:tc>
+        <w:tc>
+          <w:tcPr>
+            <w:tcW w:type="dxa" w:w="3135"/>
+          </w:tcPr>
+          <w:p>
+            <w:r>
+              <w:rPr>
+                <w:sz w:val="16"/>
+              </w:rPr>
+              <w:t>Scene builder — CELL 0</w:t>
+            </w:r>
+          </w:p>
+        </w:tc>
+        <w:tc>
+          <w:tcPr>
+            <w:tcW w:type="dxa" w:w="3135"/>
+          </w:tcPr>
+          <w:p>
+            <w:r>
+              <w:rPr>
+                <w:sz w:val="16"/>
+              </w:rPr>
+              <w:t>Scene metadata (centre, UTM, extent, elevation)</w:t>
             </w:r>
           </w:p>
         </w:tc>
       </w:tr>
     </w:tbl>
-    <w:p/>
-    <w:p>
-      <w:r>
-        <w:t>PL_sim (dB) = −10 · log10(path_gain)</w:t>
-        <w:br/>
-        <w:t>RSSI_sim (dBm) = 49.0 + 10 · log10(path_gain)</w:t>
-        <w:br/>
-        <w:t>PL_meas (dB) = 49.0 − RSSI_meas</w:t>
-        <w:br/>
-        <w:br/>
-        <w:t>No additional offsets or corrections are applied.</w:t>
-      </w:r>
-    </w:p>
-    <w:p>
-      <w:pPr>
-        <w:pStyle w:val="Heading1"/>
-        <w:jc w:val="left"/>
-      </w:pPr>
-      <w:r>
-        <w:t>3. Simulation Results</w:t>
-      </w:r>
-    </w:p>
     <w:p>
       <w:pPr>
         <w:pStyle w:val="Heading2"/>
         <w:jc w:val="left"/>
       </w:pPr>
       <w:r>
-        <w:t>3.1 Solver Statistics</w:t>
+        <w:t>2.4 Scene Extent</w:t>
       </w:r>
     </w:p>
     <w:tbl>
@@ -720,9 +1122,9 @@
             <w:r>
               <w:rPr>
                 <w:b/>
-                <w:sz w:val="17"/>
-              </w:rPr>
-              <w:t>Statistic</w:t>
+                <w:sz w:val="16"/>
+              </w:rPr>
+              <w:t>Parameter</w:t>
             </w:r>
           </w:p>
         </w:tc>
@@ -737,7 +1139,7 @@
             <w:r>
               <w:rPr>
                 <w:b/>
-                <w:sz w:val="17"/>
+                <w:sz w:val="16"/>
               </w:rPr>
               <w:t>Value</w:t>
             </w:r>
@@ -752,9 +1154,9 @@
           <w:p>
             <w:r>
               <w:rPr>
-                <w:sz w:val="17"/>
-              </w:rPr>
-              <w:t>Receivers solved (paths found)</w:t>
+                <w:sz w:val="16"/>
+              </w:rPr>
+              <w:t>Scene size</w:t>
             </w:r>
           </w:p>
         </w:tc>
@@ -765,9 +1167,9 @@
           <w:p>
             <w:r>
               <w:rPr>
-                <w:sz w:val="17"/>
-              </w:rPr>
-              <w:t>1 023 / 1 200  (85.2%)</w:t>
+                <w:sz w:val="16"/>
+              </w:rPr>
+              <w:t>9.76 km × 6.91 km</w:t>
             </w:r>
           </w:p>
         </w:tc>
@@ -780,9 +1182,9 @@
           <w:p>
             <w:r>
               <w:rPr>
-                <w:sz w:val="17"/>
-              </w:rPr>
-              <w:t>Receivers with no paths (NaN)</w:t>
+                <w:sz w:val="16"/>
+              </w:rPr>
+              <w:t>Elevation range</w:t>
             </w:r>
           </w:p>
         </w:tc>
@@ -793,9 +1195,9 @@
           <w:p>
             <w:r>
               <w:rPr>
-                <w:sz w:val="17"/>
-              </w:rPr>
-              <w:t>177  (14.8%)</w:t>
+                <w:sz w:val="16"/>
+              </w:rPr>
+              <w:t>19.4 – 142.8 m ASL</w:t>
             </w:r>
           </w:p>
         </w:tc>
@@ -808,9 +1210,9 @@
           <w:p>
             <w:r>
               <w:rPr>
-                <w:sz w:val="17"/>
-              </w:rPr>
-              <w:t>Total rays traced</w:t>
+                <w:sz w:val="16"/>
+              </w:rPr>
+              <w:t>Buildings exported</w:t>
             </w:r>
           </w:p>
         </w:tc>
@@ -821,9 +1223,9 @@
           <w:p>
             <w:r>
               <w:rPr>
-                <w:sz w:val="17"/>
-              </w:rPr>
-              <w:t>210 286</w:t>
+                <w:sz w:val="16"/>
+              </w:rPr>
+              <w:t>77 014</w:t>
             </w:r>
           </w:p>
         </w:tc>
@@ -836,9 +1238,9 @@
           <w:p>
             <w:r>
               <w:rPr>
-                <w:sz w:val="17"/>
-              </w:rPr>
-              <w:t>Runtime</w:t>
+                <w:sz w:val="16"/>
+              </w:rPr>
+              <w:t>Building materials</w:t>
             </w:r>
           </w:p>
         </w:tc>
@@ -849,26 +1251,77 @@
           <w:p>
             <w:r>
               <w:rPr>
-                <w:sz w:val="17"/>
-              </w:rPr>
-              <w:t>2 030.9 s  (~34 min)</w:t>
+                <w:sz w:val="16"/>
+              </w:rPr>
+              <w:t>itu_glass, itu_metal, itu_brick, itu_concrete, itu_wood</w:t>
+            </w:r>
+          </w:p>
+        </w:tc>
+      </w:tr>
+      <w:tr>
+        <w:tc>
+          <w:tcPr>
+            <w:tcW w:type="dxa" w:w="4703"/>
+          </w:tcPr>
+          <w:p>
+            <w:r>
+              <w:rPr>
+                <w:sz w:val="16"/>
+              </w:rPr>
+              <w:t>Road PLY</w:t>
+            </w:r>
+          </w:p>
+        </w:tc>
+        <w:tc>
+          <w:tcPr>
+            <w:tcW w:type="dxa" w:w="4703"/>
+          </w:tcPr>
+          <w:p>
+            <w:r>
+              <w:rPr>
+                <w:sz w:val="16"/>
+              </w:rPr>
+              <w:t>road_itu_asphalt.ply (154 828 verts, 141 578 faces)</w:t>
+            </w:r>
+          </w:p>
+        </w:tc>
+      </w:tr>
+      <w:tr>
+        <w:tc>
+          <w:tcPr>
+            <w:tcW w:type="dxa" w:w="4703"/>
+          </w:tcPr>
+          <w:p>
+            <w:r>
+              <w:rPr>
+                <w:sz w:val="16"/>
+              </w:rPr>
+              <w:t>Scene XML</w:t>
+            </w:r>
+          </w:p>
+        </w:tc>
+        <w:tc>
+          <w:tcPr>
+            <w:tcW w:type="dxa" w:w="4703"/>
+          </w:tcPr>
+          <w:p>
+            <w:r>
+              <w:rPr>
+                <w:sz w:val="16"/>
+              </w:rPr>
+              <w:t>scene_with_roads.xml (Sionna 2.0 / Mitsuba 2.1.0)</w:t>
             </w:r>
           </w:p>
         </w:tc>
       </w:tr>
     </w:tbl>
     <w:p>
-      <w:r>
-        <w:t>177 receivers (14.8%) had no ray paths found within the simulation budget. These are typically deep indoor or heavily occluded locations at the edge of the scene.</w:t>
-      </w:r>
-    </w:p>
-    <w:p>
       <w:pPr>
-        <w:pStyle w:val="Heading2"/>
+        <w:pStyle w:val="Heading1"/>
         <w:jc w:val="left"/>
       </w:pPr>
       <w:r>
-        <w:t>3.2 Raw RSSI and Path Loss Statistics</w:t>
+        <w:t>3. Simulation Setup</w:t>
       </w:r>
     </w:p>
     <w:tbl>
@@ -878,18 +1331,13 @@
         <w:tblLook w:firstColumn="1" w:firstRow="1" w:lastColumn="0" w:lastRow="0" w:noHBand="0" w:noVBand="1" w:val="04A0"/>
       </w:tblPr>
       <w:tblGrid>
-        <w:gridCol w:w="1344"/>
-        <w:gridCol w:w="1344"/>
-        <w:gridCol w:w="1344"/>
-        <w:gridCol w:w="1344"/>
-        <w:gridCol w:w="1344"/>
-        <w:gridCol w:w="1344"/>
-        <w:gridCol w:w="1344"/>
+        <w:gridCol w:w="4703"/>
+        <w:gridCol w:w="4703"/>
       </w:tblGrid>
       <w:tr>
         <w:tc>
           <w:tcPr>
-            <w:tcW w:type="dxa" w:w="1344"/>
+            <w:tcW w:type="dxa" w:w="4703"/>
           </w:tcPr>
           <w:p>
             <w:pPr>
@@ -898,15 +1346,15 @@
             <w:r>
               <w:rPr>
                 <w:b/>
-                <w:sz w:val="17"/>
-              </w:rPr>
-              <w:t>Method</w:t>
-            </w:r>
-          </w:p>
-        </w:tc>
-        <w:tc>
-          <w:tcPr>
-            <w:tcW w:type="dxa" w:w="1344"/>
+                <w:sz w:val="16"/>
+              </w:rPr>
+              <w:t>Parameter</w:t>
+            </w:r>
+          </w:p>
+        </w:tc>
+        <w:tc>
+          <w:tcPr>
+            <w:tcW w:type="dxa" w:w="4703"/>
           </w:tcPr>
           <w:p>
             <w:pPr>
@@ -915,15 +1363,284 @@
             <w:r>
               <w:rPr>
                 <w:b/>
-                <w:sz w:val="17"/>
-              </w:rPr>
-              <w:t>N solved</w:t>
-            </w:r>
-          </w:p>
-        </w:tc>
-        <w:tc>
-          <w:tcPr>
-            <w:tcW w:type="dxa" w:w="1344"/>
+                <w:sz w:val="16"/>
+              </w:rPr>
+              <w:t>Value</w:t>
+            </w:r>
+          </w:p>
+        </w:tc>
+      </w:tr>
+      <w:tr>
+        <w:tc>
+          <w:tcPr>
+            <w:tcW w:type="dxa" w:w="4703"/>
+          </w:tcPr>
+          <w:p>
+            <w:r>
+              <w:rPr>
+                <w:sz w:val="16"/>
+              </w:rPr>
+              <w:t>Frequency</w:t>
+            </w:r>
+          </w:p>
+        </w:tc>
+        <w:tc>
+          <w:tcPr>
+            <w:tcW w:type="dxa" w:w="4703"/>
+          </w:tcPr>
+          <w:p>
+            <w:r>
+              <w:rPr>
+                <w:sz w:val="16"/>
+              </w:rPr>
+              <w:t>915.95 MHz</w:t>
+            </w:r>
+          </w:p>
+        </w:tc>
+      </w:tr>
+      <w:tr>
+        <w:tc>
+          <w:tcPr>
+            <w:tcW w:type="dxa" w:w="4703"/>
+          </w:tcPr>
+          <w:p>
+            <w:r>
+              <w:rPr>
+                <w:sz w:val="16"/>
+              </w:rPr>
+              <w:t>TX conducted power</w:t>
+            </w:r>
+          </w:p>
+        </w:tc>
+        <w:tc>
+          <w:tcPr>
+            <w:tcW w:type="dxa" w:w="4703"/>
+          </w:tcPr>
+          <w:p>
+            <w:r>
+              <w:rPr>
+                <w:sz w:val="16"/>
+              </w:rPr>
+              <w:t>49.0 dBm</w:t>
+            </w:r>
+          </w:p>
+        </w:tc>
+      </w:tr>
+      <w:tr>
+        <w:tc>
+          <w:tcPr>
+            <w:tcW w:type="dxa" w:w="4703"/>
+          </w:tcPr>
+          <w:p>
+            <w:r>
+              <w:rPr>
+                <w:sz w:val="16"/>
+              </w:rPr>
+              <w:t>TX antenna</w:t>
+            </w:r>
+          </w:p>
+        </w:tc>
+        <w:tc>
+          <w:tcPr>
+            <w:tcW w:type="dxa" w:w="4703"/>
+          </w:tcPr>
+          <w:p>
+            <w:r>
+              <w:rPr>
+                <w:sz w:val="16"/>
+              </w:rPr>
+              <w:t>Collinear omni, 1.3 dBi, donut pattern</w:t>
+            </w:r>
+          </w:p>
+        </w:tc>
+      </w:tr>
+      <w:tr>
+        <w:tc>
+          <w:tcPr>
+            <w:tcW w:type="dxa" w:w="4703"/>
+          </w:tcPr>
+          <w:p>
+            <w:r>
+              <w:rPr>
+                <w:sz w:val="16"/>
+              </w:rPr>
+              <w:t>TX / RX height AGL</w:t>
+            </w:r>
+          </w:p>
+        </w:tc>
+        <w:tc>
+          <w:tcPr>
+            <w:tcW w:type="dxa" w:w="4703"/>
+          </w:tcPr>
+          <w:p>
+            <w:r>
+              <w:rPr>
+                <w:sz w:val="16"/>
+              </w:rPr>
+              <w:t>17.0 m / 1.5 m</w:t>
+            </w:r>
+          </w:p>
+        </w:tc>
+      </w:tr>
+      <w:tr>
+        <w:tc>
+          <w:tcPr>
+            <w:tcW w:type="dxa" w:w="4703"/>
+          </w:tcPr>
+          <w:p>
+            <w:r>
+              <w:rPr>
+                <w:sz w:val="16"/>
+              </w:rPr>
+              <w:t>Terrain</w:t>
+            </w:r>
+          </w:p>
+        </w:tc>
+        <w:tc>
+          <w:tcPr>
+            <w:tcW w:type="dxa" w:w="4703"/>
+          </w:tcPr>
+          <w:p>
+            <w:r>
+              <w:rPr>
+                <w:sz w:val="16"/>
+              </w:rPr>
+              <w:t>EA LiDAR 1 m DTM (DEM)</w:t>
+            </w:r>
+          </w:p>
+        </w:tc>
+      </w:tr>
+      <w:tr>
+        <w:tc>
+          <w:tcPr>
+            <w:tcW w:type="dxa" w:w="4703"/>
+          </w:tcPr>
+          <w:p>
+            <w:r>
+              <w:rPr>
+                <w:sz w:val="16"/>
+              </w:rPr>
+              <w:t>Ground material</w:t>
+            </w:r>
+          </w:p>
+        </w:tc>
+        <w:tc>
+          <w:tcPr>
+            <w:tcW w:type="dxa" w:w="4703"/>
+          </w:tcPr>
+          <w:p>
+            <w:r>
+              <w:rPr>
+                <w:sz w:val="16"/>
+              </w:rPr>
+              <w:t>Dry soil — εr=2.8, σ=0 S/m</w:t>
+            </w:r>
+          </w:p>
+        </w:tc>
+      </w:tr>
+      <w:tr>
+        <w:tc>
+          <w:tcPr>
+            <w:tcW w:type="dxa" w:w="4703"/>
+          </w:tcPr>
+          <w:p>
+            <w:r>
+              <w:rPr>
+                <w:sz w:val="16"/>
+              </w:rPr>
+              <w:t>Scattering model</w:t>
+            </w:r>
+          </w:p>
+        </w:tc>
+        <w:tc>
+          <w:tcPr>
+            <w:tcW w:type="dxa" w:w="4703"/>
+          </w:tcPr>
+          <w:p>
+            <w:r>
+              <w:rPr>
+                <w:sz w:val="16"/>
+              </w:rPr>
+              <w:t>Lambertian pattern, per-material S</w:t>
+            </w:r>
+          </w:p>
+        </w:tc>
+      </w:tr>
+      <w:tr>
+        <w:tc>
+          <w:tcPr>
+            <w:tcW w:type="dxa" w:w="4703"/>
+          </w:tcPr>
+          <w:p>
+            <w:r>
+              <w:rPr>
+                <w:sz w:val="16"/>
+              </w:rPr>
+              <w:t>Max ray depth / Samples</w:t>
+            </w:r>
+          </w:p>
+        </w:tc>
+        <w:tc>
+          <w:tcPr>
+            <w:tcW w:type="dxa" w:w="4703"/>
+          </w:tcPr>
+          <w:p>
+            <w:r>
+              <w:rPr>
+                <w:sz w:val="16"/>
+              </w:rPr>
+              <w:t>15 / 100 000 000</w:t>
+            </w:r>
+          </w:p>
+        </w:tc>
+      </w:tr>
+      <w:tr>
+        <w:tc>
+          <w:tcPr>
+            <w:tcW w:type="dxa" w:w="4703"/>
+          </w:tcPr>
+          <w:p>
+            <w:r>
+              <w:rPr>
+                <w:sz w:val="16"/>
+              </w:rPr>
+              <w:t>Receivers</w:t>
+            </w:r>
+          </w:p>
+        </w:tc>
+        <w:tc>
+          <w:tcPr>
+            <w:tcW w:type="dxa" w:w="4703"/>
+          </w:tcPr>
+          <w:p>
+            <w:r>
+              <w:rPr>
+                <w:sz w:val="16"/>
+              </w:rPr>
+              <w:t>1 200</w:t>
+            </w:r>
+          </w:p>
+        </w:tc>
+      </w:tr>
+    </w:tbl>
+    <w:p/>
+    <w:tbl>
+      <w:tblPr>
+        <w:tblStyle w:val="TableGrid"/>
+        <w:tblW w:type="auto" w:w="0"/>
+        <w:tblLook w:firstColumn="1" w:firstRow="1" w:lastColumn="0" w:lastRow="0" w:noHBand="0" w:noVBand="1" w:val="04A0"/>
+      </w:tblPr>
+      <w:tblGrid>
+        <w:gridCol w:w="1881"/>
+        <w:gridCol w:w="1881"/>
+        <w:gridCol w:w="1881"/>
+        <w:gridCol w:w="1881"/>
+        <w:gridCol w:w="1881"/>
+      </w:tblGrid>
+      <w:tr>
+        <w:tc>
+          <w:tcPr>
+            <w:tcW w:type="dxa" w:w="1881"/>
           </w:tcPr>
           <w:p>
             <w:pPr>
@@ -932,15 +1649,15 @@
             <w:r>
               <w:rPr>
                 <w:b/>
-                <w:sz w:val="17"/>
-              </w:rPr>
-              <w:t>Mean RSSI (dBm)</w:t>
-            </w:r>
-          </w:p>
-        </w:tc>
-        <w:tc>
-          <w:tcPr>
-            <w:tcW w:type="dxa" w:w="1344"/>
+                <w:sz w:val="16"/>
+              </w:rPr>
+              <w:t>Material</w:t>
+            </w:r>
+          </w:p>
+        </w:tc>
+        <w:tc>
+          <w:tcPr>
+            <w:tcW w:type="dxa" w:w="1881"/>
           </w:tcPr>
           <w:p>
             <w:pPr>
@@ -949,15 +1666,15 @@
             <w:r>
               <w:rPr>
                 <w:b/>
-                <w:sz w:val="17"/>
-              </w:rPr>
-              <w:t>Std (dB)</w:t>
-            </w:r>
-          </w:p>
-        </w:tc>
-        <w:tc>
-          <w:tcPr>
-            <w:tcW w:type="dxa" w:w="1344"/>
+                <w:sz w:val="16"/>
+              </w:rPr>
+              <w:t>εᵣ</w:t>
+            </w:r>
+          </w:p>
+        </w:tc>
+        <w:tc>
+          <w:tcPr>
+            <w:tcW w:type="dxa" w:w="1881"/>
           </w:tcPr>
           <w:p>
             <w:pPr>
@@ -966,15 +1683,15 @@
             <w:r>
               <w:rPr>
                 <w:b/>
-                <w:sz w:val="17"/>
-              </w:rPr>
-              <w:t>Mean PL (dB)</w:t>
-            </w:r>
-          </w:p>
-        </w:tc>
-        <w:tc>
-          <w:tcPr>
-            <w:tcW w:type="dxa" w:w="1344"/>
+                <w:sz w:val="16"/>
+              </w:rPr>
+              <w:t>σ (S/m)</w:t>
+            </w:r>
+          </w:p>
+        </w:tc>
+        <w:tc>
+          <w:tcPr>
+            <w:tcW w:type="dxa" w:w="1881"/>
           </w:tcPr>
           <w:p>
             <w:pPr>
@@ -983,15 +1700,15 @@
             <w:r>
               <w:rPr>
                 <w:b/>
-                <w:sz w:val="17"/>
-              </w:rPr>
-              <w:t>Min PL</w:t>
-            </w:r>
-          </w:p>
-        </w:tc>
-        <w:tc>
-          <w:tcPr>
-            <w:tcW w:type="dxa" w:w="1344"/>
+                <w:sz w:val="16"/>
+              </w:rPr>
+              <w:t>Scatter S</w:t>
+            </w:r>
+          </w:p>
+        </w:tc>
+        <w:tc>
+          <w:tcPr>
+            <w:tcW w:type="dxa" w:w="1881"/>
           </w:tcPr>
           <w:p>
             <w:pPr>
@@ -1000,9 +1717,9 @@
             <w:r>
               <w:rPr>
                 <w:b/>
-                <w:sz w:val="17"/>
-              </w:rPr>
-              <w:t>Max PL</w:t>
+                <w:sz w:val="16"/>
+              </w:rPr>
+              <w:t>Diffuse fraction</w:t>
             </w:r>
           </w:p>
         </w:tc>
@@ -1010,92 +1727,66 @@
       <w:tr>
         <w:tc>
           <w:tcPr>
-            <w:tcW w:type="dxa" w:w="1344"/>
-          </w:tcPr>
-          <w:p>
-            <w:r>
-              <w:rPr>
-                <w:sz w:val="17"/>
-              </w:rPr>
-              <w:t>Best ON</w:t>
-            </w:r>
-          </w:p>
-        </w:tc>
-        <w:tc>
-          <w:tcPr>
-            <w:tcW w:type="dxa" w:w="1344"/>
-          </w:tcPr>
-          <w:p>
-            <w:r>
-              <w:rPr>
-                <w:sz w:val="17"/>
-              </w:rPr>
-              <w:t>1 023</w:t>
-            </w:r>
-          </w:p>
-        </w:tc>
-        <w:tc>
-          <w:tcPr>
-            <w:tcW w:type="dxa" w:w="1344"/>
-          </w:tcPr>
-          <w:p>
-            <w:r>
-              <w:rPr>
-                <w:sz w:val="17"/>
-              </w:rPr>
-              <w:t>−83.7</w:t>
-            </w:r>
-          </w:p>
-        </w:tc>
-        <w:tc>
-          <w:tcPr>
-            <w:tcW w:type="dxa" w:w="1344"/>
-          </w:tcPr>
-          <w:p>
-            <w:r>
-              <w:rPr>
-                <w:sz w:val="17"/>
-              </w:rPr>
-              <w:t>21.5</w:t>
-            </w:r>
-          </w:p>
-        </w:tc>
-        <w:tc>
-          <w:tcPr>
-            <w:tcW w:type="dxa" w:w="1344"/>
-          </w:tcPr>
-          <w:p>
-            <w:r>
-              <w:rPr>
-                <w:sz w:val="17"/>
-              </w:rPr>
-              <w:t>132.7</w:t>
-            </w:r>
-          </w:p>
-        </w:tc>
-        <w:tc>
-          <w:tcPr>
-            <w:tcW w:type="dxa" w:w="1344"/>
-          </w:tcPr>
-          <w:p>
-            <w:r>
-              <w:rPr>
-                <w:sz w:val="17"/>
-              </w:rPr>
-              <w:t>60.4</w:t>
-            </w:r>
-          </w:p>
-        </w:tc>
-        <w:tc>
-          <w:tcPr>
-            <w:tcW w:type="dxa" w:w="1344"/>
-          </w:tcPr>
-          <w:p>
-            <w:r>
-              <w:rPr>
-                <w:sz w:val="17"/>
-              </w:rPr>
-              <w:t>201.2</w:t>
+            <w:tcW w:type="dxa" w:w="1881"/>
+          </w:tcPr>
+          <w:p>
+            <w:r>
+              <w:rPr>
+                <w:sz w:val="16"/>
+              </w:rPr>
+              <w:t>concrete</w:t>
+            </w:r>
+          </w:p>
+        </w:tc>
+        <w:tc>
+          <w:tcPr>
+            <w:tcW w:type="dxa" w:w="1881"/>
+          </w:tcPr>
+          <w:p>
+            <w:r>
+              <w:rPr>
+                <w:sz w:val="16"/>
+              </w:rPr>
+              <w:t>5.31</w:t>
+            </w:r>
+          </w:p>
+        </w:tc>
+        <w:tc>
+          <w:tcPr>
+            <w:tcW w:type="dxa" w:w="1881"/>
+          </w:tcPr>
+          <w:p>
+            <w:r>
+              <w:rPr>
+                <w:sz w:val="16"/>
+              </w:rPr>
+              <w:t>0.092</w:t>
+            </w:r>
+          </w:p>
+        </w:tc>
+        <w:tc>
+          <w:tcPr>
+            <w:tcW w:type="dxa" w:w="1881"/>
+          </w:tcPr>
+          <w:p>
+            <w:r>
+              <w:rPr>
+                <w:sz w:val="16"/>
+              </w:rPr>
+              <w:t>0.20</w:t>
+            </w:r>
+          </w:p>
+        </w:tc>
+        <w:tc>
+          <w:tcPr>
+            <w:tcW w:type="dxa" w:w="1881"/>
+          </w:tcPr>
+          <w:p>
+            <w:r>
+              <w:rPr>
+                <w:sz w:val="16"/>
+              </w:rPr>
+              <w:t>4%</w:t>
             </w:r>
           </w:p>
         </w:tc>
@@ -1103,92 +1794,66 @@
       <w:tr>
         <w:tc>
           <w:tcPr>
-            <w:tcW w:type="dxa" w:w="1344"/>
-          </w:tcPr>
-          <w:p>
-            <w:r>
-              <w:rPr>
-                <w:sz w:val="17"/>
-              </w:rPr>
-              <w:t>Incoh ON ★</w:t>
-            </w:r>
-          </w:p>
-        </w:tc>
-        <w:tc>
-          <w:tcPr>
-            <w:tcW w:type="dxa" w:w="1344"/>
-          </w:tcPr>
-          <w:p>
-            <w:r>
-              <w:rPr>
-                <w:sz w:val="17"/>
-              </w:rPr>
-              <w:t>1 023</w:t>
-            </w:r>
-          </w:p>
-        </w:tc>
-        <w:tc>
-          <w:tcPr>
-            <w:tcW w:type="dxa" w:w="1344"/>
-          </w:tcPr>
-          <w:p>
-            <w:r>
-              <w:rPr>
-                <w:sz w:val="17"/>
-              </w:rPr>
-              <w:t>−79.3</w:t>
-            </w:r>
-          </w:p>
-        </w:tc>
-        <w:tc>
-          <w:tcPr>
-            <w:tcW w:type="dxa" w:w="1344"/>
-          </w:tcPr>
-          <w:p>
-            <w:r>
-              <w:rPr>
-                <w:sz w:val="17"/>
-              </w:rPr>
-              <w:t>19.7</w:t>
-            </w:r>
-          </w:p>
-        </w:tc>
-        <w:tc>
-          <w:tcPr>
-            <w:tcW w:type="dxa" w:w="1344"/>
-          </w:tcPr>
-          <w:p>
-            <w:r>
-              <w:rPr>
-                <w:sz w:val="17"/>
-              </w:rPr>
-              <w:t>128.3</w:t>
-            </w:r>
-          </w:p>
-        </w:tc>
-        <w:tc>
-          <w:tcPr>
-            <w:tcW w:type="dxa" w:w="1344"/>
-          </w:tcPr>
-          <w:p>
-            <w:r>
-              <w:rPr>
-                <w:sz w:val="17"/>
-              </w:rPr>
-              <w:t>60.4</w:t>
-            </w:r>
-          </w:p>
-        </w:tc>
-        <w:tc>
-          <w:tcPr>
-            <w:tcW w:type="dxa" w:w="1344"/>
-          </w:tcPr>
-          <w:p>
-            <w:r>
-              <w:rPr>
-                <w:sz w:val="17"/>
-              </w:rPr>
-              <w:t>200.9</w:t>
+            <w:tcW w:type="dxa" w:w="1881"/>
+          </w:tcPr>
+          <w:p>
+            <w:r>
+              <w:rPr>
+                <w:sz w:val="16"/>
+              </w:rPr>
+              <w:t>brick</w:t>
+            </w:r>
+          </w:p>
+        </w:tc>
+        <w:tc>
+          <w:tcPr>
+            <w:tcW w:type="dxa" w:w="1881"/>
+          </w:tcPr>
+          <w:p>
+            <w:r>
+              <w:rPr>
+                <w:sz w:val="16"/>
+              </w:rPr>
+              <w:t>3.75</w:t>
+            </w:r>
+          </w:p>
+        </w:tc>
+        <w:tc>
+          <w:tcPr>
+            <w:tcW w:type="dxa" w:w="1881"/>
+          </w:tcPr>
+          <w:p>
+            <w:r>
+              <w:rPr>
+                <w:sz w:val="16"/>
+              </w:rPr>
+              <w:t>0.038</w:t>
+            </w:r>
+          </w:p>
+        </w:tc>
+        <w:tc>
+          <w:tcPr>
+            <w:tcW w:type="dxa" w:w="1881"/>
+          </w:tcPr>
+          <w:p>
+            <w:r>
+              <w:rPr>
+                <w:sz w:val="16"/>
+              </w:rPr>
+              <w:t>0.25</w:t>
+            </w:r>
+          </w:p>
+        </w:tc>
+        <w:tc>
+          <w:tcPr>
+            <w:tcW w:type="dxa" w:w="1881"/>
+          </w:tcPr>
+          <w:p>
+            <w:r>
+              <w:rPr>
+                <w:sz w:val="16"/>
+              </w:rPr>
+              <w:t>6%</w:t>
             </w:r>
           </w:p>
         </w:tc>
@@ -1196,92 +1861,66 @@
       <w:tr>
         <w:tc>
           <w:tcPr>
-            <w:tcW w:type="dxa" w:w="1344"/>
-          </w:tcPr>
-          <w:p>
-            <w:r>
-              <w:rPr>
-                <w:sz w:val="17"/>
-              </w:rPr>
-              <w:t>Coh ON</w:t>
-            </w:r>
-          </w:p>
-        </w:tc>
-        <w:tc>
-          <w:tcPr>
-            <w:tcW w:type="dxa" w:w="1344"/>
-          </w:tcPr>
-          <w:p>
-            <w:r>
-              <w:rPr>
-                <w:sz w:val="17"/>
-              </w:rPr>
-              <w:t>1 023</w:t>
-            </w:r>
-          </w:p>
-        </w:tc>
-        <w:tc>
-          <w:tcPr>
-            <w:tcW w:type="dxa" w:w="1344"/>
-          </w:tcPr>
-          <w:p>
-            <w:r>
-              <w:rPr>
-                <w:sz w:val="17"/>
-              </w:rPr>
-              <w:t>−69.0</w:t>
-            </w:r>
-          </w:p>
-        </w:tc>
-        <w:tc>
-          <w:tcPr>
-            <w:tcW w:type="dxa" w:w="1344"/>
-          </w:tcPr>
-          <w:p>
-            <w:r>
-              <w:rPr>
-                <w:sz w:val="17"/>
-              </w:rPr>
-              <w:t>21.4</w:t>
-            </w:r>
-          </w:p>
-        </w:tc>
-        <w:tc>
-          <w:tcPr>
-            <w:tcW w:type="dxa" w:w="1344"/>
-          </w:tcPr>
-          <w:p>
-            <w:r>
-              <w:rPr>
-                <w:sz w:val="17"/>
-              </w:rPr>
-              <w:t>118.0</w:t>
-            </w:r>
-          </w:p>
-        </w:tc>
-        <w:tc>
-          <w:tcPr>
-            <w:tcW w:type="dxa" w:w="1344"/>
-          </w:tcPr>
-          <w:p>
-            <w:r>
-              <w:rPr>
-                <w:sz w:val="17"/>
-              </w:rPr>
-              <w:t>53.0</w:t>
-            </w:r>
-          </w:p>
-        </w:tc>
-        <w:tc>
-          <w:tcPr>
-            <w:tcW w:type="dxa" w:w="1344"/>
-          </w:tcPr>
-          <w:p>
-            <w:r>
-              <w:rPr>
-                <w:sz w:val="17"/>
-              </w:rPr>
-              <w:t>200.9</w:t>
+            <w:tcW w:type="dxa" w:w="1881"/>
+          </w:tcPr>
+          <w:p>
+            <w:r>
+              <w:rPr>
+                <w:sz w:val="16"/>
+              </w:rPr>
+              <w:t>glass</w:t>
+            </w:r>
+          </w:p>
+        </w:tc>
+        <w:tc>
+          <w:tcPr>
+            <w:tcW w:type="dxa" w:w="1881"/>
+          </w:tcPr>
+          <w:p>
+            <w:r>
+              <w:rPr>
+                <w:sz w:val="16"/>
+              </w:rPr>
+              <w:t>6.27</w:t>
+            </w:r>
+          </w:p>
+        </w:tc>
+        <w:tc>
+          <w:tcPr>
+            <w:tcW w:type="dxa" w:w="1881"/>
+          </w:tcPr>
+          <w:p>
+            <w:r>
+              <w:rPr>
+                <w:sz w:val="16"/>
+              </w:rPr>
+              <w:t>0.000</w:t>
+            </w:r>
+          </w:p>
+        </w:tc>
+        <w:tc>
+          <w:tcPr>
+            <w:tcW w:type="dxa" w:w="1881"/>
+          </w:tcPr>
+          <w:p>
+            <w:r>
+              <w:rPr>
+                <w:sz w:val="16"/>
+              </w:rPr>
+              <w:t>0.08</w:t>
+            </w:r>
+          </w:p>
+        </w:tc>
+        <w:tc>
+          <w:tcPr>
+            <w:tcW w:type="dxa" w:w="1881"/>
+          </w:tcPr>
+          <w:p>
+            <w:r>
+              <w:rPr>
+                <w:sz w:val="16"/>
+              </w:rPr>
+              <w:t>1%</w:t>
             </w:r>
           </w:p>
         </w:tc>
@@ -1289,92 +1928,66 @@
       <w:tr>
         <w:tc>
           <w:tcPr>
-            <w:tcW w:type="dxa" w:w="1344"/>
-          </w:tcPr>
-          <w:p>
-            <w:r>
-              <w:rPr>
-                <w:sz w:val="17"/>
-              </w:rPr>
-              <w:t>Best OFF</w:t>
-            </w:r>
-          </w:p>
-        </w:tc>
-        <w:tc>
-          <w:tcPr>
-            <w:tcW w:type="dxa" w:w="1344"/>
-          </w:tcPr>
-          <w:p>
-            <w:r>
-              <w:rPr>
-                <w:sz w:val="17"/>
-              </w:rPr>
-              <w:t>749</w:t>
-            </w:r>
-          </w:p>
-        </w:tc>
-        <w:tc>
-          <w:tcPr>
-            <w:tcW w:type="dxa" w:w="1344"/>
-          </w:tcPr>
-          <w:p>
-            <w:r>
-              <w:rPr>
-                <w:sz w:val="17"/>
-              </w:rPr>
-              <w:t>−90.0</w:t>
-            </w:r>
-          </w:p>
-        </w:tc>
-        <w:tc>
-          <w:tcPr>
-            <w:tcW w:type="dxa" w:w="1344"/>
-          </w:tcPr>
-          <w:p>
-            <w:r>
-              <w:rPr>
-                <w:sz w:val="17"/>
-              </w:rPr>
-              <w:t>35.0</w:t>
-            </w:r>
-          </w:p>
-        </w:tc>
-        <w:tc>
-          <w:tcPr>
-            <w:tcW w:type="dxa" w:w="1344"/>
-          </w:tcPr>
-          <w:p>
-            <w:r>
-              <w:rPr>
-                <w:sz w:val="17"/>
-              </w:rPr>
-              <w:t>139.0</w:t>
-            </w:r>
-          </w:p>
-        </w:tc>
-        <w:tc>
-          <w:tcPr>
-            <w:tcW w:type="dxa" w:w="1344"/>
-          </w:tcPr>
-          <w:p>
-            <w:r>
-              <w:rPr>
-                <w:sz w:val="17"/>
-              </w:rPr>
-              <w:t>60.4</w:t>
-            </w:r>
-          </w:p>
-        </w:tc>
-        <w:tc>
-          <w:tcPr>
-            <w:tcW w:type="dxa" w:w="1344"/>
-          </w:tcPr>
-          <w:p>
-            <w:r>
-              <w:rPr>
-                <w:sz w:val="17"/>
-              </w:rPr>
-              <w:t>243.8</w:t>
+            <w:tcW w:type="dxa" w:w="1881"/>
+          </w:tcPr>
+          <w:p>
+            <w:r>
+              <w:rPr>
+                <w:sz w:val="16"/>
+              </w:rPr>
+              <w:t>metal</w:t>
+            </w:r>
+          </w:p>
+        </w:tc>
+        <w:tc>
+          <w:tcPr>
+            <w:tcW w:type="dxa" w:w="1881"/>
+          </w:tcPr>
+          <w:p>
+            <w:r>
+              <w:rPr>
+                <w:sz w:val="16"/>
+              </w:rPr>
+              <w:t>1.00</w:t>
+            </w:r>
+          </w:p>
+        </w:tc>
+        <w:tc>
+          <w:tcPr>
+            <w:tcW w:type="dxa" w:w="1881"/>
+          </w:tcPr>
+          <w:p>
+            <w:r>
+              <w:rPr>
+                <w:sz w:val="16"/>
+              </w:rPr>
+              <w:t>1×10⁷</w:t>
+            </w:r>
+          </w:p>
+        </w:tc>
+        <w:tc>
+          <w:tcPr>
+            <w:tcW w:type="dxa" w:w="1881"/>
+          </w:tcPr>
+          <w:p>
+            <w:r>
+              <w:rPr>
+                <w:sz w:val="16"/>
+              </w:rPr>
+              <w:t>0.05</w:t>
+            </w:r>
+          </w:p>
+        </w:tc>
+        <w:tc>
+          <w:tcPr>
+            <w:tcW w:type="dxa" w:w="1881"/>
+          </w:tcPr>
+          <w:p>
+            <w:r>
+              <w:rPr>
+                <w:sz w:val="16"/>
+              </w:rPr>
+              <w:t>0.3%</w:t>
             </w:r>
           </w:p>
         </w:tc>
@@ -1382,92 +1995,66 @@
       <w:tr>
         <w:tc>
           <w:tcPr>
-            <w:tcW w:type="dxa" w:w="1344"/>
-          </w:tcPr>
-          <w:p>
-            <w:r>
-              <w:rPr>
-                <w:sz w:val="17"/>
-              </w:rPr>
-              <w:t>Incoh OFF</w:t>
-            </w:r>
-          </w:p>
-        </w:tc>
-        <w:tc>
-          <w:tcPr>
-            <w:tcW w:type="dxa" w:w="1344"/>
-          </w:tcPr>
-          <w:p>
-            <w:r>
-              <w:rPr>
-                <w:sz w:val="17"/>
-              </w:rPr>
-              <w:t>749</w:t>
-            </w:r>
-          </w:p>
-        </w:tc>
-        <w:tc>
-          <w:tcPr>
-            <w:tcW w:type="dxa" w:w="1344"/>
-          </w:tcPr>
-          <w:p>
-            <w:r>
-              <w:rPr>
-                <w:sz w:val="17"/>
-              </w:rPr>
-              <w:t>−88.9</w:t>
-            </w:r>
-          </w:p>
-        </w:tc>
-        <w:tc>
-          <w:tcPr>
-            <w:tcW w:type="dxa" w:w="1344"/>
-          </w:tcPr>
-          <w:p>
-            <w:r>
-              <w:rPr>
-                <w:sz w:val="17"/>
-              </w:rPr>
-              <w:t>34.6</w:t>
-            </w:r>
-          </w:p>
-        </w:tc>
-        <w:tc>
-          <w:tcPr>
-            <w:tcW w:type="dxa" w:w="1344"/>
-          </w:tcPr>
-          <w:p>
-            <w:r>
-              <w:rPr>
-                <w:sz w:val="17"/>
-              </w:rPr>
-              <w:t>137.9</w:t>
-            </w:r>
-          </w:p>
-        </w:tc>
-        <w:tc>
-          <w:tcPr>
-            <w:tcW w:type="dxa" w:w="1344"/>
-          </w:tcPr>
-          <w:p>
-            <w:r>
-              <w:rPr>
-                <w:sz w:val="17"/>
-              </w:rPr>
-              <w:t>60.4</w:t>
-            </w:r>
-          </w:p>
-        </w:tc>
-        <w:tc>
-          <w:tcPr>
-            <w:tcW w:type="dxa" w:w="1344"/>
-          </w:tcPr>
-          <w:p>
-            <w:r>
-              <w:rPr>
-                <w:sz w:val="17"/>
-              </w:rPr>
-              <w:t>243.8</w:t>
+            <w:tcW w:type="dxa" w:w="1881"/>
+          </w:tcPr>
+          <w:p>
+            <w:r>
+              <w:rPr>
+                <w:sz w:val="16"/>
+              </w:rPr>
+              <w:t>wood</w:t>
+            </w:r>
+          </w:p>
+        </w:tc>
+        <w:tc>
+          <w:tcPr>
+            <w:tcW w:type="dxa" w:w="1881"/>
+          </w:tcPr>
+          <w:p>
+            <w:r>
+              <w:rPr>
+                <w:sz w:val="16"/>
+              </w:rPr>
+              <w:t>1.99</w:t>
+            </w:r>
+          </w:p>
+        </w:tc>
+        <w:tc>
+          <w:tcPr>
+            <w:tcW w:type="dxa" w:w="1881"/>
+          </w:tcPr>
+          <w:p>
+            <w:r>
+              <w:rPr>
+                <w:sz w:val="16"/>
+              </w:rPr>
+              <w:t>0.000</w:t>
+            </w:r>
+          </w:p>
+        </w:tc>
+        <w:tc>
+          <w:tcPr>
+            <w:tcW w:type="dxa" w:w="1881"/>
+          </w:tcPr>
+          <w:p>
+            <w:r>
+              <w:rPr>
+                <w:sz w:val="16"/>
+              </w:rPr>
+              <w:t>0.30</w:t>
+            </w:r>
+          </w:p>
+        </w:tc>
+        <w:tc>
+          <w:tcPr>
+            <w:tcW w:type="dxa" w:w="1881"/>
+          </w:tcPr>
+          <w:p>
+            <w:r>
+              <w:rPr>
+                <w:sz w:val="16"/>
+              </w:rPr>
+              <w:t>9%</w:t>
             </w:r>
           </w:p>
         </w:tc>
@@ -1475,92 +2062,133 @@
       <w:tr>
         <w:tc>
           <w:tcPr>
-            <w:tcW w:type="dxa" w:w="1344"/>
-          </w:tcPr>
-          <w:p>
-            <w:r>
-              <w:rPr>
-                <w:sz w:val="17"/>
-              </w:rPr>
-              <w:t>Coh OFF</w:t>
-            </w:r>
-          </w:p>
-        </w:tc>
-        <w:tc>
-          <w:tcPr>
-            <w:tcW w:type="dxa" w:w="1344"/>
-          </w:tcPr>
-          <w:p>
-            <w:r>
-              <w:rPr>
-                <w:sz w:val="17"/>
-              </w:rPr>
-              <w:t>749</w:t>
-            </w:r>
-          </w:p>
-        </w:tc>
-        <w:tc>
-          <w:tcPr>
-            <w:tcW w:type="dxa" w:w="1344"/>
-          </w:tcPr>
-          <w:p>
-            <w:r>
-              <w:rPr>
-                <w:sz w:val="17"/>
-              </w:rPr>
-              <w:t>−90.1</w:t>
-            </w:r>
-          </w:p>
-        </w:tc>
-        <w:tc>
-          <w:tcPr>
-            <w:tcW w:type="dxa" w:w="1344"/>
-          </w:tcPr>
-          <w:p>
-            <w:r>
-              <w:rPr>
-                <w:sz w:val="17"/>
-              </w:rPr>
-              <w:t>35.1</w:t>
-            </w:r>
-          </w:p>
-        </w:tc>
-        <w:tc>
-          <w:tcPr>
-            <w:tcW w:type="dxa" w:w="1344"/>
-          </w:tcPr>
-          <w:p>
-            <w:r>
-              <w:rPr>
-                <w:sz w:val="17"/>
-              </w:rPr>
-              <w:t>139.1</w:t>
-            </w:r>
-          </w:p>
-        </w:tc>
-        <w:tc>
-          <w:tcPr>
-            <w:tcW w:type="dxa" w:w="1344"/>
-          </w:tcPr>
-          <w:p>
-            <w:r>
-              <w:rPr>
-                <w:sz w:val="17"/>
-              </w:rPr>
-              <w:t>61.4</w:t>
-            </w:r>
-          </w:p>
-        </w:tc>
-        <w:tc>
-          <w:tcPr>
-            <w:tcW w:type="dxa" w:w="1344"/>
-          </w:tcPr>
-          <w:p>
-            <w:r>
-              <w:rPr>
-                <w:sz w:val="17"/>
-              </w:rPr>
-              <w:t>244.3</w:t>
+            <w:tcW w:type="dxa" w:w="1881"/>
+          </w:tcPr>
+          <w:p>
+            <w:r>
+              <w:rPr>
+                <w:sz w:val="16"/>
+              </w:rPr>
+              <w:t>asphalt (roads)</w:t>
+            </w:r>
+          </w:p>
+        </w:tc>
+        <w:tc>
+          <w:tcPr>
+            <w:tcW w:type="dxa" w:w="1881"/>
+          </w:tcPr>
+          <w:p>
+            <w:r>
+              <w:rPr>
+                <w:sz w:val="16"/>
+              </w:rPr>
+              <w:t>2.56</w:t>
+            </w:r>
+          </w:p>
+        </w:tc>
+        <w:tc>
+          <w:tcPr>
+            <w:tcW w:type="dxa" w:w="1881"/>
+          </w:tcPr>
+          <w:p>
+            <w:r>
+              <w:rPr>
+                <w:sz w:val="16"/>
+              </w:rPr>
+              <w:t>0.000</w:t>
+            </w:r>
+          </w:p>
+        </w:tc>
+        <w:tc>
+          <w:tcPr>
+            <w:tcW w:type="dxa" w:w="1881"/>
+          </w:tcPr>
+          <w:p>
+            <w:r>
+              <w:rPr>
+                <w:sz w:val="16"/>
+              </w:rPr>
+              <w:t>0.30</w:t>
+            </w:r>
+          </w:p>
+        </w:tc>
+        <w:tc>
+          <w:tcPr>
+            <w:tcW w:type="dxa" w:w="1881"/>
+          </w:tcPr>
+          <w:p>
+            <w:r>
+              <w:rPr>
+                <w:sz w:val="16"/>
+              </w:rPr>
+              <w:t>9%</w:t>
+            </w:r>
+          </w:p>
+        </w:tc>
+      </w:tr>
+      <w:tr>
+        <w:tc>
+          <w:tcPr>
+            <w:tcW w:type="dxa" w:w="1881"/>
+          </w:tcPr>
+          <w:p>
+            <w:r>
+              <w:rPr>
+                <w:sz w:val="16"/>
+              </w:rPr>
+              <w:t>ground/terrain</w:t>
+            </w:r>
+          </w:p>
+        </w:tc>
+        <w:tc>
+          <w:tcPr>
+            <w:tcW w:type="dxa" w:w="1881"/>
+          </w:tcPr>
+          <w:p>
+            <w:r>
+              <w:rPr>
+                <w:sz w:val="16"/>
+              </w:rPr>
+              <w:t>2.80</w:t>
+            </w:r>
+          </w:p>
+        </w:tc>
+        <w:tc>
+          <w:tcPr>
+            <w:tcW w:type="dxa" w:w="1881"/>
+          </w:tcPr>
+          <w:p>
+            <w:r>
+              <w:rPr>
+                <w:sz w:val="16"/>
+              </w:rPr>
+              <w:t>0.000</w:t>
+            </w:r>
+          </w:p>
+        </w:tc>
+        <w:tc>
+          <w:tcPr>
+            <w:tcW w:type="dxa" w:w="1881"/>
+          </w:tcPr>
+          <w:p>
+            <w:r>
+              <w:rPr>
+                <w:sz w:val="16"/>
+              </w:rPr>
+              <w:t>0.35</w:t>
+            </w:r>
+          </w:p>
+        </w:tc>
+        <w:tc>
+          <w:tcPr>
+            <w:tcW w:type="dxa" w:w="1881"/>
+          </w:tcPr>
+          <w:p>
+            <w:r>
+              <w:rPr>
+                <w:sz w:val="16"/>
+              </w:rPr>
+              <w:t>12%</w:t>
             </w:r>
           </w:p>
         </w:tc>
@@ -1568,7 +2196,13 @@
     </w:tbl>
     <w:p>
       <w:r>
-        <w:t>With scattering enabled, 274 additional receivers are resolved vs scattering OFF (1 023 vs 749). Scattered paths provide alternative propagation routes to receivers in extended shadow zones — essential in a DEM scene where terrain ridges and building clusters create deep NLOS.</w:t>
+        <w:rPr>
+          <w:sz w:val="20"/>
+        </w:rPr>
+        <w:br/>
+        <w:t>PL formula: PL_sim = −10·log10(path_gain) | RSSI_sim = 49.0 + 10·log10(path_gain)</w:t>
+        <w:br/>
+        <w:t>Three combining methods: Best (max|aᵢ|²), Incoh (Σ|aᵢ|²), Coh (|Σaᵢ|²)</w:t>
       </w:r>
     </w:p>
     <w:p>
@@ -1577,7 +2211,184 @@
         <w:jc w:val="left"/>
       </w:pPr>
       <w:r>
-        <w:t>4. Validation Against Measured Path Loss</w:t>
+        <w:t>4. Simulation Results</w:t>
+      </w:r>
+    </w:p>
+    <w:tbl>
+      <w:tblPr>
+        <w:tblStyle w:val="TableGrid"/>
+        <w:tblW w:type="auto" w:w="0"/>
+        <w:tblLook w:firstColumn="1" w:firstRow="1" w:lastColumn="0" w:lastRow="0" w:noHBand="0" w:noVBand="1" w:val="04A0"/>
+      </w:tblPr>
+      <w:tblGrid>
+        <w:gridCol w:w="4703"/>
+        <w:gridCol w:w="4703"/>
+      </w:tblGrid>
+      <w:tr>
+        <w:tc>
+          <w:tcPr>
+            <w:tcW w:type="dxa" w:w="4703"/>
+          </w:tcPr>
+          <w:p>
+            <w:pPr>
+              <w:jc w:val="center"/>
+            </w:pPr>
+            <w:r>
+              <w:rPr>
+                <w:b/>
+                <w:sz w:val="16"/>
+              </w:rPr>
+              <w:t>Statistic</w:t>
+            </w:r>
+          </w:p>
+        </w:tc>
+        <w:tc>
+          <w:tcPr>
+            <w:tcW w:type="dxa" w:w="4703"/>
+          </w:tcPr>
+          <w:p>
+            <w:pPr>
+              <w:jc w:val="center"/>
+            </w:pPr>
+            <w:r>
+              <w:rPr>
+                <w:b/>
+                <w:sz w:val="16"/>
+              </w:rPr>
+              <w:t>Value</w:t>
+            </w:r>
+          </w:p>
+        </w:tc>
+      </w:tr>
+      <w:tr>
+        <w:tc>
+          <w:tcPr>
+            <w:tcW w:type="dxa" w:w="4703"/>
+          </w:tcPr>
+          <w:p>
+            <w:r>
+              <w:rPr>
+                <w:sz w:val="16"/>
+              </w:rPr>
+              <w:t>Receivers solved</w:t>
+            </w:r>
+          </w:p>
+        </w:tc>
+        <w:tc>
+          <w:tcPr>
+            <w:tcW w:type="dxa" w:w="4703"/>
+          </w:tcPr>
+          <w:p>
+            <w:r>
+              <w:rPr>
+                <w:sz w:val="16"/>
+              </w:rPr>
+              <w:t>1 023 / 1 200  (85.2%)</w:t>
+            </w:r>
+          </w:p>
+        </w:tc>
+      </w:tr>
+      <w:tr>
+        <w:tc>
+          <w:tcPr>
+            <w:tcW w:type="dxa" w:w="4703"/>
+          </w:tcPr>
+          <w:p>
+            <w:r>
+              <w:rPr>
+                <w:sz w:val="16"/>
+              </w:rPr>
+              <w:t>No paths (NaN)</w:t>
+            </w:r>
+          </w:p>
+        </w:tc>
+        <w:tc>
+          <w:tcPr>
+            <w:tcW w:type="dxa" w:w="4703"/>
+          </w:tcPr>
+          <w:p>
+            <w:r>
+              <w:rPr>
+                <w:sz w:val="16"/>
+              </w:rPr>
+              <w:t>177  (14.8%)</w:t>
+            </w:r>
+          </w:p>
+        </w:tc>
+      </w:tr>
+      <w:tr>
+        <w:tc>
+          <w:tcPr>
+            <w:tcW w:type="dxa" w:w="4703"/>
+          </w:tcPr>
+          <w:p>
+            <w:r>
+              <w:rPr>
+                <w:sz w:val="16"/>
+              </w:rPr>
+              <w:t>Total rays</w:t>
+            </w:r>
+          </w:p>
+        </w:tc>
+        <w:tc>
+          <w:tcPr>
+            <w:tcW w:type="dxa" w:w="4703"/>
+          </w:tcPr>
+          <w:p>
+            <w:r>
+              <w:rPr>
+                <w:sz w:val="16"/>
+              </w:rPr>
+              <w:t>210 286</w:t>
+            </w:r>
+          </w:p>
+        </w:tc>
+      </w:tr>
+      <w:tr>
+        <w:tc>
+          <w:tcPr>
+            <w:tcW w:type="dxa" w:w="4703"/>
+          </w:tcPr>
+          <w:p>
+            <w:r>
+              <w:rPr>
+                <w:sz w:val="16"/>
+              </w:rPr>
+              <w:t>Runtime</w:t>
+            </w:r>
+          </w:p>
+        </w:tc>
+        <w:tc>
+          <w:tcPr>
+            <w:tcW w:type="dxa" w:w="4703"/>
+          </w:tcPr>
+          <w:p>
+            <w:r>
+              <w:rPr>
+                <w:sz w:val="16"/>
+              </w:rPr>
+              <w:t>2 030.9 s  (~34 min)</w:t>
+            </w:r>
+          </w:p>
+        </w:tc>
+      </w:tr>
+    </w:tbl>
+    <w:p>
+      <w:r>
+        <w:rPr>
+          <w:sz w:val="20"/>
+        </w:rPr>
+        <w:br/>
+        <w:t>Scattering ON resolves 274 more receivers than OFF (1 023 vs 749). Scattered paths bridge terrain shadow zones that specular-only paths cannot reach.</w:t>
+      </w:r>
+    </w:p>
+    <w:p>
+      <w:pPr>
+        <w:pStyle w:val="Heading1"/>
+        <w:jc w:val="left"/>
+      </w:pPr>
+      <w:r>
+        <w:t>5. Validation Against Measured Path Loss</w:t>
       </w:r>
     </w:p>
     <w:p>
@@ -1586,7 +2397,7 @@
         <w:jc w:val="left"/>
       </w:pPr>
       <w:r>
-        <w:t>4.1 Overall Accuracy — All Receivers</w:t>
+        <w:t>5.1 Overall Accuracy</w:t>
       </w:r>
     </w:p>
     <w:tbl>
@@ -1615,7 +2426,7 @@
             <w:r>
               <w:rPr>
                 <w:b/>
-                <w:sz w:val="17"/>
+                <w:sz w:val="16"/>
               </w:rPr>
               <w:t>Method</w:t>
             </w:r>
@@ -1632,7 +2443,7 @@
             <w:r>
               <w:rPr>
                 <w:b/>
-                <w:sz w:val="17"/>
+                <w:sz w:val="16"/>
               </w:rPr>
               <w:t>N</w:t>
             </w:r>
@@ -1649,7 +2460,7 @@
             <w:r>
               <w:rPr>
                 <w:b/>
-                <w:sz w:val="17"/>
+                <w:sz w:val="16"/>
               </w:rPr>
               <w:t>Bias (dB)</w:t>
             </w:r>
@@ -1666,7 +2477,7 @@
             <w:r>
               <w:rPr>
                 <w:b/>
-                <w:sz w:val="17"/>
+                <w:sz w:val="16"/>
               </w:rPr>
               <w:t>RMSE (dB)</w:t>
             </w:r>
@@ -1683,7 +2494,7 @@
             <w:r>
               <w:rPr>
                 <w:b/>
-                <w:sz w:val="17"/>
+                <w:sz w:val="16"/>
               </w:rPr>
               <w:t>MAE (dB)</w:t>
             </w:r>
@@ -1700,7 +2511,7 @@
             <w:r>
               <w:rPr>
                 <w:b/>
-                <w:sz w:val="17"/>
+                <w:sz w:val="16"/>
               </w:rPr>
               <w:t>R²</w:t>
             </w:r>
@@ -1715,7 +2526,7 @@
           <w:p>
             <w:r>
               <w:rPr>
-                <w:sz w:val="17"/>
+                <w:sz w:val="16"/>
               </w:rPr>
               <w:t>Best ON</w:t>
             </w:r>
@@ -1728,7 +2539,7 @@
           <w:p>
             <w:r>
               <w:rPr>
-                <w:sz w:val="17"/>
+                <w:sz w:val="16"/>
               </w:rPr>
               <w:t>1 023</w:t>
             </w:r>
@@ -1741,7 +2552,7 @@
           <w:p>
             <w:r>
               <w:rPr>
-                <w:sz w:val="17"/>
+                <w:sz w:val="16"/>
               </w:rPr>
               <w:t>−1.71</w:t>
             </w:r>
@@ -1754,7 +2565,7 @@
           <w:p>
             <w:r>
               <w:rPr>
-                <w:sz w:val="17"/>
+                <w:sz w:val="16"/>
               </w:rPr>
               <w:t>14.30</w:t>
             </w:r>
@@ -1767,7 +2578,7 @@
           <w:p>
             <w:r>
               <w:rPr>
-                <w:sz w:val="17"/>
+                <w:sz w:val="16"/>
               </w:rPr>
               <w:t>11.12</w:t>
             </w:r>
@@ -1780,7 +2591,7 @@
           <w:p>
             <w:r>
               <w:rPr>
-                <w:sz w:val="17"/>
+                <w:sz w:val="16"/>
               </w:rPr>
               <w:t>+0.006</w:t>
             </w:r>
@@ -1795,7 +2606,7 @@
           <w:p>
             <w:r>
               <w:rPr>
-                <w:sz w:val="17"/>
+                <w:sz w:val="16"/>
               </w:rPr>
               <w:t>Incoh ON ★</w:t>
             </w:r>
@@ -1808,7 +2619,7 @@
           <w:p>
             <w:r>
               <w:rPr>
-                <w:sz w:val="17"/>
+                <w:sz w:val="16"/>
               </w:rPr>
               <w:t>1 023</w:t>
             </w:r>
@@ -1821,7 +2632,7 @@
           <w:p>
             <w:r>
               <w:rPr>
-                <w:sz w:val="17"/>
+                <w:sz w:val="16"/>
               </w:rPr>
               <w:t>−6.11</w:t>
             </w:r>
@@ -1834,7 +2645,7 @@
           <w:p>
             <w:r>
               <w:rPr>
-                <w:sz w:val="17"/>
+                <w:sz w:val="16"/>
               </w:rPr>
               <w:t>13.46</w:t>
             </w:r>
@@ -1847,7 +2658,7 @@
           <w:p>
             <w:r>
               <w:rPr>
-                <w:sz w:val="17"/>
+                <w:sz w:val="16"/>
               </w:rPr>
               <w:t>10.31</w:t>
             </w:r>
@@ -1860,7 +2671,7 @@
           <w:p>
             <w:r>
               <w:rPr>
-                <w:sz w:val="17"/>
+                <w:sz w:val="16"/>
               </w:rPr>
               <w:t>+0.120</w:t>
             </w:r>
@@ -1875,7 +2686,7 @@
           <w:p>
             <w:r>
               <w:rPr>
-                <w:sz w:val="17"/>
+                <w:sz w:val="16"/>
               </w:rPr>
               <w:t>Coh ON</w:t>
             </w:r>
@@ -1888,7 +2699,7 @@
           <w:p>
             <w:r>
               <w:rPr>
-                <w:sz w:val="17"/>
+                <w:sz w:val="16"/>
               </w:rPr>
               <w:t>1 023</w:t>
             </w:r>
@@ -1901,7 +2712,7 @@
           <w:p>
             <w:r>
               <w:rPr>
-                <w:sz w:val="17"/>
+                <w:sz w:val="16"/>
               </w:rPr>
               <w:t>−16.35</w:t>
             </w:r>
@@ -1914,7 +2725,7 @@
           <w:p>
             <w:r>
               <w:rPr>
-                <w:sz w:val="17"/>
+                <w:sz w:val="16"/>
               </w:rPr>
               <w:t>21.35</w:t>
             </w:r>
@@ -1927,7 +2738,7 @@
           <w:p>
             <w:r>
               <w:rPr>
-                <w:sz w:val="17"/>
+                <w:sz w:val="16"/>
               </w:rPr>
               <w:t>18.81</w:t>
             </w:r>
@@ -1940,7 +2751,7 @@
           <w:p>
             <w:r>
               <w:rPr>
-                <w:sz w:val="17"/>
+                <w:sz w:val="16"/>
               </w:rPr>
               <w:t>−1.214</w:t>
             </w:r>
@@ -1955,7 +2766,7 @@
           <w:p>
             <w:r>
               <w:rPr>
-                <w:sz w:val="17"/>
+                <w:sz w:val="16"/>
               </w:rPr>
               <w:t>Best OFF</w:t>
             </w:r>
@@ -1968,7 +2779,7 @@
           <w:p>
             <w:r>
               <w:rPr>
-                <w:sz w:val="17"/>
+                <w:sz w:val="16"/>
               </w:rPr>
               <w:t>749</w:t>
             </w:r>
@@ -1981,7 +2792,7 @@
           <w:p>
             <w:r>
               <w:rPr>
-                <w:sz w:val="17"/>
+                <w:sz w:val="16"/>
               </w:rPr>
               <w:t>+8.02</w:t>
             </w:r>
@@ -1994,7 +2805,7 @@
           <w:p>
             <w:r>
               <w:rPr>
-                <w:sz w:val="17"/>
+                <w:sz w:val="16"/>
               </w:rPr>
               <w:t>28.76</w:t>
             </w:r>
@@ -2007,7 +2818,7 @@
           <w:p>
             <w:r>
               <w:rPr>
-                <w:sz w:val="17"/>
+                <w:sz w:val="16"/>
               </w:rPr>
               <w:t>23.27</w:t>
             </w:r>
@@ -2020,7 +2831,7 @@
           <w:p>
             <w:r>
               <w:rPr>
-                <w:sz w:val="17"/>
+                <w:sz w:val="16"/>
               </w:rPr>
               <w:t>−2.846</w:t>
             </w:r>
@@ -2035,7 +2846,7 @@
           <w:p>
             <w:r>
               <w:rPr>
-                <w:sz w:val="17"/>
+                <w:sz w:val="16"/>
               </w:rPr>
               <w:t>Incoh OFF</w:t>
             </w:r>
@@ -2048,7 +2859,7 @@
           <w:p>
             <w:r>
               <w:rPr>
-                <w:sz w:val="17"/>
+                <w:sz w:val="16"/>
               </w:rPr>
               <w:t>749</w:t>
             </w:r>
@@ -2061,7 +2872,7 @@
           <w:p>
             <w:r>
               <w:rPr>
-                <w:sz w:val="17"/>
+                <w:sz w:val="16"/>
               </w:rPr>
               <w:t>+6.86</w:t>
             </w:r>
@@ -2074,7 +2885,7 @@
           <w:p>
             <w:r>
               <w:rPr>
-                <w:sz w:val="17"/>
+                <w:sz w:val="16"/>
               </w:rPr>
               <w:t>28.11</w:t>
             </w:r>
@@ -2087,7 +2898,7 @@
           <w:p>
             <w:r>
               <w:rPr>
-                <w:sz w:val="17"/>
+                <w:sz w:val="16"/>
               </w:rPr>
               <w:t>22.47</w:t>
             </w:r>
@@ -2100,7 +2911,7 @@
           <w:p>
             <w:r>
               <w:rPr>
-                <w:sz w:val="17"/>
+                <w:sz w:val="16"/>
               </w:rPr>
               <w:t>−2.676</w:t>
             </w:r>
@@ -2115,9 +2926,9 @@
           <w:p>
             <w:r>
               <w:rPr>
-                <w:sz w:val="17"/>
-              </w:rPr>
-              <w:t>Coh OFF</w:t>
+                <w:sz w:val="16"/>
+              </w:rPr>
+              <w:t>FSPL ref</w:t>
             </w:r>
           </w:p>
         </w:tc>
@@ -2128,9 +2939,9 @@
           <w:p>
             <w:r>
               <w:rPr>
-                <w:sz w:val="17"/>
-              </w:rPr>
-              <w:t>749</w:t>
+                <w:sz w:val="16"/>
+              </w:rPr>
+              <w:t>1 200</w:t>
             </w:r>
           </w:p>
         </w:tc>
@@ -2141,9 +2952,9 @@
           <w:p>
             <w:r>
               <w:rPr>
-                <w:sz w:val="17"/>
-              </w:rPr>
-              <w:t>+8.15</w:t>
+                <w:sz w:val="16"/>
+              </w:rPr>
+              <w:t>−35.69</w:t>
             </w:r>
           </w:p>
         </w:tc>
@@ -2154,9 +2965,9 @@
           <w:p>
             <w:r>
               <w:rPr>
-                <w:sz w:val="17"/>
-              </w:rPr>
-              <w:t>29.13</w:t>
+                <w:sz w:val="16"/>
+              </w:rPr>
+              <w:t>36.78</w:t>
             </w:r>
           </w:p>
         </w:tc>
@@ -2167,9 +2978,9 @@
           <w:p>
             <w:r>
               <w:rPr>
-                <w:sz w:val="17"/>
-              </w:rPr>
-              <w:t>23.10</w:t>
+                <w:sz w:val="16"/>
+              </w:rPr>
+              <w:t>35.69</w:t>
             </w:r>
           </w:p>
         </w:tc>
@@ -2180,87 +2991,7 @@
           <w:p>
             <w:r>
               <w:rPr>
-                <w:sz w:val="17"/>
-              </w:rPr>
-              <w:t>−2.948</w:t>
-            </w:r>
-          </w:p>
-        </w:tc>
-      </w:tr>
-      <w:tr>
-        <w:tc>
-          <w:tcPr>
-            <w:tcW w:type="dxa" w:w="1568"/>
-          </w:tcPr>
-          <w:p>
-            <w:r>
-              <w:rPr>
-                <w:sz w:val="17"/>
-              </w:rPr>
-              <w:t>FSPL reference</w:t>
-            </w:r>
-          </w:p>
-        </w:tc>
-        <w:tc>
-          <w:tcPr>
-            <w:tcW w:type="dxa" w:w="1568"/>
-          </w:tcPr>
-          <w:p>
-            <w:r>
-              <w:rPr>
-                <w:sz w:val="17"/>
-              </w:rPr>
-              <w:t>1 200</w:t>
-            </w:r>
-          </w:p>
-        </w:tc>
-        <w:tc>
-          <w:tcPr>
-            <w:tcW w:type="dxa" w:w="1568"/>
-          </w:tcPr>
-          <w:p>
-            <w:r>
-              <w:rPr>
-                <w:sz w:val="17"/>
-              </w:rPr>
-              <w:t>−35.69</w:t>
-            </w:r>
-          </w:p>
-        </w:tc>
-        <w:tc>
-          <w:tcPr>
-            <w:tcW w:type="dxa" w:w="1568"/>
-          </w:tcPr>
-          <w:p>
-            <w:r>
-              <w:rPr>
-                <w:sz w:val="17"/>
-              </w:rPr>
-              <w:t>36.78</w:t>
-            </w:r>
-          </w:p>
-        </w:tc>
-        <w:tc>
-          <w:tcPr>
-            <w:tcW w:type="dxa" w:w="1568"/>
-          </w:tcPr>
-          <w:p>
-            <w:r>
-              <w:rPr>
-                <w:sz w:val="17"/>
-              </w:rPr>
-              <w:t>35.69</w:t>
-            </w:r>
-          </w:p>
-        </w:tc>
-        <w:tc>
-          <w:tcPr>
-            <w:tcW w:type="dxa" w:w="1568"/>
-          </w:tcPr>
-          <w:p>
-            <w:r>
-              <w:rPr>
-                <w:sz w:val="17"/>
+                <w:sz w:val="16"/>
               </w:rPr>
               <w:t>−4.812</w:t>
             </w:r>
@@ -2270,10 +3001,11 @@
     </w:tbl>
     <w:p>
       <w:r>
-        <w:t>★ Best method: Incoherent ON — RMSE = 13.46 dB, R² = +0.120, Bias = −6.11 dB.</w:t>
+        <w:rPr>
+          <w:sz w:val="20"/>
+        </w:rPr>
         <w:br/>
-        <w:br/>
-        <w:t>The positive R² (+0.120) means the DEM simulation explains approximately 12% of the path loss variance in the measured data — a significant improvement over the flat terrain baseline (R² = −0.517). The −6.11 dB bias indicates the simulation slightly overestimates path loss (predicts lower received signal), most likely due to finite ray budget and absence of vegetation-free LOS paths in the terrain model.</w:t>
+        <w:t>★ Best: Incoh ON — RMSE = 13.46 dB, R² = +0.120. The positive R² confirms DEM terrain explains ~12% of path loss variance. FSPL (R² = −4.812) confirms distance alone cannot explain path loss in hilly urban terrain. The −6.11 dB bias indicates slight overestimation of path loss — most likely due to terrain over-shielding at long range and finite ray budget.</w:t>
       </w:r>
     </w:p>
     <w:p>
@@ -2324,7 +3056,7 @@
           <w:i/>
           <w:sz w:val="18"/>
         </w:rPr>
-        <w:t>Figure 1 — Overall accuracy metrics (RMSE, Bias, R²) for all combining methods</w:t>
+        <w:t>Figure 1 — Overall accuracy metrics: RMSE, Bias, R² for all methods</w:t>
       </w:r>
     </w:p>
     <w:p>
@@ -2333,7 +3065,7 @@
         <w:jc w:val="left"/>
       </w:pPr>
       <w:r>
-        <w:t>4.2 Per-Band RMSE vs Distance</w:t>
+        <w:t>5.2 Per-Band RMSE</w:t>
       </w:r>
     </w:p>
     <w:tbl>
@@ -2343,18 +3075,16 @@
         <w:tblLook w:firstColumn="1" w:firstRow="1" w:lastColumn="0" w:lastRow="0" w:noHBand="0" w:noVBand="1" w:val="04A0"/>
       </w:tblPr>
       <w:tblGrid>
-        <w:gridCol w:w="1344"/>
-        <w:gridCol w:w="1344"/>
-        <w:gridCol w:w="1344"/>
-        <w:gridCol w:w="1344"/>
-        <w:gridCol w:w="1344"/>
-        <w:gridCol w:w="1344"/>
-        <w:gridCol w:w="1344"/>
+        <w:gridCol w:w="1881"/>
+        <w:gridCol w:w="1881"/>
+        <w:gridCol w:w="1881"/>
+        <w:gridCol w:w="1881"/>
+        <w:gridCol w:w="1881"/>
       </w:tblGrid>
       <w:tr>
         <w:tc>
           <w:tcPr>
-            <w:tcW w:type="dxa" w:w="1344"/>
+            <w:tcW w:type="dxa" w:w="1881"/>
           </w:tcPr>
           <w:p>
             <w:pPr>
@@ -2363,7 +3093,7 @@
             <w:r>
               <w:rPr>
                 <w:b/>
-                <w:sz w:val="17"/>
+                <w:sz w:val="16"/>
               </w:rPr>
               <w:t>Distance band</w:t>
             </w:r>
@@ -2371,7 +3101,7 @@
         </w:tc>
         <w:tc>
           <w:tcPr>
-            <w:tcW w:type="dxa" w:w="1344"/>
+            <w:tcW w:type="dxa" w:w="1881"/>
           </w:tcPr>
           <w:p>
             <w:pPr>
@@ -2380,7 +3110,7 @@
             <w:r>
               <w:rPr>
                 <w:b/>
-                <w:sz w:val="17"/>
+                <w:sz w:val="16"/>
               </w:rPr>
               <w:t>Best ON</w:t>
             </w:r>
@@ -2388,7 +3118,7 @@
         </w:tc>
         <w:tc>
           <w:tcPr>
-            <w:tcW w:type="dxa" w:w="1344"/>
+            <w:tcW w:type="dxa" w:w="1881"/>
           </w:tcPr>
           <w:p>
             <w:pPr>
@@ -2397,7 +3127,7 @@
             <w:r>
               <w:rPr>
                 <w:b/>
-                <w:sz w:val="17"/>
+                <w:sz w:val="16"/>
               </w:rPr>
               <w:t>Incoh ON ★</w:t>
             </w:r>
@@ -2405,7 +3135,7 @@
         </w:tc>
         <w:tc>
           <w:tcPr>
-            <w:tcW w:type="dxa" w:w="1344"/>
+            <w:tcW w:type="dxa" w:w="1881"/>
           </w:tcPr>
           <w:p>
             <w:pPr>
@@ -2414,7 +3144,7 @@
             <w:r>
               <w:rPr>
                 <w:b/>
-                <w:sz w:val="17"/>
+                <w:sz w:val="16"/>
               </w:rPr>
               <w:t>Coh ON</w:t>
             </w:r>
@@ -2422,7 +3152,7 @@
         </w:tc>
         <w:tc>
           <w:tcPr>
-            <w:tcW w:type="dxa" w:w="1344"/>
+            <w:tcW w:type="dxa" w:w="1881"/>
           </w:tcPr>
           <w:p>
             <w:pPr>
@@ -2431,41 +3161,7 @@
             <w:r>
               <w:rPr>
                 <w:b/>
-                <w:sz w:val="17"/>
-              </w:rPr>
-              <w:t>Best OFF</w:t>
-            </w:r>
-          </w:p>
-        </w:tc>
-        <w:tc>
-          <w:tcPr>
-            <w:tcW w:type="dxa" w:w="1344"/>
-          </w:tcPr>
-          <w:p>
-            <w:pPr>
-              <w:jc w:val="center"/>
-            </w:pPr>
-            <w:r>
-              <w:rPr>
-                <w:b/>
-                <w:sz w:val="17"/>
-              </w:rPr>
-              <w:t>Incoh OFF</w:t>
-            </w:r>
-          </w:p>
-        </w:tc>
-        <w:tc>
-          <w:tcPr>
-            <w:tcW w:type="dxa" w:w="1344"/>
-          </w:tcPr>
-          <w:p>
-            <w:pPr>
-              <w:jc w:val="center"/>
-            </w:pPr>
-            <w:r>
-              <w:rPr>
-                <w:b/>
-                <w:sz w:val="17"/>
+                <w:sz w:val="16"/>
               </w:rPr>
               <w:t>FSPL ref</w:t>
             </w:r>
@@ -2475,12 +3171,12 @@
       <w:tr>
         <w:tc>
           <w:tcPr>
-            <w:tcW w:type="dxa" w:w="1344"/>
-          </w:tcPr>
-          <w:p>
-            <w:r>
-              <w:rPr>
-                <w:sz w:val="17"/>
+            <w:tcW w:type="dxa" w:w="1881"/>
+          </w:tcPr>
+          <w:p>
+            <w:r>
+              <w:rPr>
+                <w:sz w:val="16"/>
               </w:rPr>
               <w:t>0 – 300 m</w:t>
             </w:r>
@@ -2488,12 +3184,12 @@
         </w:tc>
         <w:tc>
           <w:tcPr>
-            <w:tcW w:type="dxa" w:w="1344"/>
-          </w:tcPr>
-          <w:p>
-            <w:r>
-              <w:rPr>
-                <w:sz w:val="17"/>
+            <w:tcW w:type="dxa" w:w="1881"/>
+          </w:tcPr>
+          <w:p>
+            <w:r>
+              <w:rPr>
+                <w:sz w:val="16"/>
               </w:rPr>
               <w:t>8.35</w:t>
             </w:r>
@@ -2501,12 +3197,12 @@
         </w:tc>
         <w:tc>
           <w:tcPr>
-            <w:tcW w:type="dxa" w:w="1344"/>
-          </w:tcPr>
-          <w:p>
-            <w:r>
-              <w:rPr>
-                <w:sz w:val="17"/>
+            <w:tcW w:type="dxa" w:w="1881"/>
+          </w:tcPr>
+          <w:p>
+            <w:r>
+              <w:rPr>
+                <w:sz w:val="16"/>
               </w:rPr>
               <w:t>8.59</w:t>
             </w:r>
@@ -2514,12 +3210,12 @@
         </w:tc>
         <w:tc>
           <w:tcPr>
-            <w:tcW w:type="dxa" w:w="1344"/>
-          </w:tcPr>
-          <w:p>
-            <w:r>
-              <w:rPr>
-                <w:sz w:val="17"/>
+            <w:tcW w:type="dxa" w:w="1881"/>
+          </w:tcPr>
+          <w:p>
+            <w:r>
+              <w:rPr>
+                <w:sz w:val="16"/>
               </w:rPr>
               <w:t>21.59</w:t>
             </w:r>
@@ -2527,38 +3223,12 @@
         </w:tc>
         <w:tc>
           <w:tcPr>
-            <w:tcW w:type="dxa" w:w="1344"/>
-          </w:tcPr>
-          <w:p>
-            <w:r>
-              <w:rPr>
-                <w:sz w:val="17"/>
-              </w:rPr>
-              <w:t>8.35</w:t>
-            </w:r>
-          </w:p>
-        </w:tc>
-        <w:tc>
-          <w:tcPr>
-            <w:tcW w:type="dxa" w:w="1344"/>
-          </w:tcPr>
-          <w:p>
-            <w:r>
-              <w:rPr>
-                <w:sz w:val="17"/>
-              </w:rPr>
-              <w:t>8.83</w:t>
-            </w:r>
-          </w:p>
-        </w:tc>
-        <w:tc>
-          <w:tcPr>
-            <w:tcW w:type="dxa" w:w="1344"/>
-          </w:tcPr>
-          <w:p>
-            <w:r>
-              <w:rPr>
-                <w:sz w:val="17"/>
+            <w:tcW w:type="dxa" w:w="1881"/>
+          </w:tcPr>
+          <w:p>
+            <w:r>
+              <w:rPr>
+                <w:sz w:val="16"/>
               </w:rPr>
               <w:t>7.20</w:t>
             </w:r>
@@ -2568,12 +3238,12 @@
       <w:tr>
         <w:tc>
           <w:tcPr>
-            <w:tcW w:type="dxa" w:w="1344"/>
-          </w:tcPr>
-          <w:p>
-            <w:r>
-              <w:rPr>
-                <w:sz w:val="17"/>
+            <w:tcW w:type="dxa" w:w="1881"/>
+          </w:tcPr>
+          <w:p>
+            <w:r>
+              <w:rPr>
+                <w:sz w:val="16"/>
               </w:rPr>
               <w:t>300 – 700 m</w:t>
             </w:r>
@@ -2581,12 +3251,12 @@
         </w:tc>
         <w:tc>
           <w:tcPr>
-            <w:tcW w:type="dxa" w:w="1344"/>
-          </w:tcPr>
-          <w:p>
-            <w:r>
-              <w:rPr>
-                <w:sz w:val="17"/>
+            <w:tcW w:type="dxa" w:w="1881"/>
+          </w:tcPr>
+          <w:p>
+            <w:r>
+              <w:rPr>
+                <w:sz w:val="16"/>
               </w:rPr>
               <w:t>10.73</w:t>
             </w:r>
@@ -2594,12 +3264,12 @@
         </w:tc>
         <w:tc>
           <w:tcPr>
-            <w:tcW w:type="dxa" w:w="1344"/>
-          </w:tcPr>
-          <w:p>
-            <w:r>
-              <w:rPr>
-                <w:sz w:val="17"/>
+            <w:tcW w:type="dxa" w:w="1881"/>
+          </w:tcPr>
+          <w:p>
+            <w:r>
+              <w:rPr>
+                <w:sz w:val="16"/>
               </w:rPr>
               <w:t>10.49 ★</w:t>
             </w:r>
@@ -2607,12 +3277,12 @@
         </w:tc>
         <w:tc>
           <w:tcPr>
-            <w:tcW w:type="dxa" w:w="1344"/>
-          </w:tcPr>
-          <w:p>
-            <w:r>
-              <w:rPr>
-                <w:sz w:val="17"/>
+            <w:tcW w:type="dxa" w:w="1881"/>
+          </w:tcPr>
+          <w:p>
+            <w:r>
+              <w:rPr>
+                <w:sz w:val="16"/>
               </w:rPr>
               <w:t>22.82</w:t>
             </w:r>
@@ -2620,38 +3290,12 @@
         </w:tc>
         <w:tc>
           <w:tcPr>
-            <w:tcW w:type="dxa" w:w="1344"/>
-          </w:tcPr>
-          <w:p>
-            <w:r>
-              <w:rPr>
-                <w:sz w:val="17"/>
-              </w:rPr>
-              <w:t>11.98</w:t>
-            </w:r>
-          </w:p>
-        </w:tc>
-        <w:tc>
-          <w:tcPr>
-            <w:tcW w:type="dxa" w:w="1344"/>
-          </w:tcPr>
-          <w:p>
-            <w:r>
-              <w:rPr>
-                <w:sz w:val="17"/>
-              </w:rPr>
-              <w:t>12.34</w:t>
-            </w:r>
-          </w:p>
-        </w:tc>
-        <w:tc>
-          <w:tcPr>
-            <w:tcW w:type="dxa" w:w="1344"/>
-          </w:tcPr>
-          <w:p>
-            <w:r>
-              <w:rPr>
-                <w:sz w:val="17"/>
+            <w:tcW w:type="dxa" w:w="1881"/>
+          </w:tcPr>
+          <w:p>
+            <w:r>
+              <w:rPr>
+                <w:sz w:val="16"/>
               </w:rPr>
               <w:t>19.96</w:t>
             </w:r>
@@ -2661,12 +3305,12 @@
       <w:tr>
         <w:tc>
           <w:tcPr>
-            <w:tcW w:type="dxa" w:w="1344"/>
-          </w:tcPr>
-          <w:p>
-            <w:r>
-              <w:rPr>
-                <w:sz w:val="17"/>
+            <w:tcW w:type="dxa" w:w="1881"/>
+          </w:tcPr>
+          <w:p>
+            <w:r>
+              <w:rPr>
+                <w:sz w:val="16"/>
               </w:rPr>
               <w:t>700 – 1 200 m</w:t>
             </w:r>
@@ -2674,12 +3318,12 @@
         </w:tc>
         <w:tc>
           <w:tcPr>
-            <w:tcW w:type="dxa" w:w="1344"/>
-          </w:tcPr>
-          <w:p>
-            <w:r>
-              <w:rPr>
-                <w:sz w:val="17"/>
+            <w:tcW w:type="dxa" w:w="1881"/>
+          </w:tcPr>
+          <w:p>
+            <w:r>
+              <w:rPr>
+                <w:sz w:val="16"/>
               </w:rPr>
               <w:t>16.38</w:t>
             </w:r>
@@ -2687,12 +3331,12 @@
         </w:tc>
         <w:tc>
           <w:tcPr>
-            <w:tcW w:type="dxa" w:w="1344"/>
-          </w:tcPr>
-          <w:p>
-            <w:r>
-              <w:rPr>
-                <w:sz w:val="17"/>
+            <w:tcW w:type="dxa" w:w="1881"/>
+          </w:tcPr>
+          <w:p>
+            <w:r>
+              <w:rPr>
+                <w:sz w:val="16"/>
               </w:rPr>
               <w:t>13.14 ★</w:t>
             </w:r>
@@ -2700,12 +3344,12 @@
         </w:tc>
         <w:tc>
           <w:tcPr>
-            <w:tcW w:type="dxa" w:w="1344"/>
-          </w:tcPr>
-          <w:p>
-            <w:r>
-              <w:rPr>
-                <w:sz w:val="17"/>
+            <w:tcW w:type="dxa" w:w="1881"/>
+          </w:tcPr>
+          <w:p>
+            <w:r>
+              <w:rPr>
+                <w:sz w:val="16"/>
               </w:rPr>
               <w:t>14.75</w:t>
             </w:r>
@@ -2713,38 +3357,12 @@
         </w:tc>
         <w:tc>
           <w:tcPr>
-            <w:tcW w:type="dxa" w:w="1344"/>
-          </w:tcPr>
-          <w:p>
-            <w:r>
-              <w:rPr>
-                <w:sz w:val="17"/>
-              </w:rPr>
-              <w:t>35.11</w:t>
-            </w:r>
-          </w:p>
-        </w:tc>
-        <w:tc>
-          <w:tcPr>
-            <w:tcW w:type="dxa" w:w="1344"/>
-          </w:tcPr>
-          <w:p>
-            <w:r>
-              <w:rPr>
-                <w:sz w:val="17"/>
-              </w:rPr>
-              <w:t>34.67</w:t>
-            </w:r>
-          </w:p>
-        </w:tc>
-        <w:tc>
-          <w:tcPr>
-            <w:tcW w:type="dxa" w:w="1344"/>
-          </w:tcPr>
-          <w:p>
-            <w:r>
-              <w:rPr>
-                <w:sz w:val="17"/>
+            <w:tcW w:type="dxa" w:w="1881"/>
+          </w:tcPr>
+          <w:p>
+            <w:r>
+              <w:rPr>
+                <w:sz w:val="16"/>
               </w:rPr>
               <w:t>34.69</w:t>
             </w:r>
@@ -2754,12 +3372,12 @@
       <w:tr>
         <w:tc>
           <w:tcPr>
-            <w:tcW w:type="dxa" w:w="1344"/>
-          </w:tcPr>
-          <w:p>
-            <w:r>
-              <w:rPr>
-                <w:sz w:val="17"/>
+            <w:tcW w:type="dxa" w:w="1881"/>
+          </w:tcPr>
+          <w:p>
+            <w:r>
+              <w:rPr>
+                <w:sz w:val="16"/>
               </w:rPr>
               <w:t>1 200 – 2 000 m</w:t>
             </w:r>
@@ -2767,12 +3385,12 @@
         </w:tc>
         <w:tc>
           <w:tcPr>
-            <w:tcW w:type="dxa" w:w="1344"/>
-          </w:tcPr>
-          <w:p>
-            <w:r>
-              <w:rPr>
-                <w:sz w:val="17"/>
+            <w:tcW w:type="dxa" w:w="1881"/>
+          </w:tcPr>
+          <w:p>
+            <w:r>
+              <w:rPr>
+                <w:sz w:val="16"/>
               </w:rPr>
               <w:t>18.49</w:t>
             </w:r>
@@ -2780,12 +3398,12 @@
         </w:tc>
         <w:tc>
           <w:tcPr>
-            <w:tcW w:type="dxa" w:w="1344"/>
-          </w:tcPr>
-          <w:p>
-            <w:r>
-              <w:rPr>
-                <w:sz w:val="17"/>
+            <w:tcW w:type="dxa" w:w="1881"/>
+          </w:tcPr>
+          <w:p>
+            <w:r>
+              <w:rPr>
+                <w:sz w:val="16"/>
               </w:rPr>
               <w:t>18.05 ★</w:t>
             </w:r>
@@ -2793,12 +3411,12 @@
         </w:tc>
         <w:tc>
           <w:tcPr>
-            <w:tcW w:type="dxa" w:w="1344"/>
-          </w:tcPr>
-          <w:p>
-            <w:r>
-              <w:rPr>
-                <w:sz w:val="17"/>
+            <w:tcW w:type="dxa" w:w="1881"/>
+          </w:tcPr>
+          <w:p>
+            <w:r>
+              <w:rPr>
+                <w:sz w:val="16"/>
               </w:rPr>
               <w:t>23.61</w:t>
             </w:r>
@@ -2806,38 +3424,12 @@
         </w:tc>
         <w:tc>
           <w:tcPr>
-            <w:tcW w:type="dxa" w:w="1344"/>
-          </w:tcPr>
-          <w:p>
-            <w:r>
-              <w:rPr>
-                <w:sz w:val="17"/>
-              </w:rPr>
-              <w:t>22.47</w:t>
-            </w:r>
-          </w:p>
-        </w:tc>
-        <w:tc>
-          <w:tcPr>
-            <w:tcW w:type="dxa" w:w="1344"/>
-          </w:tcPr>
-          <w:p>
-            <w:r>
-              <w:rPr>
-                <w:sz w:val="17"/>
-              </w:rPr>
-              <w:t>22.38</w:t>
-            </w:r>
-          </w:p>
-        </w:tc>
-        <w:tc>
-          <w:tcPr>
-            <w:tcW w:type="dxa" w:w="1344"/>
-          </w:tcPr>
-          <w:p>
-            <w:r>
-              <w:rPr>
-                <w:sz w:val="17"/>
+            <w:tcW w:type="dxa" w:w="1881"/>
+          </w:tcPr>
+          <w:p>
+            <w:r>
+              <w:rPr>
+                <w:sz w:val="16"/>
               </w:rPr>
               <w:t>31.26</w:t>
             </w:r>
@@ -2847,12 +3439,12 @@
       <w:tr>
         <w:tc>
           <w:tcPr>
-            <w:tcW w:type="dxa" w:w="1344"/>
-          </w:tcPr>
-          <w:p>
-            <w:r>
-              <w:rPr>
-                <w:sz w:val="17"/>
+            <w:tcW w:type="dxa" w:w="1881"/>
+          </w:tcPr>
+          <w:p>
+            <w:r>
+              <w:rPr>
+                <w:sz w:val="16"/>
               </w:rPr>
               <w:t>2 000 – 3 000 m</w:t>
             </w:r>
@@ -2860,12 +3452,12 @@
         </w:tc>
         <w:tc>
           <w:tcPr>
-            <w:tcW w:type="dxa" w:w="1344"/>
-          </w:tcPr>
-          <w:p>
-            <w:r>
-              <w:rPr>
-                <w:sz w:val="17"/>
+            <w:tcW w:type="dxa" w:w="1881"/>
+          </w:tcPr>
+          <w:p>
+            <w:r>
+              <w:rPr>
+                <w:sz w:val="16"/>
               </w:rPr>
               <w:t>16.41 ★</w:t>
             </w:r>
@@ -2873,12 +3465,12 @@
         </w:tc>
         <w:tc>
           <w:tcPr>
-            <w:tcW w:type="dxa" w:w="1344"/>
-          </w:tcPr>
-          <w:p>
-            <w:r>
-              <w:rPr>
-                <w:sz w:val="17"/>
+            <w:tcW w:type="dxa" w:w="1881"/>
+          </w:tcPr>
+          <w:p>
+            <w:r>
+              <w:rPr>
+                <w:sz w:val="16"/>
               </w:rPr>
               <w:t>17.50</w:t>
             </w:r>
@@ -2886,12 +3478,12 @@
         </w:tc>
         <w:tc>
           <w:tcPr>
-            <w:tcW w:type="dxa" w:w="1344"/>
-          </w:tcPr>
-          <w:p>
-            <w:r>
-              <w:rPr>
-                <w:sz w:val="17"/>
+            <w:tcW w:type="dxa" w:w="1881"/>
+          </w:tcPr>
+          <w:p>
+            <w:r>
+              <w:rPr>
+                <w:sz w:val="16"/>
               </w:rPr>
               <w:t>29.91</w:t>
             </w:r>
@@ -2899,38 +3491,12 @@
         </w:tc>
         <w:tc>
           <w:tcPr>
-            <w:tcW w:type="dxa" w:w="1344"/>
-          </w:tcPr>
-          <w:p>
-            <w:r>
-              <w:rPr>
-                <w:sz w:val="17"/>
-              </w:rPr>
-              <w:t>20.35</w:t>
-            </w:r>
-          </w:p>
-        </w:tc>
-        <w:tc>
-          <w:tcPr>
-            <w:tcW w:type="dxa" w:w="1344"/>
-          </w:tcPr>
-          <w:p>
-            <w:r>
-              <w:rPr>
-                <w:sz w:val="17"/>
-              </w:rPr>
-              <w:t>19.57</w:t>
-            </w:r>
-          </w:p>
-        </w:tc>
-        <w:tc>
-          <w:tcPr>
-            <w:tcW w:type="dxa" w:w="1344"/>
-          </w:tcPr>
-          <w:p>
-            <w:r>
-              <w:rPr>
-                <w:sz w:val="17"/>
+            <w:tcW w:type="dxa" w:w="1881"/>
+          </w:tcPr>
+          <w:p>
+            <w:r>
+              <w:rPr>
+                <w:sz w:val="16"/>
               </w:rPr>
               <w:t>36.10</w:t>
             </w:r>
@@ -2940,12 +3506,12 @@
       <w:tr>
         <w:tc>
           <w:tcPr>
-            <w:tcW w:type="dxa" w:w="1344"/>
-          </w:tcPr>
-          <w:p>
-            <w:r>
-              <w:rPr>
-                <w:sz w:val="17"/>
+            <w:tcW w:type="dxa" w:w="1881"/>
+          </w:tcPr>
+          <w:p>
+            <w:r>
+              <w:rPr>
+                <w:sz w:val="16"/>
               </w:rPr>
               <w:t>3 000 – 9 999 m</w:t>
             </w:r>
@@ -2953,12 +3519,12 @@
         </w:tc>
         <w:tc>
           <w:tcPr>
-            <w:tcW w:type="dxa" w:w="1344"/>
-          </w:tcPr>
-          <w:p>
-            <w:r>
-              <w:rPr>
-                <w:sz w:val="17"/>
+            <w:tcW w:type="dxa" w:w="1881"/>
+          </w:tcPr>
+          <w:p>
+            <w:r>
+              <w:rPr>
+                <w:sz w:val="16"/>
               </w:rPr>
               <w:t>11.51</w:t>
             </w:r>
@@ -2966,12 +3532,12 @@
         </w:tc>
         <w:tc>
           <w:tcPr>
-            <w:tcW w:type="dxa" w:w="1344"/>
-          </w:tcPr>
-          <w:p>
-            <w:r>
-              <w:rPr>
-                <w:sz w:val="17"/>
+            <w:tcW w:type="dxa" w:w="1881"/>
+          </w:tcPr>
+          <w:p>
+            <w:r>
+              <w:rPr>
+                <w:sz w:val="16"/>
               </w:rPr>
               <w:t>9.94 ★</w:t>
             </w:r>
@@ -2979,12 +3545,12 @@
         </w:tc>
         <w:tc>
           <w:tcPr>
-            <w:tcW w:type="dxa" w:w="1344"/>
-          </w:tcPr>
-          <w:p>
-            <w:r>
-              <w:rPr>
-                <w:sz w:val="17"/>
+            <w:tcW w:type="dxa" w:w="1881"/>
+          </w:tcPr>
+          <w:p>
+            <w:r>
+              <w:rPr>
+                <w:sz w:val="16"/>
               </w:rPr>
               <w:t>17.78</w:t>
             </w:r>
@@ -2992,38 +3558,12 @@
         </w:tc>
         <w:tc>
           <w:tcPr>
-            <w:tcW w:type="dxa" w:w="1344"/>
-          </w:tcPr>
-          <w:p>
-            <w:r>
-              <w:rPr>
-                <w:sz w:val="17"/>
-              </w:rPr>
-              <w:t>37.18</w:t>
-            </w:r>
-          </w:p>
-        </w:tc>
-        <w:tc>
-          <w:tcPr>
-            <w:tcW w:type="dxa" w:w="1344"/>
-          </w:tcPr>
-          <w:p>
-            <w:r>
-              <w:rPr>
-                <w:sz w:val="17"/>
-              </w:rPr>
-              <w:t>36.13</w:t>
-            </w:r>
-          </w:p>
-        </w:tc>
-        <w:tc>
-          <w:tcPr>
-            <w:tcW w:type="dxa" w:w="1344"/>
-          </w:tcPr>
-          <w:p>
-            <w:r>
-              <w:rPr>
-                <w:sz w:val="17"/>
+            <w:tcW w:type="dxa" w:w="1881"/>
+          </w:tcPr>
+          <w:p>
+            <w:r>
+              <w:rPr>
+                <w:sz w:val="16"/>
               </w:rPr>
               <w:t>39.90</w:t>
             </w:r>
@@ -3033,13 +3573,11 @@
     </w:tbl>
     <w:p>
       <w:r>
-        <w:t>• 0–300 m: FSPL (7.20 dB) is competitive at very short range where the path is quasi-LOS.</w:t>
+        <w:rPr>
+          <w:sz w:val="20"/>
+        </w:rPr>
         <w:br/>
-        <w:t>• 300–700 m: Incoh ON (10.49 dB) outperforms FSPL (19.96 dB) by ~10 dB — diffraction and reflections dominate.</w:t>
-        <w:br/>
-        <w:t>• 700 m – 3 km: Incoh ON consistently best. RMSE rises to 18 dB at 1–2 km — most challenging NLOS band.</w:t>
-        <w:br/>
-        <w:t>• 3 km+: Excellent — Incoh ON achieves RMSE = 9.94 dB vs FSPL 39.90 dB. Terrain diffraction captures long-range paths.</w:t>
+        <w:t>Incoh ON outperforms FSPL at every band beyond 300 m. The advantage reaches 30 dB at 3+ km where terrain diffraction models long-range paths that distance-only models cannot capture.</w:t>
       </w:r>
     </w:p>
     <w:p>
@@ -3099,21 +3637,7 @@
         <w:jc w:val="left"/>
       </w:pPr>
       <w:r>
-        <w:t>5. Ray Propagation Analysis</w:t>
-      </w:r>
-    </w:p>
-    <w:p>
-      <w:pPr>
-        <w:pStyle w:val="Heading2"/>
-        <w:jc w:val="left"/>
-      </w:pPr>
-      <w:r>
-        <w:t>5.1 Ray Type Classification</w:t>
-      </w:r>
-    </w:p>
-    <w:p>
-      <w:r>
-        <w:t>Distribution of ray types across the 210 286 paths from 1 023 solved receivers:</w:t>
+        <w:t>6. Ray Propagation Analysis</w:t>
       </w:r>
     </w:p>
     <w:tbl>
@@ -3138,7 +3662,7 @@
             <w:r>
               <w:rPr>
                 <w:b/>
-                <w:sz w:val="17"/>
+                <w:sz w:val="16"/>
               </w:rPr>
               <w:t>Ray type</w:t>
             </w:r>
@@ -3155,7 +3679,7 @@
             <w:r>
               <w:rPr>
                 <w:b/>
-                <w:sz w:val="17"/>
+                <w:sz w:val="16"/>
               </w:rPr>
               <w:t>Percentage</w:t>
             </w:r>
@@ -3170,7 +3694,7 @@
           <w:p>
             <w:r>
               <w:rPr>
-                <w:sz w:val="17"/>
+                <w:sz w:val="16"/>
               </w:rPr>
               <w:t>Diffraction</w:t>
             </w:r>
@@ -3183,7 +3707,7 @@
           <w:p>
             <w:r>
               <w:rPr>
-                <w:sz w:val="17"/>
+                <w:sz w:val="16"/>
               </w:rPr>
               <w:t>54.4%</w:t>
             </w:r>
@@ -3198,7 +3722,7 @@
           <w:p>
             <w:r>
               <w:rPr>
-                <w:sz w:val="17"/>
+                <w:sz w:val="16"/>
               </w:rPr>
               <w:t>Multi-reflection</w:t>
             </w:r>
@@ -3211,7 +3735,7 @@
           <w:p>
             <w:r>
               <w:rPr>
-                <w:sz w:val="17"/>
+                <w:sz w:val="16"/>
               </w:rPr>
               <w:t>43.6%</w:t>
             </w:r>
@@ -3226,7 +3750,7 @@
           <w:p>
             <w:r>
               <w:rPr>
-                <w:sz w:val="17"/>
+                <w:sz w:val="16"/>
               </w:rPr>
               <w:t>Reflection (single)</w:t>
             </w:r>
@@ -3239,7 +3763,7 @@
           <w:p>
             <w:r>
               <w:rPr>
-                <w:sz w:val="17"/>
+                <w:sz w:val="16"/>
               </w:rPr>
               <w:t>1.1%</w:t>
             </w:r>
@@ -3254,9 +3778,9 @@
           <w:p>
             <w:r>
               <w:rPr>
-                <w:sz w:val="17"/>
-              </w:rPr>
-              <w:t>Line-of-Sight (LOS)</w:t>
+                <w:sz w:val="16"/>
+              </w:rPr>
+              <w:t>Line-of-Sight</w:t>
             </w:r>
           </w:p>
         </w:tc>
@@ -3267,7 +3791,7 @@
           <w:p>
             <w:r>
               <w:rPr>
-                <w:sz w:val="17"/>
+                <w:sz w:val="16"/>
               </w:rPr>
               <w:t>0.9%</w:t>
             </w:r>
@@ -3277,524 +3801,11 @@
     </w:tbl>
     <w:p>
       <w:r>
-        <w:t>The scene is almost entirely NLOS (only 0.9% LOS), as expected for a mobile drive-test in dense urban terrain. Diffraction (54%) and multi-reflection (44%) together account for 98% of paths. Compared to the flat terrain baseline (72% diffraction, 24% multi-reflection), the DEM terrain shifts the balance — extra topographic relief creates more specular bounce opportunities between slopes, increasing multi-reflection from 24% to 44%.</w:t>
-      </w:r>
-    </w:p>
-    <w:p>
-      <w:pPr>
-        <w:pStyle w:val="Heading2"/>
-        <w:jc w:val="left"/>
-      </w:pPr>
-      <w:r>
-        <w:t>5.2 Ray Type vs Distance Band</w:t>
-      </w:r>
-    </w:p>
-    <w:tbl>
-      <w:tblPr>
-        <w:tblStyle w:val="TableGrid"/>
-        <w:tblW w:type="auto" w:w="0"/>
-        <w:tblLook w:firstColumn="1" w:firstRow="1" w:lastColumn="0" w:lastRow="0" w:noHBand="0" w:noVBand="1" w:val="04A0"/>
-      </w:tblPr>
-      <w:tblGrid>
-        <w:gridCol w:w="1881"/>
-        <w:gridCol w:w="1881"/>
-        <w:gridCol w:w="1881"/>
-        <w:gridCol w:w="1881"/>
-        <w:gridCol w:w="1881"/>
-      </w:tblGrid>
-      <w:tr>
-        <w:tc>
-          <w:tcPr>
-            <w:tcW w:type="dxa" w:w="1881"/>
-          </w:tcPr>
-          <w:p>
-            <w:pPr>
-              <w:jc w:val="center"/>
-            </w:pPr>
-            <w:r>
-              <w:rPr>
-                <w:b/>
-                <w:sz w:val="17"/>
-              </w:rPr>
-              <w:t>Distance band</w:t>
-            </w:r>
-          </w:p>
-        </w:tc>
-        <w:tc>
-          <w:tcPr>
-            <w:tcW w:type="dxa" w:w="1881"/>
-          </w:tcPr>
-          <w:p>
-            <w:pPr>
-              <w:jc w:val="center"/>
-            </w:pPr>
-            <w:r>
-              <w:rPr>
-                <w:b/>
-                <w:sz w:val="17"/>
-              </w:rPr>
-              <w:t>Diffraction</w:t>
-            </w:r>
-          </w:p>
-        </w:tc>
-        <w:tc>
-          <w:tcPr>
-            <w:tcW w:type="dxa" w:w="1881"/>
-          </w:tcPr>
-          <w:p>
-            <w:pPr>
-              <w:jc w:val="center"/>
-            </w:pPr>
-            <w:r>
-              <w:rPr>
-                <w:b/>
-                <w:sz w:val="17"/>
-              </w:rPr>
-              <w:t>Multi-reflection</w:t>
-            </w:r>
-          </w:p>
-        </w:tc>
-        <w:tc>
-          <w:tcPr>
-            <w:tcW w:type="dxa" w:w="1881"/>
-          </w:tcPr>
-          <w:p>
-            <w:pPr>
-              <w:jc w:val="center"/>
-            </w:pPr>
-            <w:r>
-              <w:rPr>
-                <w:b/>
-                <w:sz w:val="17"/>
-              </w:rPr>
-              <w:t>LOS</w:t>
-            </w:r>
-          </w:p>
-        </w:tc>
-        <w:tc>
-          <w:tcPr>
-            <w:tcW w:type="dxa" w:w="1881"/>
-          </w:tcPr>
-          <w:p>
-            <w:pPr>
-              <w:jc w:val="center"/>
-            </w:pPr>
-            <w:r>
-              <w:rPr>
-                <w:b/>
-                <w:sz w:val="17"/>
-              </w:rPr>
-              <w:t>Single reflection</w:t>
-            </w:r>
-          </w:p>
-        </w:tc>
-      </w:tr>
-      <w:tr>
-        <w:tc>
-          <w:tcPr>
-            <w:tcW w:type="dxa" w:w="1881"/>
-          </w:tcPr>
-          <w:p>
-            <w:r>
-              <w:rPr>
-                <w:sz w:val="17"/>
-              </w:rPr>
-              <w:t>0 – 300 m</w:t>
-            </w:r>
-          </w:p>
-        </w:tc>
-        <w:tc>
-          <w:tcPr>
-            <w:tcW w:type="dxa" w:w="1881"/>
-          </w:tcPr>
-          <w:p>
-            <w:r>
-              <w:rPr>
-                <w:sz w:val="17"/>
-              </w:rPr>
-              <w:t>~95%</w:t>
-            </w:r>
-          </w:p>
-        </w:tc>
-        <w:tc>
-          <w:tcPr>
-            <w:tcW w:type="dxa" w:w="1881"/>
-          </w:tcPr>
-          <w:p>
-            <w:r>
-              <w:rPr>
-                <w:sz w:val="17"/>
-              </w:rPr>
-              <w:t>~2%</w:t>
-            </w:r>
-          </w:p>
-        </w:tc>
-        <w:tc>
-          <w:tcPr>
-            <w:tcW w:type="dxa" w:w="1881"/>
-          </w:tcPr>
-          <w:p>
-            <w:r>
-              <w:rPr>
-                <w:sz w:val="17"/>
-              </w:rPr>
-              <w:t>~2%</w:t>
-            </w:r>
-          </w:p>
-        </w:tc>
-        <w:tc>
-          <w:tcPr>
-            <w:tcW w:type="dxa" w:w="1881"/>
-          </w:tcPr>
-          <w:p>
-            <w:r>
-              <w:rPr>
-                <w:sz w:val="17"/>
-              </w:rPr>
-              <w:t>~1%</w:t>
-            </w:r>
-          </w:p>
-        </w:tc>
-      </w:tr>
-      <w:tr>
-        <w:tc>
-          <w:tcPr>
-            <w:tcW w:type="dxa" w:w="1881"/>
-          </w:tcPr>
-          <w:p>
-            <w:r>
-              <w:rPr>
-                <w:sz w:val="17"/>
-              </w:rPr>
-              <w:t>300 – 700 m</w:t>
-            </w:r>
-          </w:p>
-        </w:tc>
-        <w:tc>
-          <w:tcPr>
-            <w:tcW w:type="dxa" w:w="1881"/>
-          </w:tcPr>
-          <w:p>
-            <w:r>
-              <w:rPr>
-                <w:sz w:val="17"/>
-              </w:rPr>
-              <w:t>~68%</w:t>
-            </w:r>
-          </w:p>
-        </w:tc>
-        <w:tc>
-          <w:tcPr>
-            <w:tcW w:type="dxa" w:w="1881"/>
-          </w:tcPr>
-          <w:p>
-            <w:r>
-              <w:rPr>
-                <w:sz w:val="17"/>
-              </w:rPr>
-              <w:t>~28%</w:t>
-            </w:r>
-          </w:p>
-        </w:tc>
-        <w:tc>
-          <w:tcPr>
-            <w:tcW w:type="dxa" w:w="1881"/>
-          </w:tcPr>
-          <w:p>
-            <w:r>
-              <w:rPr>
-                <w:sz w:val="17"/>
-              </w:rPr>
-              <w:t>~3%</w:t>
-            </w:r>
-          </w:p>
-        </w:tc>
-        <w:tc>
-          <w:tcPr>
-            <w:tcW w:type="dxa" w:w="1881"/>
-          </w:tcPr>
-          <w:p>
-            <w:r>
-              <w:rPr>
-                <w:sz w:val="17"/>
-              </w:rPr>
-              <w:t>~1%</w:t>
-            </w:r>
-          </w:p>
-        </w:tc>
-      </w:tr>
-      <w:tr>
-        <w:tc>
-          <w:tcPr>
-            <w:tcW w:type="dxa" w:w="1881"/>
-          </w:tcPr>
-          <w:p>
-            <w:r>
-              <w:rPr>
-                <w:sz w:val="17"/>
-              </w:rPr>
-              <w:t>700 – 1 200 m</w:t>
-            </w:r>
-          </w:p>
-        </w:tc>
-        <w:tc>
-          <w:tcPr>
-            <w:tcW w:type="dxa" w:w="1881"/>
-          </w:tcPr>
-          <w:p>
-            <w:r>
-              <w:rPr>
-                <w:sz w:val="17"/>
-              </w:rPr>
-              <w:t>~47%</w:t>
-            </w:r>
-          </w:p>
-        </w:tc>
-        <w:tc>
-          <w:tcPr>
-            <w:tcW w:type="dxa" w:w="1881"/>
-          </w:tcPr>
-          <w:p>
-            <w:r>
-              <w:rPr>
-                <w:sz w:val="17"/>
-              </w:rPr>
-              <w:t>~52%</w:t>
-            </w:r>
-          </w:p>
-        </w:tc>
-        <w:tc>
-          <w:tcPr>
-            <w:tcW w:type="dxa" w:w="1881"/>
-          </w:tcPr>
-          <w:p>
-            <w:r>
-              <w:rPr>
-                <w:sz w:val="17"/>
-              </w:rPr>
-              <w:t>0%</w:t>
-            </w:r>
-          </w:p>
-        </w:tc>
-        <w:tc>
-          <w:tcPr>
-            <w:tcW w:type="dxa" w:w="1881"/>
-          </w:tcPr>
-          <w:p>
-            <w:r>
-              <w:rPr>
-                <w:sz w:val="17"/>
-              </w:rPr>
-              <w:t>~1%</w:t>
-            </w:r>
-          </w:p>
-        </w:tc>
-      </w:tr>
-      <w:tr>
-        <w:tc>
-          <w:tcPr>
-            <w:tcW w:type="dxa" w:w="1881"/>
-          </w:tcPr>
-          <w:p>
-            <w:r>
-              <w:rPr>
-                <w:sz w:val="17"/>
-              </w:rPr>
-              <w:t>1 200 – 2 000 m</w:t>
-            </w:r>
-          </w:p>
-        </w:tc>
-        <w:tc>
-          <w:tcPr>
-            <w:tcW w:type="dxa" w:w="1881"/>
-          </w:tcPr>
-          <w:p>
-            <w:r>
-              <w:rPr>
-                <w:sz w:val="17"/>
-              </w:rPr>
-              <w:t>~75%</w:t>
-            </w:r>
-          </w:p>
-        </w:tc>
-        <w:tc>
-          <w:tcPr>
-            <w:tcW w:type="dxa" w:w="1881"/>
-          </w:tcPr>
-          <w:p>
-            <w:r>
-              <w:rPr>
-                <w:sz w:val="17"/>
-              </w:rPr>
-              <w:t>~23%</w:t>
-            </w:r>
-          </w:p>
-        </w:tc>
-        <w:tc>
-          <w:tcPr>
-            <w:tcW w:type="dxa" w:w="1881"/>
-          </w:tcPr>
-          <w:p>
-            <w:r>
-              <w:rPr>
-                <w:sz w:val="17"/>
-              </w:rPr>
-              <w:t>0%</w:t>
-            </w:r>
-          </w:p>
-        </w:tc>
-        <w:tc>
-          <w:tcPr>
-            <w:tcW w:type="dxa" w:w="1881"/>
-          </w:tcPr>
-          <w:p>
-            <w:r>
-              <w:rPr>
-                <w:sz w:val="17"/>
-              </w:rPr>
-              <w:t>~2%</w:t>
-            </w:r>
-          </w:p>
-        </w:tc>
-      </w:tr>
-      <w:tr>
-        <w:tc>
-          <w:tcPr>
-            <w:tcW w:type="dxa" w:w="1881"/>
-          </w:tcPr>
-          <w:p>
-            <w:r>
-              <w:rPr>
-                <w:sz w:val="17"/>
-              </w:rPr>
-              <w:t>2 000 – 3 000 m</w:t>
-            </w:r>
-          </w:p>
-        </w:tc>
-        <w:tc>
-          <w:tcPr>
-            <w:tcW w:type="dxa" w:w="1881"/>
-          </w:tcPr>
-          <w:p>
-            <w:r>
-              <w:rPr>
-                <w:sz w:val="17"/>
-              </w:rPr>
-              <w:t>~60%</w:t>
-            </w:r>
-          </w:p>
-        </w:tc>
-        <w:tc>
-          <w:tcPr>
-            <w:tcW w:type="dxa" w:w="1881"/>
-          </w:tcPr>
-          <w:p>
-            <w:r>
-              <w:rPr>
-                <w:sz w:val="17"/>
-              </w:rPr>
-              <w:t>~39%</w:t>
-            </w:r>
-          </w:p>
-        </w:tc>
-        <w:tc>
-          <w:tcPr>
-            <w:tcW w:type="dxa" w:w="1881"/>
-          </w:tcPr>
-          <w:p>
-            <w:r>
-              <w:rPr>
-                <w:sz w:val="17"/>
-              </w:rPr>
-              <w:t>0%</w:t>
-            </w:r>
-          </w:p>
-        </w:tc>
-        <w:tc>
-          <w:tcPr>
-            <w:tcW w:type="dxa" w:w="1881"/>
-          </w:tcPr>
-          <w:p>
-            <w:r>
-              <w:rPr>
-                <w:sz w:val="17"/>
-              </w:rPr>
-              <w:t>~1%</w:t>
-            </w:r>
-          </w:p>
-        </w:tc>
-      </w:tr>
-      <w:tr>
-        <w:tc>
-          <w:tcPr>
-            <w:tcW w:type="dxa" w:w="1881"/>
-          </w:tcPr>
-          <w:p>
-            <w:r>
-              <w:rPr>
-                <w:sz w:val="17"/>
-              </w:rPr>
-              <w:t>&gt; 3 000 m</w:t>
-            </w:r>
-          </w:p>
-        </w:tc>
-        <w:tc>
-          <w:tcPr>
-            <w:tcW w:type="dxa" w:w="1881"/>
-          </w:tcPr>
-          <w:p>
-            <w:r>
-              <w:rPr>
-                <w:sz w:val="17"/>
-              </w:rPr>
-              <w:t>~31%</w:t>
-            </w:r>
-          </w:p>
-        </w:tc>
-        <w:tc>
-          <w:tcPr>
-            <w:tcW w:type="dxa" w:w="1881"/>
-          </w:tcPr>
-          <w:p>
-            <w:r>
-              <w:rPr>
-                <w:sz w:val="17"/>
-              </w:rPr>
-              <w:t>~68%</w:t>
-            </w:r>
-          </w:p>
-        </w:tc>
-        <w:tc>
-          <w:tcPr>
-            <w:tcW w:type="dxa" w:w="1881"/>
-          </w:tcPr>
-          <w:p>
-            <w:r>
-              <w:rPr>
-                <w:sz w:val="17"/>
-              </w:rPr>
-              <w:t>0%</w:t>
-            </w:r>
-          </w:p>
-        </w:tc>
-        <w:tc>
-          <w:tcPr>
-            <w:tcW w:type="dxa" w:w="1881"/>
-          </w:tcPr>
-          <w:p>
-            <w:r>
-              <w:rPr>
-                <w:sz w:val="17"/>
-              </w:rPr>
-              <w:t>~1%</w:t>
-            </w:r>
-          </w:p>
-        </w:tc>
-      </w:tr>
-    </w:tbl>
-    <w:p>
-      <w:r>
-        <w:t>At 0–300 m, diffraction dominates (95%) around building edges. At 700–1 200 m, multi-reflection overtakes diffraction (52%) as rays bounce between facades and terrain slopes. Beyond 3 km, sequential terrain reflections (68%) dominate long-range propagation.</w:t>
+        <w:rPr>
+          <w:sz w:val="20"/>
+        </w:rPr>
+        <w:br/>
+        <w:t>98% NLOS (diffraction + multi-reflection). Compared to flat terrain (72% diffraction, 24% multi-reflection), the DEM terrain increases multi-reflection from 24% to 44% — real elevation creates extra specular bounce paths between terrain slopes and building facades.</w:t>
       </w:r>
     </w:p>
     <w:p>
@@ -3845,7 +3856,7 @@
           <w:i/>
           <w:sz w:val="18"/>
         </w:rPr>
-        <w:t>Figure 3 — Ray classification: overall breakdown and per distance band</w:t>
+        <w:t>Figure 3 — Ray classification: overall and per distance band</w:t>
       </w:r>
     </w:p>
     <w:p>
@@ -3854,21 +3865,7 @@
         <w:jc w:val="left"/>
       </w:pPr>
       <w:r>
-        <w:t>6. Stratified Distance-Band Analysis</w:t>
-      </w:r>
-    </w:p>
-    <w:p>
-      <w:pPr>
-        <w:pStyle w:val="Heading2"/>
-        <w:jc w:val="left"/>
-      </w:pPr>
-      <w:r>
-        <w:t>6.1 Overall — Incoh ON</w:t>
-      </w:r>
-    </w:p>
-    <w:p>
-      <w:r>
-        <w:t>Across all 1 200 receiver positions (including 177 unserved NaN):</w:t>
+        <w:t>7. Cumulative Distance Evaluation</w:t>
       </w:r>
     </w:p>
     <w:tbl>
@@ -3878,13 +3875,17 @@
         <w:tblLook w:firstColumn="1" w:firstRow="1" w:lastColumn="0" w:lastRow="0" w:noHBand="0" w:noVBand="1" w:val="04A0"/>
       </w:tblPr>
       <w:tblGrid>
-        <w:gridCol w:w="4703"/>
-        <w:gridCol w:w="4703"/>
+        <w:gridCol w:w="1568"/>
+        <w:gridCol w:w="1568"/>
+        <w:gridCol w:w="1568"/>
+        <w:gridCol w:w="1568"/>
+        <w:gridCol w:w="1568"/>
+        <w:gridCol w:w="1568"/>
       </w:tblGrid>
       <w:tr>
         <w:tc>
           <w:tcPr>
-            <w:tcW w:type="dxa" w:w="4703"/>
+            <w:tcW w:type="dxa" w:w="1568"/>
           </w:tcPr>
           <w:p>
             <w:pPr>
@@ -3893,15 +3894,15 @@
             <w:r>
               <w:rPr>
                 <w:b/>
-                <w:sz w:val="17"/>
-              </w:rPr>
-              <w:t>Metric</w:t>
-            </w:r>
-          </w:p>
-        </w:tc>
-        <w:tc>
-          <w:tcPr>
-            <w:tcW w:type="dxa" w:w="4703"/>
+                <w:sz w:val="16"/>
+              </w:rPr>
+              <w:t>Threshold</w:t>
+            </w:r>
+          </w:p>
+        </w:tc>
+        <w:tc>
+          <w:tcPr>
+            <w:tcW w:type="dxa" w:w="1568"/>
           </w:tcPr>
           <w:p>
             <w:pPr>
@@ -3910,9 +3911,77 @@
             <w:r>
               <w:rPr>
                 <w:b/>
-                <w:sz w:val="17"/>
-              </w:rPr>
-              <w:t>Value</w:t>
+                <w:sz w:val="16"/>
+              </w:rPr>
+              <w:t>N</w:t>
+            </w:r>
+          </w:p>
+        </w:tc>
+        <w:tc>
+          <w:tcPr>
+            <w:tcW w:type="dxa" w:w="1568"/>
+          </w:tcPr>
+          <w:p>
+            <w:pPr>
+              <w:jc w:val="center"/>
+            </w:pPr>
+            <w:r>
+              <w:rPr>
+                <w:b/>
+                <w:sz w:val="16"/>
+              </w:rPr>
+              <w:t>Bias (dB)</w:t>
+            </w:r>
+          </w:p>
+        </w:tc>
+        <w:tc>
+          <w:tcPr>
+            <w:tcW w:type="dxa" w:w="1568"/>
+          </w:tcPr>
+          <w:p>
+            <w:pPr>
+              <w:jc w:val="center"/>
+            </w:pPr>
+            <w:r>
+              <w:rPr>
+                <w:b/>
+                <w:sz w:val="16"/>
+              </w:rPr>
+              <w:t>RMSE (dB)</w:t>
+            </w:r>
+          </w:p>
+        </w:tc>
+        <w:tc>
+          <w:tcPr>
+            <w:tcW w:type="dxa" w:w="1568"/>
+          </w:tcPr>
+          <w:p>
+            <w:pPr>
+              <w:jc w:val="center"/>
+            </w:pPr>
+            <w:r>
+              <w:rPr>
+                <w:b/>
+                <w:sz w:val="16"/>
+              </w:rPr>
+              <w:t>R²</w:t>
+            </w:r>
+          </w:p>
+        </w:tc>
+        <w:tc>
+          <w:tcPr>
+            <w:tcW w:type="dxa" w:w="1568"/>
+          </w:tcPr>
+          <w:p>
+            <w:pPr>
+              <w:jc w:val="center"/>
+            </w:pPr>
+            <w:r>
+              <w:rPr>
+                <w:b/>
+                <w:sz w:val="16"/>
+              </w:rPr>
+              <w:t>Avg rays ON</w:t>
             </w:r>
           </w:p>
         </w:tc>
@@ -3920,27 +3989,79 @@
       <w:tr>
         <w:tc>
           <w:tcPr>
-            <w:tcW w:type="dxa" w:w="4703"/>
-          </w:tcPr>
-          <w:p>
-            <w:r>
-              <w:rPr>
-                <w:sz w:val="17"/>
-              </w:rPr>
-              <w:t>Bias</w:t>
-            </w:r>
-          </w:p>
-        </w:tc>
-        <w:tc>
-          <w:tcPr>
-            <w:tcW w:type="dxa" w:w="4703"/>
-          </w:tcPr>
-          <w:p>
-            <w:r>
-              <w:rPr>
-                <w:sz w:val="17"/>
-              </w:rPr>
-              <w:t>−6.14 dB</w:t>
+            <w:tcW w:type="dxa" w:w="1568"/>
+          </w:tcPr>
+          <w:p>
+            <w:r>
+              <w:rPr>
+                <w:sz w:val="16"/>
+              </w:rPr>
+              <w:t>0 – 300 m</w:t>
+            </w:r>
+          </w:p>
+        </w:tc>
+        <w:tc>
+          <w:tcPr>
+            <w:tcW w:type="dxa" w:w="1568"/>
+          </w:tcPr>
+          <w:p>
+            <w:r>
+              <w:rPr>
+                <w:sz w:val="16"/>
+              </w:rPr>
+              <w:t>26</w:t>
+            </w:r>
+          </w:p>
+        </w:tc>
+        <w:tc>
+          <w:tcPr>
+            <w:tcW w:type="dxa" w:w="1568"/>
+          </w:tcPr>
+          <w:p>
+            <w:r>
+              <w:rPr>
+                <w:sz w:val="16"/>
+              </w:rPr>
+              <w:t>−6.9</w:t>
+            </w:r>
+          </w:p>
+        </w:tc>
+        <w:tc>
+          <w:tcPr>
+            <w:tcW w:type="dxa" w:w="1568"/>
+          </w:tcPr>
+          <w:p>
+            <w:r>
+              <w:rPr>
+                <w:sz w:val="16"/>
+              </w:rPr>
+              <w:t>8.4</w:t>
+            </w:r>
+          </w:p>
+        </w:tc>
+        <w:tc>
+          <w:tcPr>
+            <w:tcW w:type="dxa" w:w="1568"/>
+          </w:tcPr>
+          <w:p>
+            <w:r>
+              <w:rPr>
+                <w:sz w:val="16"/>
+              </w:rPr>
+              <w:t>−1.00</w:t>
+            </w:r>
+          </w:p>
+        </w:tc>
+        <w:tc>
+          <w:tcPr>
+            <w:tcW w:type="dxa" w:w="1568"/>
+          </w:tcPr>
+          <w:p>
+            <w:r>
+              <w:rPr>
+                <w:sz w:val="16"/>
+              </w:rPr>
+              <w:t>85 502</w:t>
             </w:r>
           </w:p>
         </w:tc>
@@ -3948,1132 +4069,651 @@
       <w:tr>
         <w:tc>
           <w:tcPr>
-            <w:tcW w:type="dxa" w:w="4703"/>
-          </w:tcPr>
-          <w:p>
-            <w:r>
-              <w:rPr>
-                <w:sz w:val="17"/>
-              </w:rPr>
-              <w:t>RMSE</w:t>
-            </w:r>
-          </w:p>
-        </w:tc>
-        <w:tc>
-          <w:tcPr>
-            <w:tcW w:type="dxa" w:w="4703"/>
-          </w:tcPr>
-          <w:p>
-            <w:r>
-              <w:rPr>
-                <w:sz w:val="17"/>
-              </w:rPr>
-              <w:t>12.08 dB</w:t>
+            <w:tcW w:type="dxa" w:w="1568"/>
+          </w:tcPr>
+          <w:p>
+            <w:r>
+              <w:rPr>
+                <w:sz w:val="16"/>
+              </w:rPr>
+              <w:t>0 – 500 m</w:t>
+            </w:r>
+          </w:p>
+        </w:tc>
+        <w:tc>
+          <w:tcPr>
+            <w:tcW w:type="dxa" w:w="1568"/>
+          </w:tcPr>
+          <w:p>
+            <w:r>
+              <w:rPr>
+                <w:sz w:val="16"/>
+              </w:rPr>
+              <w:t>44</w:t>
+            </w:r>
+          </w:p>
+        </w:tc>
+        <w:tc>
+          <w:tcPr>
+            <w:tcW w:type="dxa" w:w="1568"/>
+          </w:tcPr>
+          <w:p>
+            <w:r>
+              <w:rPr>
+                <w:sz w:val="16"/>
+              </w:rPr>
+              <w:t>−7.9</w:t>
+            </w:r>
+          </w:p>
+        </w:tc>
+        <w:tc>
+          <w:tcPr>
+            <w:tcW w:type="dxa" w:w="1568"/>
+          </w:tcPr>
+          <w:p>
+            <w:r>
+              <w:rPr>
+                <w:sz w:val="16"/>
+              </w:rPr>
+              <w:t>9.8</w:t>
+            </w:r>
+          </w:p>
+        </w:tc>
+        <w:tc>
+          <w:tcPr>
+            <w:tcW w:type="dxa" w:w="1568"/>
+          </w:tcPr>
+          <w:p>
+            <w:r>
+              <w:rPr>
+                <w:sz w:val="16"/>
+              </w:rPr>
+              <w:t>+0.10</w:t>
+            </w:r>
+          </w:p>
+        </w:tc>
+        <w:tc>
+          <w:tcPr>
+            <w:tcW w:type="dxa" w:w="1568"/>
+          </w:tcPr>
+          <w:p>
+            <w:r>
+              <w:rPr>
+                <w:sz w:val="16"/>
+              </w:rPr>
+              <w:t>70 414</w:t>
+            </w:r>
+          </w:p>
+        </w:tc>
+      </w:tr>
+      <w:tr>
+        <w:tc>
+          <w:tcPr>
+            <w:tcW w:type="dxa" w:w="1568"/>
+          </w:tcPr>
+          <w:p>
+            <w:r>
+              <w:rPr>
+                <w:sz w:val="16"/>
+              </w:rPr>
+              <w:t>0 – 750 m</w:t>
+            </w:r>
+          </w:p>
+        </w:tc>
+        <w:tc>
+          <w:tcPr>
+            <w:tcW w:type="dxa" w:w="1568"/>
+          </w:tcPr>
+          <w:p>
+            <w:r>
+              <w:rPr>
+                <w:sz w:val="16"/>
+              </w:rPr>
+              <w:t>67</w:t>
+            </w:r>
+          </w:p>
+        </w:tc>
+        <w:tc>
+          <w:tcPr>
+            <w:tcW w:type="dxa" w:w="1568"/>
+          </w:tcPr>
+          <w:p>
+            <w:r>
+              <w:rPr>
+                <w:sz w:val="16"/>
+              </w:rPr>
+              <w:t>−4.1</w:t>
+            </w:r>
+          </w:p>
+        </w:tc>
+        <w:tc>
+          <w:tcPr>
+            <w:tcW w:type="dxa" w:w="1568"/>
+          </w:tcPr>
+          <w:p>
+            <w:r>
+              <w:rPr>
+                <w:sz w:val="16"/>
+              </w:rPr>
+              <w:t>9.1</w:t>
+            </w:r>
+          </w:p>
+        </w:tc>
+        <w:tc>
+          <w:tcPr>
+            <w:tcW w:type="dxa" w:w="1568"/>
+          </w:tcPr>
+          <w:p>
+            <w:r>
+              <w:rPr>
+                <w:sz w:val="16"/>
+              </w:rPr>
+              <w:t>+0.63</w:t>
+            </w:r>
+          </w:p>
+        </w:tc>
+        <w:tc>
+          <w:tcPr>
+            <w:tcW w:type="dxa" w:w="1568"/>
+          </w:tcPr>
+          <w:p>
+            <w:r>
+              <w:rPr>
+                <w:sz w:val="16"/>
+              </w:rPr>
+              <w:t>47 719</w:t>
+            </w:r>
+          </w:p>
+        </w:tc>
+      </w:tr>
+      <w:tr>
+        <w:tc>
+          <w:tcPr>
+            <w:tcW w:type="dxa" w:w="1568"/>
+          </w:tcPr>
+          <w:p>
+            <w:r>
+              <w:rPr>
+                <w:sz w:val="16"/>
+              </w:rPr>
+              <w:t>0 – 1 000 m ★</w:t>
+            </w:r>
+          </w:p>
+        </w:tc>
+        <w:tc>
+          <w:tcPr>
+            <w:tcW w:type="dxa" w:w="1568"/>
+          </w:tcPr>
+          <w:p>
+            <w:r>
+              <w:rPr>
+                <w:sz w:val="16"/>
+              </w:rPr>
+              <w:t>87</w:t>
+            </w:r>
+          </w:p>
+        </w:tc>
+        <w:tc>
+          <w:tcPr>
+            <w:tcW w:type="dxa" w:w="1568"/>
+          </w:tcPr>
+          <w:p>
+            <w:r>
+              <w:rPr>
+                <w:sz w:val="16"/>
+              </w:rPr>
+              <w:t>−2.6</w:t>
+            </w:r>
+          </w:p>
+        </w:tc>
+        <w:tc>
+          <w:tcPr>
+            <w:tcW w:type="dxa" w:w="1568"/>
+          </w:tcPr>
+          <w:p>
+            <w:r>
+              <w:rPr>
+                <w:sz w:val="16"/>
+              </w:rPr>
+              <w:t>8.8</w:t>
+            </w:r>
+          </w:p>
+        </w:tc>
+        <w:tc>
+          <w:tcPr>
+            <w:tcW w:type="dxa" w:w="1568"/>
+          </w:tcPr>
+          <w:p>
+            <w:r>
+              <w:rPr>
+                <w:sz w:val="16"/>
+              </w:rPr>
+              <w:t>+0.71</w:t>
+            </w:r>
+          </w:p>
+        </w:tc>
+        <w:tc>
+          <w:tcPr>
+            <w:tcW w:type="dxa" w:w="1568"/>
+          </w:tcPr>
+          <w:p>
+            <w:r>
+              <w:rPr>
+                <w:sz w:val="16"/>
+              </w:rPr>
+              <w:t>37 320</w:t>
+            </w:r>
+          </w:p>
+        </w:tc>
+      </w:tr>
+      <w:tr>
+        <w:tc>
+          <w:tcPr>
+            <w:tcW w:type="dxa" w:w="1568"/>
+          </w:tcPr>
+          <w:p>
+            <w:r>
+              <w:rPr>
+                <w:sz w:val="16"/>
+              </w:rPr>
+              <w:t>0 – 1 250 m</w:t>
+            </w:r>
+          </w:p>
+        </w:tc>
+        <w:tc>
+          <w:tcPr>
+            <w:tcW w:type="dxa" w:w="1568"/>
+          </w:tcPr>
+          <w:p>
+            <w:r>
+              <w:rPr>
+                <w:sz w:val="16"/>
+              </w:rPr>
+              <w:t>177</w:t>
+            </w:r>
+          </w:p>
+        </w:tc>
+        <w:tc>
+          <w:tcPr>
+            <w:tcW w:type="dxa" w:w="1568"/>
+          </w:tcPr>
+          <w:p>
+            <w:r>
+              <w:rPr>
+                <w:sz w:val="16"/>
+              </w:rPr>
+              <w:t>−1.5</w:t>
+            </w:r>
+          </w:p>
+        </w:tc>
+        <w:tc>
+          <w:tcPr>
+            <w:tcW w:type="dxa" w:w="1568"/>
+          </w:tcPr>
+          <w:p>
+            <w:r>
+              <w:rPr>
+                <w:sz w:val="16"/>
+              </w:rPr>
+              <w:t>10.0</w:t>
+            </w:r>
+          </w:p>
+        </w:tc>
+        <w:tc>
+          <w:tcPr>
+            <w:tcW w:type="dxa" w:w="1568"/>
+          </w:tcPr>
+          <w:p>
+            <w:r>
+              <w:rPr>
+                <w:sz w:val="16"/>
+              </w:rPr>
+              <w:t>+0.70</w:t>
+            </w:r>
+          </w:p>
+        </w:tc>
+        <w:tc>
+          <w:tcPr>
+            <w:tcW w:type="dxa" w:w="1568"/>
+          </w:tcPr>
+          <w:p>
+            <w:r>
+              <w:rPr>
+                <w:sz w:val="16"/>
+              </w:rPr>
+              <w:t>18 759</w:t>
+            </w:r>
+          </w:p>
+        </w:tc>
+      </w:tr>
+      <w:tr>
+        <w:tc>
+          <w:tcPr>
+            <w:tcW w:type="dxa" w:w="1568"/>
+          </w:tcPr>
+          <w:p>
+            <w:r>
+              <w:rPr>
+                <w:sz w:val="16"/>
+              </w:rPr>
+              <w:t>0 – 1 500 m</w:t>
+            </w:r>
+          </w:p>
+        </w:tc>
+        <w:tc>
+          <w:tcPr>
+            <w:tcW w:type="dxa" w:w="1568"/>
+          </w:tcPr>
+          <w:p>
+            <w:r>
+              <w:rPr>
+                <w:sz w:val="16"/>
+              </w:rPr>
+              <w:t>219</w:t>
+            </w:r>
+          </w:p>
+        </w:tc>
+        <w:tc>
+          <w:tcPr>
+            <w:tcW w:type="dxa" w:w="1568"/>
+          </w:tcPr>
+          <w:p>
+            <w:r>
+              <w:rPr>
+                <w:sz w:val="16"/>
+              </w:rPr>
+              <w:t>−2.8</w:t>
+            </w:r>
+          </w:p>
+        </w:tc>
+        <w:tc>
+          <w:tcPr>
+            <w:tcW w:type="dxa" w:w="1568"/>
+          </w:tcPr>
+          <w:p>
+            <w:r>
+              <w:rPr>
+                <w:sz w:val="16"/>
+              </w:rPr>
+              <w:t>10.1</w:t>
+            </w:r>
+          </w:p>
+        </w:tc>
+        <w:tc>
+          <w:tcPr>
+            <w:tcW w:type="dxa" w:w="1568"/>
+          </w:tcPr>
+          <w:p>
+            <w:r>
+              <w:rPr>
+                <w:sz w:val="16"/>
+              </w:rPr>
+              <w:t>+0.64</w:t>
+            </w:r>
+          </w:p>
+        </w:tc>
+        <w:tc>
+          <w:tcPr>
+            <w:tcW w:type="dxa" w:w="1568"/>
+          </w:tcPr>
+          <w:p>
+            <w:r>
+              <w:rPr>
+                <w:sz w:val="16"/>
+              </w:rPr>
+              <w:t>16 100</w:t>
+            </w:r>
+          </w:p>
+        </w:tc>
+      </w:tr>
+      <w:tr>
+        <w:tc>
+          <w:tcPr>
+            <w:tcW w:type="dxa" w:w="1568"/>
+          </w:tcPr>
+          <w:p>
+            <w:r>
+              <w:rPr>
+                <w:sz w:val="16"/>
+              </w:rPr>
+              <w:t>0 – 2 000 m</w:t>
+            </w:r>
+          </w:p>
+        </w:tc>
+        <w:tc>
+          <w:tcPr>
+            <w:tcW w:type="dxa" w:w="1568"/>
+          </w:tcPr>
+          <w:p>
+            <w:r>
+              <w:rPr>
+                <w:sz w:val="16"/>
+              </w:rPr>
+              <w:t>353</w:t>
+            </w:r>
+          </w:p>
+        </w:tc>
+        <w:tc>
+          <w:tcPr>
+            <w:tcW w:type="dxa" w:w="1568"/>
+          </w:tcPr>
+          <w:p>
+            <w:r>
+              <w:rPr>
+                <w:sz w:val="16"/>
+              </w:rPr>
+              <w:t>−6.9</w:t>
+            </w:r>
+          </w:p>
+        </w:tc>
+        <w:tc>
+          <w:tcPr>
+            <w:tcW w:type="dxa" w:w="1568"/>
+          </w:tcPr>
+          <w:p>
+            <w:r>
+              <w:rPr>
+                <w:sz w:val="16"/>
+              </w:rPr>
+              <w:t>12.9</w:t>
+            </w:r>
+          </w:p>
+        </w:tc>
+        <w:tc>
+          <w:tcPr>
+            <w:tcW w:type="dxa" w:w="1568"/>
+          </w:tcPr>
+          <w:p>
+            <w:r>
+              <w:rPr>
+                <w:sz w:val="16"/>
+              </w:rPr>
+              <w:t>+0.22</w:t>
+            </w:r>
+          </w:p>
+        </w:tc>
+        <w:tc>
+          <w:tcPr>
+            <w:tcW w:type="dxa" w:w="1568"/>
+          </w:tcPr>
+          <w:p>
+            <w:r>
+              <w:rPr>
+                <w:sz w:val="16"/>
+              </w:rPr>
+              <w:t>12 335</w:t>
+            </w:r>
+          </w:p>
+        </w:tc>
+      </w:tr>
+      <w:tr>
+        <w:tc>
+          <w:tcPr>
+            <w:tcW w:type="dxa" w:w="1568"/>
+          </w:tcPr>
+          <w:p>
+            <w:r>
+              <w:rPr>
+                <w:sz w:val="16"/>
+              </w:rPr>
+              <w:t>0 – 3 000 m</w:t>
+            </w:r>
+          </w:p>
+        </w:tc>
+        <w:tc>
+          <w:tcPr>
+            <w:tcW w:type="dxa" w:w="1568"/>
+          </w:tcPr>
+          <w:p>
+            <w:r>
+              <w:rPr>
+                <w:sz w:val="16"/>
+              </w:rPr>
+              <w:t>523</w:t>
+            </w:r>
+          </w:p>
+        </w:tc>
+        <w:tc>
+          <w:tcPr>
+            <w:tcW w:type="dxa" w:w="1568"/>
+          </w:tcPr>
+          <w:p>
+            <w:r>
+              <w:rPr>
+                <w:sz w:val="16"/>
+              </w:rPr>
+              <w:t>−9.0</w:t>
+            </w:r>
+          </w:p>
+        </w:tc>
+        <w:tc>
+          <w:tcPr>
+            <w:tcW w:type="dxa" w:w="1568"/>
+          </w:tcPr>
+          <w:p>
+            <w:r>
+              <w:rPr>
+                <w:sz w:val="16"/>
+              </w:rPr>
+              <w:t>13.7</w:t>
+            </w:r>
+          </w:p>
+        </w:tc>
+        <w:tc>
+          <w:tcPr>
+            <w:tcW w:type="dxa" w:w="1568"/>
+          </w:tcPr>
+          <w:p>
+            <w:r>
+              <w:rPr>
+                <w:sz w:val="16"/>
+              </w:rPr>
+              <w:t>+0.04</w:t>
+            </w:r>
+          </w:p>
+        </w:tc>
+        <w:tc>
+          <w:tcPr>
+            <w:tcW w:type="dxa" w:w="1568"/>
+          </w:tcPr>
+          <w:p>
+            <w:r>
+              <w:rPr>
+                <w:sz w:val="16"/>
+              </w:rPr>
+              <w:t>10 194</w:t>
+            </w:r>
+          </w:p>
+        </w:tc>
+      </w:tr>
+      <w:tr>
+        <w:tc>
+          <w:tcPr>
+            <w:tcW w:type="dxa" w:w="1568"/>
+          </w:tcPr>
+          <w:p>
+            <w:r>
+              <w:rPr>
+                <w:sz w:val="16"/>
+              </w:rPr>
+              <w:t>0 – 4 000 m</w:t>
+            </w:r>
+          </w:p>
+        </w:tc>
+        <w:tc>
+          <w:tcPr>
+            <w:tcW w:type="dxa" w:w="1568"/>
+          </w:tcPr>
+          <w:p>
+            <w:r>
+              <w:rPr>
+                <w:sz w:val="16"/>
+              </w:rPr>
+              <w:t>617</w:t>
+            </w:r>
+          </w:p>
+        </w:tc>
+        <w:tc>
+          <w:tcPr>
+            <w:tcW w:type="dxa" w:w="1568"/>
+          </w:tcPr>
+          <w:p>
+            <w:r>
+              <w:rPr>
+                <w:sz w:val="16"/>
+              </w:rPr>
+              <w:t>−8.4</w:t>
+            </w:r>
+          </w:p>
+        </w:tc>
+        <w:tc>
+          <w:tcPr>
+            <w:tcW w:type="dxa" w:w="1568"/>
+          </w:tcPr>
+          <w:p>
+            <w:r>
+              <w:rPr>
+                <w:sz w:val="16"/>
+              </w:rPr>
+              <w:t>13.0</w:t>
+            </w:r>
+          </w:p>
+        </w:tc>
+        <w:tc>
+          <w:tcPr>
+            <w:tcW w:type="dxa" w:w="1568"/>
+          </w:tcPr>
+          <w:p>
+            <w:r>
+              <w:rPr>
+                <w:sz w:val="16"/>
+              </w:rPr>
+              <w:t>+0.15</w:t>
+            </w:r>
+          </w:p>
+        </w:tc>
+        <w:tc>
+          <w:tcPr>
+            <w:tcW w:type="dxa" w:w="1568"/>
+          </w:tcPr>
+          <w:p>
+            <w:r>
+              <w:rPr>
+                <w:sz w:val="16"/>
+              </w:rPr>
+              <w:t>8 918</w:t>
             </w:r>
           </w:p>
         </w:tc>
       </w:tr>
     </w:tbl>
     <w:p>
-      <w:pPr>
-        <w:pStyle w:val="Heading2"/>
-        <w:jc w:val="left"/>
-      </w:pPr>
       <w:r>
-        <w:t>6.2 Per-Band Summary — Incoh ON</w:t>
-      </w:r>
-    </w:p>
-    <w:tbl>
-      <w:tblPr>
-        <w:tblStyle w:val="TableGrid"/>
-        <w:tblW w:type="auto" w:w="0"/>
-        <w:tblLook w:firstColumn="1" w:firstRow="1" w:lastColumn="0" w:lastRow="0" w:noHBand="0" w:noVBand="1" w:val="04A0"/>
-      </w:tblPr>
-      <w:tblGrid>
-        <w:gridCol w:w="1344"/>
-        <w:gridCol w:w="1344"/>
-        <w:gridCol w:w="1344"/>
-        <w:gridCol w:w="1344"/>
-        <w:gridCol w:w="1344"/>
-        <w:gridCol w:w="1344"/>
-        <w:gridCol w:w="1344"/>
-      </w:tblGrid>
-      <w:tr>
-        <w:tc>
-          <w:tcPr>
-            <w:tcW w:type="dxa" w:w="1344"/>
-          </w:tcPr>
-          <w:p>
-            <w:pPr>
-              <w:jc w:val="center"/>
-            </w:pPr>
-            <w:r>
-              <w:rPr>
-                <w:b/>
-                <w:sz w:val="17"/>
-              </w:rPr>
-              <w:t>Distance band</w:t>
-            </w:r>
-          </w:p>
-        </w:tc>
-        <w:tc>
-          <w:tcPr>
-            <w:tcW w:type="dxa" w:w="1344"/>
-          </w:tcPr>
-          <w:p>
-            <w:pPr>
-              <w:jc w:val="center"/>
-            </w:pPr>
-            <w:r>
-              <w:rPr>
-                <w:b/>
-                <w:sz w:val="17"/>
-              </w:rPr>
-              <w:t>N</w:t>
-            </w:r>
-          </w:p>
-        </w:tc>
-        <w:tc>
-          <w:tcPr>
-            <w:tcW w:type="dxa" w:w="1344"/>
-          </w:tcPr>
-          <w:p>
-            <w:pPr>
-              <w:jc w:val="center"/>
-            </w:pPr>
-            <w:r>
-              <w:rPr>
-                <w:b/>
-                <w:sz w:val="17"/>
-              </w:rPr>
-              <w:t>Bias (dB)</w:t>
-            </w:r>
-          </w:p>
-        </w:tc>
-        <w:tc>
-          <w:tcPr>
-            <w:tcW w:type="dxa" w:w="1344"/>
-          </w:tcPr>
-          <w:p>
-            <w:pPr>
-              <w:jc w:val="center"/>
-            </w:pPr>
-            <w:r>
-              <w:rPr>
-                <w:b/>
-                <w:sz w:val="17"/>
-              </w:rPr>
-              <w:t>RMSE (dB)</w:t>
-            </w:r>
-          </w:p>
-        </w:tc>
-        <w:tc>
-          <w:tcPr>
-            <w:tcW w:type="dxa" w:w="1344"/>
-          </w:tcPr>
-          <w:p>
-            <w:pPr>
-              <w:jc w:val="center"/>
-            </w:pPr>
-            <w:r>
-              <w:rPr>
-                <w:b/>
-                <w:sz w:val="17"/>
-              </w:rPr>
-              <w:t>STD (dB)</w:t>
-            </w:r>
-          </w:p>
-        </w:tc>
-        <w:tc>
-          <w:tcPr>
-            <w:tcW w:type="dxa" w:w="1344"/>
-          </w:tcPr>
-          <w:p>
-            <w:pPr>
-              <w:jc w:val="center"/>
-            </w:pPr>
-            <w:r>
-              <w:rPr>
-                <w:b/>
-                <w:sz w:val="17"/>
-              </w:rPr>
-              <w:t>R²</w:t>
-            </w:r>
-          </w:p>
-        </w:tc>
-        <w:tc>
-          <w:tcPr>
-            <w:tcW w:type="dxa" w:w="1344"/>
-          </w:tcPr>
-          <w:p>
-            <w:pPr>
-              <w:jc w:val="center"/>
-            </w:pPr>
-            <w:r>
-              <w:rPr>
-                <w:b/>
-                <w:sz w:val="17"/>
-              </w:rPr>
-              <w:t>Avg rays</w:t>
-            </w:r>
-          </w:p>
-        </w:tc>
-      </w:tr>
-      <w:tr>
-        <w:tc>
-          <w:tcPr>
-            <w:tcW w:type="dxa" w:w="1344"/>
-          </w:tcPr>
-          <w:p>
-            <w:r>
-              <w:rPr>
-                <w:sz w:val="17"/>
-              </w:rPr>
-              <w:t>0 – 300 m</w:t>
-            </w:r>
-          </w:p>
-        </w:tc>
-        <w:tc>
-          <w:tcPr>
-            <w:tcW w:type="dxa" w:w="1344"/>
-          </w:tcPr>
-          <w:p>
-            <w:r>
-              <w:rPr>
-                <w:sz w:val="17"/>
-              </w:rPr>
-              <w:t>26</w:t>
-            </w:r>
-          </w:p>
-        </w:tc>
-        <w:tc>
-          <w:tcPr>
-            <w:tcW w:type="dxa" w:w="1344"/>
-          </w:tcPr>
-          <w:p>
-            <w:r>
-              <w:rPr>
-                <w:sz w:val="17"/>
-              </w:rPr>
-              <w:t>−6.9</w:t>
-            </w:r>
-          </w:p>
-        </w:tc>
-        <w:tc>
-          <w:tcPr>
-            <w:tcW w:type="dxa" w:w="1344"/>
-          </w:tcPr>
-          <w:p>
-            <w:r>
-              <w:rPr>
-                <w:sz w:val="17"/>
-              </w:rPr>
-              <w:t>8.3</w:t>
-            </w:r>
-          </w:p>
-        </w:tc>
-        <w:tc>
-          <w:tcPr>
-            <w:tcW w:type="dxa" w:w="1344"/>
-          </w:tcPr>
-          <w:p>
-            <w:r>
-              <w:rPr>
-                <w:sz w:val="17"/>
-              </w:rPr>
-              <w:t>4.7</w:t>
-            </w:r>
-          </w:p>
-        </w:tc>
-        <w:tc>
-          <w:tcPr>
-            <w:tcW w:type="dxa" w:w="1344"/>
-          </w:tcPr>
-          <w:p>
-            <w:r>
-              <w:rPr>
-                <w:sz w:val="17"/>
-              </w:rPr>
-              <w:t>−0.978</w:t>
-            </w:r>
-          </w:p>
-        </w:tc>
-        <w:tc>
-          <w:tcPr>
-            <w:tcW w:type="dxa" w:w="1344"/>
-          </w:tcPr>
-          <w:p>
-            <w:r>
-              <w:rPr>
-                <w:sz w:val="17"/>
-              </w:rPr>
-              <w:t>22 613</w:t>
-            </w:r>
-          </w:p>
-        </w:tc>
-      </w:tr>
-      <w:tr>
-        <w:tc>
-          <w:tcPr>
-            <w:tcW w:type="dxa" w:w="1344"/>
-          </w:tcPr>
-          <w:p>
-            <w:r>
-              <w:rPr>
-                <w:sz w:val="17"/>
-              </w:rPr>
-              <w:t>300 – 500 m</w:t>
-            </w:r>
-          </w:p>
-        </w:tc>
-        <w:tc>
-          <w:tcPr>
-            <w:tcW w:type="dxa" w:w="1344"/>
-          </w:tcPr>
-          <w:p>
-            <w:r>
-              <w:rPr>
-                <w:sz w:val="17"/>
-              </w:rPr>
-              <w:t>18</w:t>
-            </w:r>
-          </w:p>
-        </w:tc>
-        <w:tc>
-          <w:tcPr>
-            <w:tcW w:type="dxa" w:w="1344"/>
-          </w:tcPr>
-          <w:p>
-            <w:r>
-              <w:rPr>
-                <w:sz w:val="17"/>
-              </w:rPr>
-              <w:t>−9.3</w:t>
-            </w:r>
-          </w:p>
-        </w:tc>
-        <w:tc>
-          <w:tcPr>
-            <w:tcW w:type="dxa" w:w="1344"/>
-          </w:tcPr>
-          <w:p>
-            <w:r>
-              <w:rPr>
-                <w:sz w:val="17"/>
-              </w:rPr>
-              <w:t>11.6</w:t>
-            </w:r>
-          </w:p>
-        </w:tc>
-        <w:tc>
-          <w:tcPr>
-            <w:tcW w:type="dxa" w:w="1344"/>
-          </w:tcPr>
-          <w:p>
-            <w:r>
-              <w:rPr>
-                <w:sz w:val="17"/>
-              </w:rPr>
-              <w:t>6.9</w:t>
-            </w:r>
-          </w:p>
-        </w:tc>
-        <w:tc>
-          <w:tcPr>
-            <w:tcW w:type="dxa" w:w="1344"/>
-          </w:tcPr>
-          <w:p>
-            <w:r>
-              <w:rPr>
-                <w:sz w:val="17"/>
-              </w:rPr>
-              <w:t>−15.502</w:t>
-            </w:r>
-          </w:p>
-        </w:tc>
-        <w:tc>
-          <w:tcPr>
-            <w:tcW w:type="dxa" w:w="1344"/>
-          </w:tcPr>
-          <w:p>
-            <w:r>
-              <w:rPr>
-                <w:sz w:val="17"/>
-              </w:rPr>
-              <w:t>32 606</w:t>
-            </w:r>
-          </w:p>
-        </w:tc>
-      </w:tr>
-      <w:tr>
-        <w:tc>
-          <w:tcPr>
-            <w:tcW w:type="dxa" w:w="1344"/>
-          </w:tcPr>
-          <w:p>
-            <w:r>
-              <w:rPr>
-                <w:sz w:val="17"/>
-              </w:rPr>
-              <w:t>500 – 750 m ★</w:t>
-            </w:r>
-          </w:p>
-        </w:tc>
-        <w:tc>
-          <w:tcPr>
-            <w:tcW w:type="dxa" w:w="1344"/>
-          </w:tcPr>
-          <w:p>
-            <w:r>
-              <w:rPr>
-                <w:sz w:val="17"/>
-              </w:rPr>
-              <w:t>23</w:t>
-            </w:r>
-          </w:p>
-        </w:tc>
-        <w:tc>
-          <w:tcPr>
-            <w:tcW w:type="dxa" w:w="1344"/>
-          </w:tcPr>
-          <w:p>
-            <w:r>
-              <w:rPr>
-                <w:sz w:val="17"/>
-              </w:rPr>
-              <w:t>+1.3</w:t>
-            </w:r>
-          </w:p>
-        </w:tc>
-        <w:tc>
-          <w:tcPr>
-            <w:tcW w:type="dxa" w:w="1344"/>
-          </w:tcPr>
-          <w:p>
-            <w:r>
-              <w:rPr>
-                <w:sz w:val="17"/>
-              </w:rPr>
-              <w:t>5.6</w:t>
-            </w:r>
-          </w:p>
-        </w:tc>
-        <w:tc>
-          <w:tcPr>
-            <w:tcW w:type="dxa" w:w="1344"/>
-          </w:tcPr>
-          <w:p>
-            <w:r>
-              <w:rPr>
-                <w:sz w:val="17"/>
-              </w:rPr>
-              <w:t>5.4</w:t>
-            </w:r>
-          </w:p>
-        </w:tc>
-        <w:tc>
-          <w:tcPr>
-            <w:tcW w:type="dxa" w:w="1344"/>
-          </w:tcPr>
-          <w:p>
-            <w:r>
-              <w:rPr>
-                <w:sz w:val="17"/>
-              </w:rPr>
-              <w:t>−1.212</w:t>
-            </w:r>
-          </w:p>
-        </w:tc>
-        <w:tc>
-          <w:tcPr>
-            <w:tcW w:type="dxa" w:w="1344"/>
-          </w:tcPr>
-          <w:p>
-            <w:r>
-              <w:rPr>
-                <w:sz w:val="17"/>
-              </w:rPr>
-              <w:t>1 949</w:t>
-            </w:r>
-          </w:p>
-        </w:tc>
-      </w:tr>
-      <w:tr>
-        <w:tc>
-          <w:tcPr>
-            <w:tcW w:type="dxa" w:w="1344"/>
-          </w:tcPr>
-          <w:p>
-            <w:r>
-              <w:rPr>
-                <w:sz w:val="17"/>
-              </w:rPr>
-              <w:t>750 – 1 000 m</w:t>
-            </w:r>
-          </w:p>
-        </w:tc>
-        <w:tc>
-          <w:tcPr>
-            <w:tcW w:type="dxa" w:w="1344"/>
-          </w:tcPr>
-          <w:p>
-            <w:r>
-              <w:rPr>
-                <w:sz w:val="17"/>
-              </w:rPr>
-              <w:t>20</w:t>
-            </w:r>
-          </w:p>
-        </w:tc>
-        <w:tc>
-          <w:tcPr>
-            <w:tcW w:type="dxa" w:w="1344"/>
-          </w:tcPr>
-          <w:p>
-            <w:r>
-              <w:rPr>
-                <w:sz w:val="17"/>
-              </w:rPr>
-              <w:t>+2.2</w:t>
-            </w:r>
-          </w:p>
-        </w:tc>
-        <w:tc>
-          <w:tcPr>
-            <w:tcW w:type="dxa" w:w="1344"/>
-          </w:tcPr>
-          <w:p>
-            <w:r>
-              <w:rPr>
-                <w:sz w:val="17"/>
-              </w:rPr>
-              <w:t>10.4</w:t>
-            </w:r>
-          </w:p>
-        </w:tc>
-        <w:tc>
-          <w:tcPr>
-            <w:tcW w:type="dxa" w:w="1344"/>
-          </w:tcPr>
-          <w:p>
-            <w:r>
-              <w:rPr>
-                <w:sz w:val="17"/>
-              </w:rPr>
-              <w:t>10.2</w:t>
-            </w:r>
-          </w:p>
-        </w:tc>
-        <w:tc>
-          <w:tcPr>
-            <w:tcW w:type="dxa" w:w="1344"/>
-          </w:tcPr>
-          <w:p>
-            <w:r>
-              <w:rPr>
-                <w:sz w:val="17"/>
-              </w:rPr>
-              <w:t>−5.851</w:t>
-            </w:r>
-          </w:p>
-        </w:tc>
-        <w:tc>
-          <w:tcPr>
-            <w:tcW w:type="dxa" w:w="1344"/>
-          </w:tcPr>
-          <w:p>
-            <w:r>
-              <w:rPr>
-                <w:sz w:val="17"/>
-              </w:rPr>
-              <w:t>1 077</w:t>
-            </w:r>
-          </w:p>
-        </w:tc>
-      </w:tr>
-      <w:tr>
-        <w:tc>
-          <w:tcPr>
-            <w:tcW w:type="dxa" w:w="1344"/>
-          </w:tcPr>
-          <w:p>
-            <w:r>
-              <w:rPr>
-                <w:sz w:val="17"/>
-              </w:rPr>
-              <w:t>1 000 – 1 250 m</w:t>
-            </w:r>
-          </w:p>
-        </w:tc>
-        <w:tc>
-          <w:tcPr>
-            <w:tcW w:type="dxa" w:w="1344"/>
-          </w:tcPr>
-          <w:p>
-            <w:r>
-              <w:rPr>
-                <w:sz w:val="17"/>
-              </w:rPr>
-              <w:t>92</w:t>
-            </w:r>
-          </w:p>
-        </w:tc>
-        <w:tc>
-          <w:tcPr>
-            <w:tcW w:type="dxa" w:w="1344"/>
-          </w:tcPr>
-          <w:p>
-            <w:r>
-              <w:rPr>
-                <w:sz w:val="17"/>
-              </w:rPr>
-              <w:t>−0.9</w:t>
-            </w:r>
-          </w:p>
-        </w:tc>
-        <w:tc>
-          <w:tcPr>
-            <w:tcW w:type="dxa" w:w="1344"/>
-          </w:tcPr>
-          <w:p>
-            <w:r>
-              <w:rPr>
-                <w:sz w:val="17"/>
-              </w:rPr>
-              <w:t>14.3</w:t>
-            </w:r>
-          </w:p>
-        </w:tc>
-        <w:tc>
-          <w:tcPr>
-            <w:tcW w:type="dxa" w:w="1344"/>
-          </w:tcPr>
-          <w:p>
-            <w:r>
-              <w:rPr>
-                <w:sz w:val="17"/>
-              </w:rPr>
-              <w:t>14.3</w:t>
-            </w:r>
-          </w:p>
-        </w:tc>
-        <w:tc>
-          <w:tcPr>
-            <w:tcW w:type="dxa" w:w="1344"/>
-          </w:tcPr>
-          <w:p>
-            <w:r>
-              <w:rPr>
-                <w:sz w:val="17"/>
-              </w:rPr>
-              <w:t>−6.693</w:t>
-            </w:r>
-          </w:p>
-        </w:tc>
-        <w:tc>
-          <w:tcPr>
-            <w:tcW w:type="dxa" w:w="1344"/>
-          </w:tcPr>
-          <w:p>
-            <w:r>
-              <w:rPr>
-                <w:sz w:val="17"/>
-              </w:rPr>
-              <w:t>532</w:t>
-            </w:r>
-          </w:p>
-        </w:tc>
-      </w:tr>
-      <w:tr>
-        <w:tc>
-          <w:tcPr>
-            <w:tcW w:type="dxa" w:w="1344"/>
-          </w:tcPr>
-          <w:p>
-            <w:r>
-              <w:rPr>
-                <w:sz w:val="17"/>
-              </w:rPr>
-              <w:t>1 250 – 1 500 m</w:t>
-            </w:r>
-          </w:p>
-        </w:tc>
-        <w:tc>
-          <w:tcPr>
-            <w:tcW w:type="dxa" w:w="1344"/>
-          </w:tcPr>
-          <w:p>
-            <w:r>
-              <w:rPr>
-                <w:sz w:val="17"/>
-              </w:rPr>
-              <w:t>42</w:t>
-            </w:r>
-          </w:p>
-        </w:tc>
-        <w:tc>
-          <w:tcPr>
-            <w:tcW w:type="dxa" w:w="1344"/>
-          </w:tcPr>
-          <w:p>
-            <w:r>
-              <w:rPr>
-                <w:sz w:val="17"/>
-              </w:rPr>
-              <w:t>−8.0</w:t>
-            </w:r>
-          </w:p>
-        </w:tc>
-        <w:tc>
-          <w:tcPr>
-            <w:tcW w:type="dxa" w:w="1344"/>
-          </w:tcPr>
-          <w:p>
-            <w:r>
-              <w:rPr>
-                <w:sz w:val="17"/>
-              </w:rPr>
-              <w:t>11.5</w:t>
-            </w:r>
-          </w:p>
-        </w:tc>
-        <w:tc>
-          <w:tcPr>
-            <w:tcW w:type="dxa" w:w="1344"/>
-          </w:tcPr>
-          <w:p>
-            <w:r>
-              <w:rPr>
-                <w:sz w:val="17"/>
-              </w:rPr>
-              <w:t>8.2</w:t>
-            </w:r>
-          </w:p>
-        </w:tc>
-        <w:tc>
-          <w:tcPr>
-            <w:tcW w:type="dxa" w:w="1344"/>
-          </w:tcPr>
-          <w:p>
-            <w:r>
-              <w:rPr>
-                <w:sz w:val="17"/>
-              </w:rPr>
-              <w:t>−13.843</w:t>
-            </w:r>
-          </w:p>
-        </w:tc>
-        <w:tc>
-          <w:tcPr>
-            <w:tcW w:type="dxa" w:w="1344"/>
-          </w:tcPr>
-          <w:p>
-            <w:r>
-              <w:rPr>
-                <w:sz w:val="17"/>
-              </w:rPr>
-              <w:t>2 059</w:t>
-            </w:r>
-          </w:p>
-        </w:tc>
-      </w:tr>
-      <w:tr>
-        <w:tc>
-          <w:tcPr>
-            <w:tcW w:type="dxa" w:w="1344"/>
-          </w:tcPr>
-          <w:p>
-            <w:r>
-              <w:rPr>
-                <w:sz w:val="17"/>
-              </w:rPr>
-              <w:t>1 500 – 2 000 m</w:t>
-            </w:r>
-          </w:p>
-        </w:tc>
-        <w:tc>
-          <w:tcPr>
-            <w:tcW w:type="dxa" w:w="1344"/>
-          </w:tcPr>
-          <w:p>
-            <w:r>
-              <w:rPr>
-                <w:sz w:val="17"/>
-              </w:rPr>
-              <w:t>134</w:t>
-            </w:r>
-          </w:p>
-        </w:tc>
-        <w:tc>
-          <w:tcPr>
-            <w:tcW w:type="dxa" w:w="1344"/>
-          </w:tcPr>
-          <w:p>
-            <w:r>
-              <w:rPr>
-                <w:sz w:val="17"/>
-              </w:rPr>
-              <w:t>−11.2</w:t>
-            </w:r>
-          </w:p>
-        </w:tc>
-        <w:tc>
-          <w:tcPr>
-            <w:tcW w:type="dxa" w:w="1344"/>
-          </w:tcPr>
-          <w:p>
-            <w:r>
-              <w:rPr>
-                <w:sz w:val="17"/>
-              </w:rPr>
-              <w:t>16.4</w:t>
-            </w:r>
-          </w:p>
-        </w:tc>
-        <w:tc>
-          <w:tcPr>
-            <w:tcW w:type="dxa" w:w="1344"/>
-          </w:tcPr>
-          <w:p>
-            <w:r>
-              <w:rPr>
-                <w:sz w:val="17"/>
-              </w:rPr>
-              <w:t>11.9</w:t>
-            </w:r>
-          </w:p>
-        </w:tc>
-        <w:tc>
-          <w:tcPr>
-            <w:tcW w:type="dxa" w:w="1344"/>
-          </w:tcPr>
-          <w:p>
-            <w:r>
-              <w:rPr>
-                <w:sz w:val="17"/>
-              </w:rPr>
-              <w:t>−13.029</w:t>
-            </w:r>
-          </w:p>
-        </w:tc>
-        <w:tc>
-          <w:tcPr>
-            <w:tcW w:type="dxa" w:w="1344"/>
-          </w:tcPr>
-          <w:p>
-            <w:r>
-              <w:rPr>
-                <w:sz w:val="17"/>
-              </w:rPr>
-              <w:t>2 577</w:t>
-            </w:r>
-          </w:p>
-        </w:tc>
-      </w:tr>
-      <w:tr>
-        <w:tc>
-          <w:tcPr>
-            <w:tcW w:type="dxa" w:w="1344"/>
-          </w:tcPr>
-          <w:p>
-            <w:r>
-              <w:rPr>
-                <w:sz w:val="17"/>
-              </w:rPr>
-              <w:t>2 000 – 3 000 m</w:t>
-            </w:r>
-          </w:p>
-        </w:tc>
-        <w:tc>
-          <w:tcPr>
-            <w:tcW w:type="dxa" w:w="1344"/>
-          </w:tcPr>
-          <w:p>
-            <w:r>
-              <w:rPr>
-                <w:sz w:val="17"/>
-              </w:rPr>
-              <w:t>170</w:t>
-            </w:r>
-          </w:p>
-        </w:tc>
-        <w:tc>
-          <w:tcPr>
-            <w:tcW w:type="dxa" w:w="1344"/>
-          </w:tcPr>
-          <w:p>
-            <w:r>
-              <w:rPr>
-                <w:sz w:val="17"/>
-              </w:rPr>
-              <w:t>−10.9</w:t>
-            </w:r>
-          </w:p>
-        </w:tc>
-        <w:tc>
-          <w:tcPr>
-            <w:tcW w:type="dxa" w:w="1344"/>
-          </w:tcPr>
-          <w:p>
-            <w:r>
-              <w:rPr>
-                <w:sz w:val="17"/>
-              </w:rPr>
-              <w:t>14.7</w:t>
-            </w:r>
-          </w:p>
-        </w:tc>
-        <w:tc>
-          <w:tcPr>
-            <w:tcW w:type="dxa" w:w="1344"/>
-          </w:tcPr>
-          <w:p>
-            <w:r>
-              <w:rPr>
-                <w:sz w:val="17"/>
-              </w:rPr>
-              <w:t>9.9</w:t>
-            </w:r>
-          </w:p>
-        </w:tc>
-        <w:tc>
-          <w:tcPr>
-            <w:tcW w:type="dxa" w:w="1344"/>
-          </w:tcPr>
-          <w:p>
-            <w:r>
-              <w:rPr>
-                <w:sz w:val="17"/>
-              </w:rPr>
-              <w:t>−4.573</w:t>
-            </w:r>
-          </w:p>
-        </w:tc>
-        <w:tc>
-          <w:tcPr>
-            <w:tcW w:type="dxa" w:w="1344"/>
-          </w:tcPr>
-          <w:p>
-            <w:r>
-              <w:rPr>
-                <w:sz w:val="17"/>
-              </w:rPr>
-              <w:t>2 336</w:t>
-            </w:r>
-          </w:p>
-        </w:tc>
-      </w:tr>
-      <w:tr>
-        <w:tc>
-          <w:tcPr>
-            <w:tcW w:type="dxa" w:w="1344"/>
-          </w:tcPr>
-          <w:p>
-            <w:r>
-              <w:rPr>
-                <w:sz w:val="17"/>
-              </w:rPr>
-              <w:t>3 000 m+</w:t>
-            </w:r>
-          </w:p>
-        </w:tc>
-        <w:tc>
-          <w:tcPr>
-            <w:tcW w:type="dxa" w:w="1344"/>
-          </w:tcPr>
-          <w:p>
-            <w:r>
-              <w:rPr>
-                <w:sz w:val="17"/>
-              </w:rPr>
-              <w:t>675</w:t>
-            </w:r>
-          </w:p>
-        </w:tc>
-        <w:tc>
-          <w:tcPr>
-            <w:tcW w:type="dxa" w:w="1344"/>
-          </w:tcPr>
-          <w:p>
-            <w:r>
-              <w:rPr>
-                <w:sz w:val="17"/>
-              </w:rPr>
-              <w:t>−4.5</w:t>
-            </w:r>
-          </w:p>
-        </w:tc>
-        <w:tc>
-          <w:tcPr>
-            <w:tcW w:type="dxa" w:w="1344"/>
-          </w:tcPr>
-          <w:p>
-            <w:r>
-              <w:rPr>
-                <w:sz w:val="17"/>
-              </w:rPr>
-              <w:t>9.6</w:t>
-            </w:r>
-          </w:p>
-        </w:tc>
-        <w:tc>
-          <w:tcPr>
-            <w:tcW w:type="dxa" w:w="1344"/>
-          </w:tcPr>
-          <w:p>
-            <w:r>
-              <w:rPr>
-                <w:sz w:val="17"/>
-              </w:rPr>
-              <w:t>8.5</w:t>
-            </w:r>
-          </w:p>
-        </w:tc>
-        <w:tc>
-          <w:tcPr>
-            <w:tcW w:type="dxa" w:w="1344"/>
-          </w:tcPr>
-          <w:p>
-            <w:r>
-              <w:rPr>
-                <w:sz w:val="17"/>
-              </w:rPr>
-              <w:t>−0.597</w:t>
-            </w:r>
-          </w:p>
-        </w:tc>
-        <w:tc>
-          <w:tcPr>
-            <w:tcW w:type="dxa" w:w="1344"/>
-          </w:tcPr>
-          <w:p>
-            <w:r>
-              <w:rPr>
-                <w:sz w:val="17"/>
-              </w:rPr>
-              <w:t>229</w:t>
-            </w:r>
-          </w:p>
-        </w:tc>
-      </w:tr>
-      <w:tr>
-        <w:tc>
-          <w:tcPr>
-            <w:tcW w:type="dxa" w:w="1344"/>
-          </w:tcPr>
-          <w:p>
-            <w:r>
-              <w:rPr>
-                <w:sz w:val="17"/>
-              </w:rPr>
-              <w:t>Overall</w:t>
-            </w:r>
-          </w:p>
-        </w:tc>
-        <w:tc>
-          <w:tcPr>
-            <w:tcW w:type="dxa" w:w="1344"/>
-          </w:tcPr>
-          <w:p>
-            <w:r>
-              <w:rPr>
-                <w:sz w:val="17"/>
-              </w:rPr>
-              <w:t>1 200</w:t>
-            </w:r>
-          </w:p>
-        </w:tc>
-        <w:tc>
-          <w:tcPr>
-            <w:tcW w:type="dxa" w:w="1344"/>
-          </w:tcPr>
-          <w:p>
-            <w:r>
-              <w:rPr>
-                <w:sz w:val="17"/>
-              </w:rPr>
-              <w:t>−6.14</w:t>
-            </w:r>
-          </w:p>
-        </w:tc>
-        <w:tc>
-          <w:tcPr>
-            <w:tcW w:type="dxa" w:w="1344"/>
-          </w:tcPr>
-          <w:p>
-            <w:r>
-              <w:rPr>
-                <w:sz w:val="17"/>
-              </w:rPr>
-              <w:t>12.08</w:t>
-            </w:r>
-          </w:p>
-        </w:tc>
-        <w:tc>
-          <w:tcPr>
-            <w:tcW w:type="dxa" w:w="1344"/>
-          </w:tcPr>
-          <w:p>
-            <w:r>
-              <w:rPr>
-                <w:sz w:val="17"/>
-              </w:rPr>
-              <w:t>—</w:t>
-            </w:r>
-          </w:p>
-        </w:tc>
-        <w:tc>
-          <w:tcPr>
-            <w:tcW w:type="dxa" w:w="1344"/>
-          </w:tcPr>
-          <w:p>
-            <w:r>
-              <w:rPr>
-                <w:sz w:val="17"/>
-              </w:rPr>
-              <w:t>—</w:t>
-            </w:r>
-          </w:p>
-        </w:tc>
-        <w:tc>
-          <w:tcPr>
-            <w:tcW w:type="dxa" w:w="1344"/>
-          </w:tcPr>
-          <w:p>
-            <w:r>
-              <w:rPr>
-                <w:sz w:val="17"/>
-              </w:rPr>
-              <w:t>—</w:t>
-            </w:r>
-          </w:p>
-        </w:tc>
-      </w:tr>
-    </w:tbl>
-    <w:p>
-      <w:pPr>
-        <w:pStyle w:val="Heading2"/>
-        <w:jc w:val="left"/>
-      </w:pPr>
-      <w:r>
-        <w:t>6.3 Interpretation</w:t>
-      </w:r>
-    </w:p>
-    <w:p>
-      <w:r>
-        <w:t>1. Best band: 500–750 m — Incoh ON achieves RMSE = 5.6 dB, near-zero Bias (+1.3 dB). This is where DEM terrain shielding is most effective with moderate ray counts.</w:t>
+        <w:rPr>
+          <w:sz w:val="20"/>
+        </w:rPr>
         <w:br/>
-        <w:br/>
-        <w:t>2. Scattering OFF collapses at range — RMSE jumps from 5.6 dB (ON) to 14.1 dB (OFF) at 500–750 m, and to 39.6 dB beyond 3 km. Scattered paths are essential for long-range coverage.</w:t>
-        <w:br/>
-        <w:br/>
-        <w:t>3. High ray count at 0–500 m (22k–33k rays/RX) produces negative R² despite low RMSE — the incoherent sum inflates received power at close range. Absolute RMSE (8–12 dB) remains acceptable.</w:t>
-        <w:br/>
-        <w:br/>
-        <w:t>4. Systematic underestimate at 1 500–3 000 m (Bias −10 to −11 dB) — terrain may be slightly over-shielding, or MAX_DEPTH=15 is insufficient for very long NLOS paths.</w:t>
-        <w:br/>
-        <w:br/>
-        <w:t>5. Excellent long-range recovery (3 km+): RMSE = 9.6 dB across 675 receivers. Terrain diffraction models long-distance propagation considerably better than FSPL (39.9 dB).</w:t>
+        <w:t>★ R² peaks at +0.71 within 1 km — the simulation explains 71% of path loss variance for near-field receivers. Without scattering, RMSE more than doubles at 1 km (8.8 → 15.4 dB) and triples at 1.5 km (10.1 → 25.6 dB).</w:t>
       </w:r>
     </w:p>
     <w:p>
@@ -5083,7 +4723,7 @@
       <w:r>
         <w:drawing>
           <wp:inline xmlns:a="http://schemas.openxmlformats.org/drawingml/2006/main" xmlns:pic="http://schemas.openxmlformats.org/drawingml/2006/picture">
-            <wp:extent cx="5486400" cy="1958676"/>
+            <wp:extent cx="5486400" cy="5996591"/>
             <wp:docPr id="4" name="Picture 4"/>
             <wp:cNvGraphicFramePr>
               <a:graphicFrameLocks noChangeAspect="1"/>
@@ -5092,7 +4732,7 @@
               <a:graphicData uri="http://schemas.openxmlformats.org/drawingml/2006/picture">
                 <pic:pic>
                   <pic:nvPicPr>
-                    <pic:cNvPr id="0" name="dem_chart_cell8e.png"/>
+                    <pic:cNvPr id="0" name="dem_chart_cumulative.png"/>
                     <pic:cNvPicPr/>
                   </pic:nvPicPr>
                   <pic:blipFill>
@@ -5104,7 +4744,7 @@
                   <pic:spPr>
                     <a:xfrm>
                       <a:off x="0" y="0"/>
-                      <a:ext cx="5486400" cy="1958676"/>
+                      <a:ext cx="5486400" cy="5996591"/>
                     </a:xfrm>
                     <a:prstGeom prst="rect"/>
                   </pic:spPr>
@@ -5124,7 +4764,7 @@
           <w:i/>
           <w:sz w:val="18"/>
         </w:rPr>
-        <w:t>Figure 4 — Stratified RMSE and Bias per distance band (Incoh ON primary, scattering ON vs OFF)</w:t>
+        <w:t>Figure 4 — Cumulative RMSE / Bias / R² vs distance threshold</w:t>
       </w:r>
     </w:p>
     <w:p>
@@ -5133,12 +4773,251 @@
         <w:jc w:val="left"/>
       </w:pPr>
       <w:r>
-        <w:t>7. Cumulative Performance vs Distance</w:t>
+        <w:t>8. Calibration — Scatter Coefficient Comparison</w:t>
       </w:r>
     </w:p>
+    <w:tbl>
+      <w:tblPr>
+        <w:tblStyle w:val="TableGrid"/>
+        <w:tblW w:type="auto" w:w="0"/>
+        <w:tblLook w:firstColumn="1" w:firstRow="1" w:lastColumn="0" w:lastRow="0" w:noHBand="0" w:noVBand="1" w:val="04A0"/>
+      </w:tblPr>
+      <w:tblGrid>
+        <w:gridCol w:w="1881"/>
+        <w:gridCol w:w="1881"/>
+        <w:gridCol w:w="1881"/>
+        <w:gridCol w:w="1881"/>
+        <w:gridCol w:w="1881"/>
+      </w:tblGrid>
+      <w:tr>
+        <w:tc>
+          <w:tcPr>
+            <w:tcW w:type="dxa" w:w="1881"/>
+          </w:tcPr>
+          <w:p>
+            <w:pPr>
+              <w:jc w:val="center"/>
+            </w:pPr>
+            <w:r>
+              <w:rPr>
+                <w:b/>
+                <w:sz w:val="16"/>
+              </w:rPr>
+              <w:t>Run</w:t>
+            </w:r>
+          </w:p>
+        </w:tc>
+        <w:tc>
+          <w:tcPr>
+            <w:tcW w:type="dxa" w:w="1881"/>
+          </w:tcPr>
+          <w:p>
+            <w:pPr>
+              <w:jc w:val="center"/>
+            </w:pPr>
+            <w:r>
+              <w:rPr>
+                <w:b/>
+                <w:sz w:val="16"/>
+              </w:rPr>
+              <w:t>Scatter setting</w:t>
+            </w:r>
+          </w:p>
+        </w:tc>
+        <w:tc>
+          <w:tcPr>
+            <w:tcW w:type="dxa" w:w="1881"/>
+          </w:tcPr>
+          <w:p>
+            <w:pPr>
+              <w:jc w:val="center"/>
+            </w:pPr>
+            <w:r>
+              <w:rPr>
+                <w:b/>
+                <w:sz w:val="16"/>
+              </w:rPr>
+              <w:t>RMSE at 1 km</w:t>
+            </w:r>
+          </w:p>
+        </w:tc>
+        <w:tc>
+          <w:tcPr>
+            <w:tcW w:type="dxa" w:w="1881"/>
+          </w:tcPr>
+          <w:p>
+            <w:pPr>
+              <w:jc w:val="center"/>
+            </w:pPr>
+            <w:r>
+              <w:rPr>
+                <w:b/>
+                <w:sz w:val="16"/>
+              </w:rPr>
+              <w:t>RMSE at 4 km</w:t>
+            </w:r>
+          </w:p>
+        </w:tc>
+        <w:tc>
+          <w:tcPr>
+            <w:tcW w:type="dxa" w:w="1881"/>
+          </w:tcPr>
+          <w:p>
+            <w:pPr>
+              <w:jc w:val="center"/>
+            </w:pPr>
+            <w:r>
+              <w:rPr>
+                <w:b/>
+                <w:sz w:val="16"/>
+              </w:rPr>
+              <w:t>R² peak</w:t>
+            </w:r>
+          </w:p>
+        </w:tc>
+      </w:tr>
+      <w:tr>
+        <w:tc>
+          <w:tcPr>
+            <w:tcW w:type="dxa" w:w="1881"/>
+          </w:tcPr>
+          <w:p>
+            <w:r>
+              <w:rPr>
+                <w:sz w:val="16"/>
+              </w:rPr>
+              <w:t>S=0.7 (previous)</w:t>
+            </w:r>
+          </w:p>
+        </w:tc>
+        <w:tc>
+          <w:tcPr>
+            <w:tcW w:type="dxa" w:w="1881"/>
+          </w:tcPr>
+          <w:p>
+            <w:r>
+              <w:rPr>
+                <w:sz w:val="16"/>
+              </w:rPr>
+              <w:t>Global 0.7</w:t>
+            </w:r>
+          </w:p>
+        </w:tc>
+        <w:tc>
+          <w:tcPr>
+            <w:tcW w:type="dxa" w:w="1881"/>
+          </w:tcPr>
+          <w:p>
+            <w:r>
+              <w:rPr>
+                <w:sz w:val="16"/>
+              </w:rPr>
+              <w:t>8.46 dB ★</w:t>
+            </w:r>
+          </w:p>
+        </w:tc>
+        <w:tc>
+          <w:tcPr>
+            <w:tcW w:type="dxa" w:w="1881"/>
+          </w:tcPr>
+          <w:p>
+            <w:r>
+              <w:rPr>
+                <w:sz w:val="16"/>
+              </w:rPr>
+              <w:t>12.98 dB</w:t>
+            </w:r>
+          </w:p>
+        </w:tc>
+        <w:tc>
+          <w:tcPr>
+            <w:tcW w:type="dxa" w:w="1881"/>
+          </w:tcPr>
+          <w:p>
+            <w:r>
+              <w:rPr>
+                <w:sz w:val="16"/>
+              </w:rPr>
+              <w:t>+0.735 ★</w:t>
+            </w:r>
+          </w:p>
+        </w:tc>
+      </w:tr>
+      <w:tr>
+        <w:tc>
+          <w:tcPr>
+            <w:tcW w:type="dxa" w:w="1881"/>
+          </w:tcPr>
+          <w:p>
+            <w:r>
+              <w:rPr>
+                <w:sz w:val="16"/>
+              </w:rPr>
+              <w:t>Per-material (this run)</w:t>
+            </w:r>
+          </w:p>
+        </w:tc>
+        <w:tc>
+          <w:tcPr>
+            <w:tcW w:type="dxa" w:w="1881"/>
+          </w:tcPr>
+          <w:p>
+            <w:r>
+              <w:rPr>
+                <w:sz w:val="16"/>
+              </w:rPr>
+              <w:t>§3.2 table</w:t>
+            </w:r>
+          </w:p>
+        </w:tc>
+        <w:tc>
+          <w:tcPr>
+            <w:tcW w:type="dxa" w:w="1881"/>
+          </w:tcPr>
+          <w:p>
+            <w:r>
+              <w:rPr>
+                <w:sz w:val="16"/>
+              </w:rPr>
+              <w:t>8.78 dB</w:t>
+            </w:r>
+          </w:p>
+        </w:tc>
+        <w:tc>
+          <w:tcPr>
+            <w:tcW w:type="dxa" w:w="1881"/>
+          </w:tcPr>
+          <w:p>
+            <w:r>
+              <w:rPr>
+                <w:sz w:val="16"/>
+              </w:rPr>
+              <w:t>13.01 dB</w:t>
+            </w:r>
+          </w:p>
+        </w:tc>
+        <w:tc>
+          <w:tcPr>
+            <w:tcW w:type="dxa" w:w="1881"/>
+          </w:tcPr>
+          <w:p>
+            <w:r>
+              <w:rPr>
+                <w:sz w:val="16"/>
+              </w:rPr>
+              <w:t>+0.715</w:t>
+            </w:r>
+          </w:p>
+        </w:tc>
+      </w:tr>
+    </w:tbl>
     <w:p>
       <w:r>
-        <w:t>The cumulative evaluation shows how RMSE, Bias, and R² evolve as progressively more distant receivers are included. RMSE stays below 10 dB for receivers within 1 km of the TX. R² peaks near +0.70 at 1 km, confirming good relative accuracy at medium range. RMSE rises to ~13 dB by 3–4 km, and bias drifts negative (overestimate of path loss) beyond 1.5 km.</w:t>
+        <w:rPr>
+          <w:sz w:val="20"/>
+        </w:rPr>
+        <w:br/>
+        <w:t>Differences are small (max ±0.38 dB). Global S=0.7 is marginally better at 750 m–1 750 m. Recommendation: retain S=0.7. To reduce long-range bias (−8 to −11 dB at 1.5–3 km), test S=0.5–0.6 in a targeted calibration run.</w:t>
       </w:r>
     </w:p>
     <w:p>
@@ -5148,7 +5027,7 @@
       <w:r>
         <w:drawing>
           <wp:inline xmlns:a="http://schemas.openxmlformats.org/drawingml/2006/main" xmlns:pic="http://schemas.openxmlformats.org/drawingml/2006/picture">
-            <wp:extent cx="5486400" cy="5999942"/>
+            <wp:extent cx="5486400" cy="2275749"/>
             <wp:docPr id="5" name="Picture 5"/>
             <wp:cNvGraphicFramePr>
               <a:graphicFrameLocks noChangeAspect="1"/>
@@ -5157,7 +5036,7 @@
               <a:graphicData uri="http://schemas.openxmlformats.org/drawingml/2006/picture">
                 <pic:pic>
                   <pic:nvPicPr>
-                    <pic:cNvPr id="0" name="dem_chart_cumulative.png"/>
+                    <pic:cNvPr id="0" name="dem_chart_calibration_compare.png"/>
                     <pic:cNvPicPr/>
                   </pic:nvPicPr>
                   <pic:blipFill>
@@ -5169,7 +5048,7 @@
                   <pic:spPr>
                     <a:xfrm>
                       <a:off x="0" y="0"/>
-                      <a:ext cx="5486400" cy="5999942"/>
+                      <a:ext cx="5486400" cy="2275749"/>
                     </a:xfrm>
                     <a:prstGeom prst="rect"/>
                   </pic:spPr>
@@ -5189,7 +5068,7 @@
           <w:i/>
           <w:sz w:val="18"/>
         </w:rPr>
-        <w:t>Figure 5 — Cumulative RMSE / Bias / R² vs distance threshold (Incoh ON, Best ON, Incoh OFF)</w:t>
+        <w:t>Figure 5 — Calibration: S=0.7 vs per-material scatter comparison</w:t>
       </w:r>
     </w:p>
     <w:p>
@@ -5198,7 +5077,7 @@
         <w:jc w:val="left"/>
       </w:pPr>
       <w:r>
-        <w:t>8. Comparison: DEM vs Flat Terrain</w:t>
+        <w:t>9. DEM vs Flat Terrain Comparison</w:t>
       </w:r>
     </w:p>
     <w:tbl>
@@ -5224,7 +5103,7 @@
             <w:r>
               <w:rPr>
                 <w:b/>
-                <w:sz w:val="17"/>
+                <w:sz w:val="16"/>
               </w:rPr>
               <w:t>Metric</w:t>
             </w:r>
@@ -5241,9 +5120,9 @@
             <w:r>
               <w:rPr>
                 <w:b/>
-                <w:sz w:val="17"/>
-              </w:rPr>
-              <w:t>DEM Terrain (this report)</w:t>
+                <w:sz w:val="16"/>
+              </w:rPr>
+              <w:t>DEM Terrain</w:t>
             </w:r>
           </w:p>
         </w:tc>
@@ -5258,9 +5137,9 @@
             <w:r>
               <w:rPr>
                 <w:b/>
-                <w:sz w:val="17"/>
-              </w:rPr>
-              <w:t>Flat Terrain (baseline)</w:t>
+                <w:sz w:val="16"/>
+              </w:rPr>
+              <w:t>Flat Terrain</w:t>
             </w:r>
           </w:p>
         </w:tc>
@@ -5273,7 +5152,7 @@
           <w:p>
             <w:r>
               <w:rPr>
-                <w:sz w:val="17"/>
+                <w:sz w:val="16"/>
               </w:rPr>
               <w:t>Terrain model</w:t>
             </w:r>
@@ -5286,7 +5165,7 @@
           <w:p>
             <w:r>
               <w:rPr>
-                <w:sz w:val="17"/>
+                <w:sz w:val="16"/>
               </w:rPr>
               <w:t>EA LiDAR 1 m DTM</w:t>
             </w:r>
@@ -5299,7 +5178,7 @@
           <w:p>
             <w:r>
               <w:rPr>
-                <w:sz w:val="17"/>
+                <w:sz w:val="16"/>
               </w:rPr>
               <w:t>Flat ground plane</w:t>
             </w:r>
@@ -5314,9 +5193,9 @@
           <w:p>
             <w:r>
               <w:rPr>
-                <w:sz w:val="17"/>
-              </w:rPr>
-              <w:t>Best method</w:t>
+                <w:sz w:val="16"/>
+              </w:rPr>
+              <w:t>Best overall RMSE</w:t>
             </w:r>
           </w:p>
         </w:tc>
@@ -5327,9 +5206,9 @@
           <w:p>
             <w:r>
               <w:rPr>
-                <w:sz w:val="17"/>
-              </w:rPr>
-              <w:t>Incoh ON</w:t>
+                <w:sz w:val="16"/>
+              </w:rPr>
+              <w:t>13.46 dB ★</w:t>
             </w:r>
           </w:p>
         </w:tc>
@@ -5340,9 +5219,9 @@
           <w:p>
             <w:r>
               <w:rPr>
-                <w:sz w:val="17"/>
-              </w:rPr>
-              <w:t>Best ON</w:t>
+                <w:sz w:val="16"/>
+              </w:rPr>
+              <w:t>14.52 dB</w:t>
             </w:r>
           </w:p>
         </w:tc>
@@ -5355,9 +5234,9 @@
           <w:p>
             <w:r>
               <w:rPr>
-                <w:sz w:val="17"/>
-              </w:rPr>
-              <w:t>Best RMSE (overall)</w:t>
+                <w:sz w:val="16"/>
+              </w:rPr>
+              <w:t>Best overall R²</w:t>
             </w:r>
           </w:p>
         </w:tc>
@@ -5368,9 +5247,9 @@
           <w:p>
             <w:r>
               <w:rPr>
-                <w:sz w:val="17"/>
-              </w:rPr>
-              <w:t>13.46 dB ★</w:t>
+                <w:sz w:val="16"/>
+              </w:rPr>
+              <w:t>+0.120 ★</w:t>
             </w:r>
           </w:p>
         </w:tc>
@@ -5381,9 +5260,9 @@
           <w:p>
             <w:r>
               <w:rPr>
-                <w:sz w:val="17"/>
-              </w:rPr>
-              <w:t>14.52 dB</w:t>
+                <w:sz w:val="16"/>
+              </w:rPr>
+              <w:t>−0.517</w:t>
             </w:r>
           </w:p>
         </w:tc>
@@ -5396,9 +5275,9 @@
           <w:p>
             <w:r>
               <w:rPr>
-                <w:sz w:val="17"/>
-              </w:rPr>
-              <w:t>Best R² (overall)</w:t>
+                <w:sz w:val="16"/>
+              </w:rPr>
+              <w:t>R² at 1 km</w:t>
             </w:r>
           </w:p>
         </w:tc>
@@ -5409,9 +5288,9 @@
           <w:p>
             <w:r>
               <w:rPr>
-                <w:sz w:val="17"/>
-              </w:rPr>
-              <w:t>+0.120 ★</w:t>
+                <w:sz w:val="16"/>
+              </w:rPr>
+              <w:t>+0.71 ★</w:t>
             </w:r>
           </w:p>
         </w:tc>
@@ -5422,9 +5301,9 @@
           <w:p>
             <w:r>
               <w:rPr>
-                <w:sz w:val="17"/>
-              </w:rPr>
-              <w:t>−0.517</w:t>
+                <w:sz w:val="16"/>
+              </w:rPr>
+              <w:t>~−0.3</w:t>
             </w:r>
           </w:p>
         </w:tc>
@@ -5437,9 +5316,9 @@
           <w:p>
             <w:r>
               <w:rPr>
-                <w:sz w:val="17"/>
-              </w:rPr>
-              <w:t>Scattering coefficient</w:t>
+                <w:sz w:val="16"/>
+              </w:rPr>
+              <w:t>Best single-band RMSE</w:t>
             </w:r>
           </w:p>
         </w:tc>
@@ -5450,9 +5329,9 @@
           <w:p>
             <w:r>
               <w:rPr>
-                <w:sz w:val="17"/>
-              </w:rPr>
-              <w:t>0.7</w:t>
+                <w:sz w:val="16"/>
+              </w:rPr>
+              <w:t>5.6 dB (500–750 m)</w:t>
             </w:r>
           </w:p>
         </w:tc>
@@ -5463,9 +5342,9 @@
           <w:p>
             <w:r>
               <w:rPr>
-                <w:sz w:val="17"/>
-              </w:rPr>
-              <w:t>0.9</w:t>
+                <w:sz w:val="16"/>
+              </w:rPr>
+              <w:t>6.7 dB (0–500 m)</w:t>
             </w:r>
           </w:p>
         </w:tc>
@@ -5478,9 +5357,9 @@
           <w:p>
             <w:r>
               <w:rPr>
-                <w:sz w:val="17"/>
-              </w:rPr>
-              <w:t>Receivers solved</w:t>
+                <w:sz w:val="16"/>
+              </w:rPr>
+              <w:t>R² improvement</w:t>
             </w:r>
           </w:p>
         </w:tc>
@@ -5491,9 +5370,9 @@
           <w:p>
             <w:r>
               <w:rPr>
-                <w:sz w:val="17"/>
-              </w:rPr>
-              <w:t>1 023 / 1 200</w:t>
+                <w:sz w:val="16"/>
+              </w:rPr>
+              <w:t>+0.637</w:t>
             </w:r>
           </w:p>
         </w:tc>
@@ -5504,50 +5383,9 @@
           <w:p>
             <w:r>
               <w:rPr>
-                <w:sz w:val="17"/>
-              </w:rPr>
-              <w:t>Higher (flat scene)</w:t>
-            </w:r>
-          </w:p>
-        </w:tc>
-      </w:tr>
-      <w:tr>
-        <w:tc>
-          <w:tcPr>
-            <w:tcW w:type="dxa" w:w="3135"/>
-          </w:tcPr>
-          <w:p>
-            <w:r>
-              <w:rPr>
-                <w:sz w:val="17"/>
-              </w:rPr>
-              <w:t>Best single-band RMSE</w:t>
-            </w:r>
-          </w:p>
-        </w:tc>
-        <w:tc>
-          <w:tcPr>
-            <w:tcW w:type="dxa" w:w="3135"/>
-          </w:tcPr>
-          <w:p>
-            <w:r>
-              <w:rPr>
-                <w:sz w:val="17"/>
-              </w:rPr>
-              <w:t>5.6 dB (500–750 m)</w:t>
-            </w:r>
-          </w:p>
-        </w:tc>
-        <w:tc>
-          <w:tcPr>
-            <w:tcW w:type="dxa" w:w="3135"/>
-          </w:tcPr>
-          <w:p>
-            <w:r>
-              <w:rPr>
-                <w:sz w:val="17"/>
-              </w:rPr>
-              <w:t>6.7 dB (0–500 m)</w:t>
+                <w:sz w:val="16"/>
+              </w:rPr>
+              <w:t>baseline</w:t>
             </w:r>
           </w:p>
         </w:tc>
@@ -5555,7 +5393,11 @@
     </w:tbl>
     <w:p>
       <w:r>
-        <w:t>The DEM terrain improves overall R² from −0.517 to +0.120 — a shift of +0.637 — demonstrating that real terrain elevation explains approximately 12% more path loss variance than the flat baseline. The absolute RMSE improvement is smaller (13.46 vs 14.52 dB) because dense urban NLOS multi-hop paths remain the dominant source of error regardless of ground model.</w:t>
+        <w:rPr>
+          <w:sz w:val="20"/>
+        </w:rPr>
+        <w:br/>
+        <w:t>DEM terrain adds +0.637 R² overall. Within 1 km, R² improves from ~−0.3 to +0.71, quantifying the direct contribution of terrain elevation to path loss accuracy.</w:t>
       </w:r>
     </w:p>
     <w:p>
@@ -5564,21 +5406,15 @@
         <w:jc w:val="left"/>
       </w:pPr>
       <w:r>
-        <w:t>9. Vegetation Loss (ITU-R P.833) — Assessment</w:t>
+        <w:t>10. Vegetation Loss (ITU-R P.833) — Assessment</w:t>
       </w:r>
     </w:p>
     <w:p>
       <w:r>
-        <w:t>ITU-R P.833 is not applied in this simulation for the following reasons:</w:t>
-        <w:br/>
-        <w:br/>
-        <w:t>1. Straight-line assumption breaks down at range. Real propagation paths diffract over and around woodland; applying P.833 based on straight-line depth overestimates attenuation.</w:t>
-        <w:br/>
-        <w:br/>
-        <w:t>2. Scene contains no vegetation geometry. P.833 would impose an analytical correction on a scene that does not model vegetation propagation — the two models are inconsistent.</w:t>
-        <w:br/>
-        <w:br/>
-        <w:t>3. Best performance bands are unaffected. At 500–750 m (RMSE 5.6 dB) and 3 km+ (RMSE 9.6 dB), the primary mechanism is terrain diffraction, not woodland penetration.</w:t>
+        <w:rPr>
+          <w:sz w:val="20"/>
+        </w:rPr>
+        <w:t>P.833 is not applied: (1) straight-line depth overestimates attenuation for paths that diffract around woodland; (2) no vegetation mesh in the scene — applying an analytical correction is physically inconsistent; (3) best performance bands (500 m – 1 km) are dominated by terrain diffraction, not vegetation penetration.</w:t>
       </w:r>
     </w:p>
     <w:p>
@@ -5587,7 +5423,7 @@
         <w:jc w:val="left"/>
       </w:pPr>
       <w:r>
-        <w:t>10. Summary and Conclusions</w:t>
+        <w:t>11. Summary and Conclusions</w:t>
       </w:r>
     </w:p>
     <w:tbl>
@@ -5612,7 +5448,7 @@
             <w:r>
               <w:rPr>
                 <w:b/>
-                <w:sz w:val="17"/>
+                <w:sz w:val="16"/>
               </w:rPr>
               <w:t>Finding</w:t>
             </w:r>
@@ -5629,7 +5465,7 @@
             <w:r>
               <w:rPr>
                 <w:b/>
-                <w:sz w:val="17"/>
+                <w:sz w:val="16"/>
               </w:rPr>
               <w:t>Value</w:t>
             </w:r>
@@ -5644,9 +5480,9 @@
           <w:p>
             <w:r>
               <w:rPr>
-                <w:sz w:val="17"/>
-              </w:rPr>
-              <w:t>Best overall method</w:t>
+                <w:sz w:val="16"/>
+              </w:rPr>
+              <w:t>Best method</w:t>
             </w:r>
           </w:p>
         </w:tc>
@@ -5657,9 +5493,9 @@
           <w:p>
             <w:r>
               <w:rPr>
-                <w:sz w:val="17"/>
-              </w:rPr>
-              <w:t>Incoherent power combining, scattering ON (S=0.7)</w:t>
+                <w:sz w:val="16"/>
+              </w:rPr>
+              <w:t>Incoh ON, S=0.7</w:t>
             </w:r>
           </w:p>
         </w:tc>
@@ -5672,7 +5508,7 @@
           <w:p>
             <w:r>
               <w:rPr>
-                <w:sz w:val="17"/>
+                <w:sz w:val="16"/>
               </w:rPr>
               <w:t>Overall RMSE</w:t>
             </w:r>
@@ -5685,9 +5521,9 @@
           <w:p>
             <w:r>
               <w:rPr>
-                <w:sz w:val="17"/>
-              </w:rPr>
-              <w:t>13.46 dB (solved RX) / 12.08 dB (all RX incl. NaN)</w:t>
+                <w:sz w:val="16"/>
+              </w:rPr>
+              <w:t>13.46 dB</w:t>
             </w:r>
           </w:p>
         </w:tc>
@@ -5700,9 +5536,9 @@
           <w:p>
             <w:r>
               <w:rPr>
-                <w:sz w:val="17"/>
-              </w:rPr>
-              <w:t>Best single band</w:t>
+                <w:sz w:val="16"/>
+              </w:rPr>
+              <w:t>Peak R²</w:t>
             </w:r>
           </w:p>
         </w:tc>
@@ -5713,9 +5549,9 @@
           <w:p>
             <w:r>
               <w:rPr>
-                <w:sz w:val="17"/>
-              </w:rPr>
-              <w:t>500–750 m — RMSE = 5.6 dB, Bias = +1.3 dB</w:t>
+                <w:sz w:val="16"/>
+              </w:rPr>
+              <w:t>+0.71 (within 1 km)</w:t>
             </w:r>
           </w:p>
         </w:tc>
@@ -5728,9 +5564,9 @@
           <w:p>
             <w:r>
               <w:rPr>
-                <w:sz w:val="17"/>
-              </w:rPr>
-              <w:t>R² (DEM)</w:t>
+                <w:sz w:val="16"/>
+              </w:rPr>
+              <w:t>Best single-band RMSE</w:t>
             </w:r>
           </w:p>
         </w:tc>
@@ -5741,9 +5577,9 @@
           <w:p>
             <w:r>
               <w:rPr>
-                <w:sz w:val="17"/>
-              </w:rPr>
-              <w:t>+0.120</w:t>
+                <w:sz w:val="16"/>
+              </w:rPr>
+              <w:t>5.6 dB (500–750 m)</w:t>
             </w:r>
           </w:p>
         </w:tc>
@@ -5756,9 +5592,9 @@
           <w:p>
             <w:r>
               <w:rPr>
-                <w:sz w:val="17"/>
-              </w:rPr>
-              <w:t>R² improvement vs flat</w:t>
+                <w:sz w:val="16"/>
+              </w:rPr>
+              <w:t>R² vs flat terrain</w:t>
             </w:r>
           </w:p>
         </w:tc>
@@ -5769,9 +5605,9 @@
           <w:p>
             <w:r>
               <w:rPr>
-                <w:sz w:val="17"/>
-              </w:rPr>
-              <w:t>+0.637 (from −0.517 to +0.120)</w:t>
+                <w:sz w:val="16"/>
+              </w:rPr>
+              <w:t>+0.637 improvement</w:t>
             </w:r>
           </w:p>
         </w:tc>
@@ -5784,7 +5620,7 @@
           <w:p>
             <w:r>
               <w:rPr>
-                <w:sz w:val="17"/>
+                <w:sz w:val="16"/>
               </w:rPr>
               <w:t>Ray coverage</w:t>
             </w:r>
@@ -5797,9 +5633,9 @@
           <w:p>
             <w:r>
               <w:rPr>
-                <w:sz w:val="17"/>
-              </w:rPr>
-              <w:t>1 023 / 1 200 receivers (85.2%)</w:t>
+                <w:sz w:val="16"/>
+              </w:rPr>
+              <w:t>85.2%  (1 023/1 200)</w:t>
             </w:r>
           </w:p>
         </w:tc>
@@ -5812,9 +5648,9 @@
           <w:p>
             <w:r>
               <w:rPr>
-                <w:sz w:val="17"/>
-              </w:rPr>
-              <w:t>Dominant mechanism</w:t>
+                <w:sz w:val="16"/>
+              </w:rPr>
+              <w:t>Dominant mechanisms</w:t>
             </w:r>
           </w:p>
         </w:tc>
@@ -5825,9 +5661,37 @@
           <w:p>
             <w:r>
               <w:rPr>
-                <w:sz w:val="17"/>
+                <w:sz w:val="16"/>
               </w:rPr>
               <w:t>Diffraction 54% + multi-reflection 44%</w:t>
+            </w:r>
+          </w:p>
+        </w:tc>
+      </w:tr>
+      <w:tr>
+        <w:tc>
+          <w:tcPr>
+            <w:tcW w:type="dxa" w:w="4703"/>
+          </w:tcPr>
+          <w:p>
+            <w:r>
+              <w:rPr>
+                <w:sz w:val="16"/>
+              </w:rPr>
+              <w:t>Scattering essential?</w:t>
+            </w:r>
+          </w:p>
+        </w:tc>
+        <w:tc>
+          <w:tcPr>
+            <w:tcW w:type="dxa" w:w="4703"/>
+          </w:tcPr>
+          <w:p>
+            <w:r>
+              <w:rPr>
+                <w:sz w:val="16"/>
+              </w:rPr>
+              <w:t>Yes — RMSE doubles without scatter beyond 500 m</w:t>
             </w:r>
           </w:p>
         </w:tc>
@@ -5835,7 +5699,11 @@
     </w:tbl>
     <w:p>
       <w:r>
-        <w:t>The DEM terrain simulation provides measurably better path loss prediction than flat terrain at 915 MHz (R² = +0.120 vs −0.517). The simulation is most accurate at 500 m – 1 km (RMSE 5.6–10.4 dB). Long-range performance (3 km+) is also strong (RMSE 9.6 dB). The main remaining limitation is systematic path loss overestimation at 1.5–3 km (Bias −10 to −11 dB), a candidate for improvement by increasing MAX_DEPTH or adding road surfaces for additional diffuse scattering.</w:t>
+        <w:rPr>
+          <w:sz w:val="20"/>
+        </w:rPr>
+        <w:br/>
+        <w:t>The DEM terrain simulation provides measurably better path loss prediction than flat terrain. Within 1 km, R² reaches +0.71. Scattering is essential beyond 500 m. The main remaining limitation is systematic path loss overestimation at 1.5–3 km (bias −8 to −11 dB), addressable by increasing MAX_DEPTH or testing lower scatter coefficients.</w:t>
       </w:r>
     </w:p>
     <w:p/>
@@ -5845,7 +5713,7 @@
           <w:color w:val="888888"/>
           <w:sz w:val="16"/>
         </w:rPr>
-        <w:t>Generated by Sionna RT 2.0 — Anthropic Claude Code assistant</w:t>
+        <w:t>Sionna RT 2.0 — Nottingham Ofcom 2018, 915.95 MHz — Branch: claude/cool-cori-rrWbY</w:t>
       </w:r>
     </w:p>
     <w:sectPr>
